--- a/Swapnil_ProjectReport.docx
+++ b/Swapnil_ProjectReport.docx
@@ -4,29 +4,235 @@
   <w:body>
     <w:p>
       <w:pPr>
-        <w:spacing w:after="40"/>
+        <w:spacing w:before="0" w:after="40"/>
+        <w:jc w:val="center"/>
       </w:pPr>
       <w:r>
         <w:rPr>
           <w:rFonts w:ascii="Arial" w:hAnsi="Arial"/>
           <w:b/>
-          <w:color w:val="0F172A"/>
-          <w:sz w:val="44"/>
+          <w:color w:val="B45309"/>
+          <w:sz w:val="24"/>
         </w:rPr>
-        <w:t>🛡️ CYBERPULSE — PROJECT REPORT</w:t>
+        <w:t>MARATHA VIDYA PRASARAK SAMAJ'S</w:t>
+        <w:br/>
+      </w:r>
+      <w:r>
+        <w:rPr>
+          <w:rFonts w:ascii="Arial" w:hAnsi="Arial"/>
+          <w:b/>
+          <w:color w:val="1E3A8A"/>
+          <w:sz w:val="30"/>
+        </w:rPr>
+        <w:t>Karmaveer Adv. Baburao Ganpatrao Thakare</w:t>
+        <w:br/>
+        <w:t xml:space="preserve">College of Engineering </w:t>
+      </w:r>
+      <w:r>
+        <w:rPr>
+          <w:rFonts w:ascii="Arial" w:hAnsi="Arial"/>
+          <w:i/>
+          <w:color w:val="505050"/>
+          <w:sz w:val="21"/>
+        </w:rPr>
+        <w:t>(An Autonomous Institute)</w:t>
+        <w:br/>
+      </w:r>
+      <w:r>
+        <w:rPr>
+          <w:rFonts w:ascii="Arial" w:hAnsi="Arial"/>
+          <w:color w:val="505050"/>
+          <w:sz w:val="17"/>
+        </w:rPr>
+        <w:t>Permanently Affiliated to Savitribai Phule Pune University | Accredited by NAAC with 'A++' Grade</w:t>
+        <w:br/>
       </w:r>
     </w:p>
     <w:p>
       <w:pPr>
-        <w:spacing w:after="280"/>
+        <w:spacing w:after="720"/>
+      </w:pPr>
+    </w:p>
+    <w:p>
+      <w:pPr>
+        <w:spacing w:after="480"/>
+        <w:jc w:val="center"/>
       </w:pPr>
       <w:r>
         <w:rPr>
           <w:rFonts w:ascii="Arial" w:hAnsi="Arial"/>
-          <w:color w:val="0284C7"/>
-          <w:sz w:val="22"/>
+          <w:b/>
+          <w:color w:val="000000"/>
+          <w:sz w:val="28"/>
         </w:rPr>
-        <w:t>Autonomous Multi-Source Cyber Threat Intelligence &amp; SOC Incident Containment Engine</w:t>
+        <w:t>IBM SKILLSBUILD / BOOTCAMP CAPSTONE PROJECT</w:t>
+        <w:br/>
+        <w:t>PROJECT REPORT</w:t>
+      </w:r>
+    </w:p>
+    <w:p>
+      <w:pPr>
+        <w:spacing w:after="80"/>
+        <w:jc w:val="center"/>
+      </w:pPr>
+      <w:r>
+        <w:rPr>
+          <w:rFonts w:ascii="Arial" w:hAnsi="Arial"/>
+          <w:b/>
+          <w:color w:val="000000"/>
+          <w:sz w:val="26"/>
+        </w:rPr>
+        <w:t>TITLE</w:t>
+      </w:r>
+    </w:p>
+    <w:p>
+      <w:pPr>
+        <w:spacing w:after="960"/>
+        <w:jc w:val="center"/>
+      </w:pPr>
+      <w:r>
+        <w:rPr>
+          <w:rFonts w:ascii="Arial" w:hAnsi="Arial"/>
+          <w:b/>
+          <w:color w:val="000000"/>
+          <w:sz w:val="30"/>
+        </w:rPr>
+        <w:t>CYBERPULSE: AN AUTONOMOUS MULTI-SOURCE CYBER THREAT</w:t>
+        <w:br/>
+        <w:t>INTELLIGENCE &amp; SOC INCIDENT CONTAINMENT PLATFORM</w:t>
+      </w:r>
+    </w:p>
+    <w:p>
+      <w:pPr>
+        <w:spacing w:line="300" w:lineRule="auto" w:after="0"/>
+        <w:jc w:val="left"/>
+      </w:pPr>
+      <w:r>
+        <w:rPr>
+          <w:rFonts w:ascii="Arial" w:hAnsi="Arial"/>
+          <w:b/>
+          <w:color w:val="000000"/>
+          <w:sz w:val="21"/>
+        </w:rPr>
+        <w:t xml:space="preserve">SUBMITTED BY: </w:t>
+      </w:r>
+      <w:r>
+        <w:rPr>
+          <w:rFonts w:ascii="Arial" w:hAnsi="Arial"/>
+          <w:color w:val="000000"/>
+          <w:sz w:val="21"/>
+        </w:rPr>
+        <w:t>Swapnil Chunilal Rathod</w:t>
+        <w:br/>
+      </w:r>
+      <w:r>
+        <w:rPr>
+          <w:rFonts w:ascii="Arial" w:hAnsi="Arial"/>
+          <w:b/>
+          <w:color w:val="000000"/>
+          <w:sz w:val="21"/>
+        </w:rPr>
+        <w:t xml:space="preserve">Roll No: </w:t>
+      </w:r>
+      <w:r>
+        <w:rPr>
+          <w:rFonts w:ascii="Arial" w:hAnsi="Arial"/>
+          <w:color w:val="000000"/>
+          <w:sz w:val="21"/>
+        </w:rPr>
+        <w:t>59</w:t>
+        <w:br/>
+      </w:r>
+      <w:r>
+        <w:rPr>
+          <w:rFonts w:ascii="Arial" w:hAnsi="Arial"/>
+          <w:b/>
+          <w:color w:val="000000"/>
+          <w:sz w:val="21"/>
+        </w:rPr>
+        <w:t xml:space="preserve">Class: </w:t>
+      </w:r>
+      <w:r>
+        <w:rPr>
+          <w:rFonts w:ascii="Arial" w:hAnsi="Arial"/>
+          <w:color w:val="000000"/>
+          <w:sz w:val="21"/>
+        </w:rPr>
+        <w:t>T.Y. Computer Engineering</w:t>
+        <w:br/>
+      </w:r>
+      <w:r>
+        <w:rPr>
+          <w:rFonts w:ascii="Arial" w:hAnsi="Arial"/>
+          <w:b/>
+          <w:color w:val="000000"/>
+          <w:sz w:val="21"/>
+        </w:rPr>
+        <w:t xml:space="preserve">Academic Year: </w:t>
+      </w:r>
+      <w:r>
+        <w:rPr>
+          <w:rFonts w:ascii="Arial" w:hAnsi="Arial"/>
+          <w:color w:val="000000"/>
+          <w:sz w:val="21"/>
+        </w:rPr>
+        <w:t>2026 – 2027</w:t>
+        <w:br/>
+      </w:r>
+      <w:r>
+        <w:rPr>
+          <w:rFonts w:ascii="Arial" w:hAnsi="Arial"/>
+          <w:b/>
+          <w:color w:val="000000"/>
+          <w:sz w:val="21"/>
+        </w:rPr>
+        <w:t xml:space="preserve">Evaluation Track: </w:t>
+      </w:r>
+      <w:r>
+        <w:rPr>
+          <w:rFonts w:ascii="Arial" w:hAnsi="Arial"/>
+          <w:color w:val="000000"/>
+          <w:sz w:val="21"/>
+        </w:rPr>
+        <w:t>IBM Bootcamp / Cybersecurity &amp; SOC Engineering</w:t>
+        <w:br/>
+      </w:r>
+      <w:r>
+        <w:rPr>
+          <w:rFonts w:ascii="Arial" w:hAnsi="Arial"/>
+          <w:b/>
+          <w:color w:val="000000"/>
+          <w:sz w:val="21"/>
+        </w:rPr>
+        <w:t xml:space="preserve">DEPARTMENT: </w:t>
+      </w:r>
+      <w:r>
+        <w:rPr>
+          <w:rFonts w:ascii="Arial" w:hAnsi="Arial"/>
+          <w:color w:val="000000"/>
+          <w:sz w:val="21"/>
+        </w:rPr>
+        <w:t>DEPARTMENT OF COMPUTER ENGINEERING</w:t>
+        <w:br/>
+      </w:r>
+    </w:p>
+    <w:p>
+      <w:r>
+        <w:br w:type="page"/>
+      </w:r>
+    </w:p>
+    <w:p>
+      <w:pPr>
+        <w:spacing w:before="0" w:after="240"/>
+      </w:pPr>
+      <w:r>
+        <w:rPr>
+          <w:rFonts w:ascii="Arial" w:hAnsi="Arial"/>
+          <w:b/>
+          <w:color w:val="000000"/>
+          <w:sz w:val="28"/>
+        </w:rPr>
+        <w:t>TABLE OF CONTENTS</w:t>
       </w:r>
     </w:p>
     <w:tbl>
@@ -36,22 +242,27 @@
         <w:tblLook w:firstColumn="1" w:firstRow="1" w:lastColumn="0" w:lastRow="0" w:noHBand="0" w:noVBand="1" w:val="04A0"/>
       </w:tblPr>
       <w:tblGrid>
-        <w:gridCol w:w="2520"/>
-        <w:gridCol w:w="2520"/>
-        <w:gridCol w:w="2520"/>
-        <w:gridCol w:w="2520"/>
+        <w:gridCol w:w="3120"/>
+        <w:gridCol w:w="3120"/>
+        <w:gridCol w:w="3120"/>
       </w:tblGrid>
       <w:tr>
         <w:tc>
           <w:tcPr>
-            <w:tcW w:type="dxa" w:w="2520"/>
-            <w:shd w:val="clear" w:color="auto" w:fill="F8FAFC"/>
+            <w:tcW w:type="dxa" w:w="3120"/>
+            <w:shd w:val="clear" w:color="auto" w:fill="F1F5F9"/>
             <w:tcMar>
               <w:top w:w="80" w:type="dxa"/>
               <w:bottom w:w="80" w:type="dxa"/>
-              <w:left w:w="120" w:type="dxa"/>
-              <w:right w:w="120" w:type="dxa"/>
+              <w:left w:w="100" w:type="dxa"/>
+              <w:right w:w="100" w:type="dxa"/>
             </w:tcMar>
+            <w:tcBorders>
+              <w:top w:val="single" w:sz="6" w:space="0" w:color="000000"/>
+              <w:left w:val="single" w:sz="4" w:space="0" w:color="CBD5E1"/>
+              <w:bottom w:val="single" w:sz="6" w:space="0" w:color="000000"/>
+              <w:right w:val="single" w:sz="4" w:space="0" w:color="CBD5E1"/>
+            </w:tcBorders>
           </w:tcPr>
           <w:p>
             <w:pPr>
@@ -61,49 +272,29 @@
               <w:rPr>
                 <w:rFonts w:ascii="Arial" w:hAnsi="Arial"/>
                 <w:b/>
-                <w:color w:val="0F172A"/>
-                <w:sz w:val="17"/>
+                <w:color w:val="000000"/>
+                <w:sz w:val="19"/>
               </w:rPr>
-              <w:t>Candidate Name</w:t>
+              <w:t>Section</w:t>
             </w:r>
           </w:p>
         </w:tc>
         <w:tc>
           <w:tcPr>
-            <w:tcW w:type="dxa" w:w="2520"/>
-            <w:shd w:val="clear" w:color="auto" w:fill="FFFFFF"/>
+            <w:tcW w:type="dxa" w:w="3120"/>
+            <w:shd w:val="clear" w:color="auto" w:fill="F1F5F9"/>
             <w:tcMar>
               <w:top w:w="80" w:type="dxa"/>
               <w:bottom w:w="80" w:type="dxa"/>
-              <w:left w:w="120" w:type="dxa"/>
-              <w:right w:w="120" w:type="dxa"/>
+              <w:left w:w="100" w:type="dxa"/>
+              <w:right w:w="100" w:type="dxa"/>
             </w:tcMar>
-          </w:tcPr>
-          <w:p>
-            <w:pPr>
-              <w:spacing w:after="0"/>
-            </w:pPr>
-            <w:r>
-              <w:rPr>
-                <w:rFonts w:ascii="Arial" w:hAnsi="Arial"/>
-                <w:b w:val="0"/>
-                <w:color w:val="1E293B"/>
-                <w:sz w:val="17"/>
-              </w:rPr>
-              <w:t>Swapnil Rathod</w:t>
-            </w:r>
-          </w:p>
-        </w:tc>
-        <w:tc>
-          <w:tcPr>
-            <w:tcW w:type="dxa" w:w="2520"/>
-            <w:shd w:val="clear" w:color="auto" w:fill="F8FAFC"/>
-            <w:tcMar>
-              <w:top w:w="80" w:type="dxa"/>
-              <w:bottom w:w="80" w:type="dxa"/>
-              <w:left w:w="120" w:type="dxa"/>
-              <w:right w:w="120" w:type="dxa"/>
-            </w:tcMar>
+            <w:tcBorders>
+              <w:top w:val="single" w:sz="6" w:space="0" w:color="000000"/>
+              <w:left w:val="single" w:sz="4" w:space="0" w:color="CBD5E1"/>
+              <w:bottom w:val="single" w:sz="6" w:space="0" w:color="000000"/>
+              <w:right w:val="single" w:sz="4" w:space="0" w:color="CBD5E1"/>
+            </w:tcBorders>
           </w:tcPr>
           <w:p>
             <w:pPr>
@@ -113,51 +304,29 @@
               <w:rPr>
                 <w:rFonts w:ascii="Arial" w:hAnsi="Arial"/>
                 <w:b/>
-                <w:color w:val="0F172A"/>
-                <w:sz w:val="17"/>
+                <w:color w:val="000000"/>
+                <w:sz w:val="19"/>
               </w:rPr>
-              <w:t>Evaluation Track</w:t>
+              <w:t>Title of Section</w:t>
             </w:r>
           </w:p>
         </w:tc>
         <w:tc>
           <w:tcPr>
-            <w:tcW w:type="dxa" w:w="2520"/>
-            <w:shd w:val="clear" w:color="auto" w:fill="FFFFFF"/>
+            <w:tcW w:type="dxa" w:w="3120"/>
+            <w:shd w:val="clear" w:color="auto" w:fill="F1F5F9"/>
             <w:tcMar>
               <w:top w:w="80" w:type="dxa"/>
               <w:bottom w:w="80" w:type="dxa"/>
-              <w:left w:w="120" w:type="dxa"/>
-              <w:right w:w="120" w:type="dxa"/>
+              <w:left w:w="100" w:type="dxa"/>
+              <w:right w:w="100" w:type="dxa"/>
             </w:tcMar>
-          </w:tcPr>
-          <w:p>
-            <w:pPr>
-              <w:spacing w:after="0"/>
-            </w:pPr>
-            <w:r>
-              <w:rPr>
-                <w:rFonts w:ascii="Arial" w:hAnsi="Arial"/>
-                <w:b w:val="0"/>
-                <w:color w:val="1E293B"/>
-                <w:sz w:val="17"/>
-              </w:rPr>
-              <w:t>IBM Bootcamp / Cybersecurity SOC</w:t>
-            </w:r>
-          </w:p>
-        </w:tc>
-      </w:tr>
-      <w:tr>
-        <w:tc>
-          <w:tcPr>
-            <w:tcW w:type="dxa" w:w="2520"/>
-            <w:shd w:val="clear" w:color="auto" w:fill="F8FAFC"/>
-            <w:tcMar>
-              <w:top w:w="80" w:type="dxa"/>
-              <w:bottom w:w="80" w:type="dxa"/>
-              <w:left w:w="120" w:type="dxa"/>
-              <w:right w:w="120" w:type="dxa"/>
-            </w:tcMar>
+            <w:tcBorders>
+              <w:top w:val="single" w:sz="6" w:space="0" w:color="000000"/>
+              <w:left w:val="single" w:sz="4" w:space="0" w:color="CBD5E1"/>
+              <w:bottom w:val="single" w:sz="6" w:space="0" w:color="000000"/>
+              <w:right w:val="single" w:sz="4" w:space="0" w:color="CBD5E1"/>
+            </w:tcBorders>
           </w:tcPr>
           <w:p>
             <w:pPr>
@@ -167,49 +336,30 @@
               <w:rPr>
                 <w:rFonts w:ascii="Arial" w:hAnsi="Arial"/>
                 <w:b/>
-                <w:color w:val="0F172A"/>
-                <w:sz w:val="17"/>
+                <w:color w:val="000000"/>
+                <w:sz w:val="19"/>
               </w:rPr>
-              <w:t>Project Title</w:t>
+              <w:t>Page No.</w:t>
             </w:r>
           </w:p>
         </w:tc>
+      </w:tr>
+      <w:tr>
         <w:tc>
           <w:tcPr>
-            <w:tcW w:type="dxa" w:w="2520"/>
-            <w:shd w:val="clear" w:color="auto" w:fill="FFFFFF"/>
+            <w:tcW w:type="dxa" w:w="3120"/>
             <w:tcMar>
-              <w:top w:w="80" w:type="dxa"/>
-              <w:bottom w:w="80" w:type="dxa"/>
-              <w:left w:w="120" w:type="dxa"/>
-              <w:right w:w="120" w:type="dxa"/>
+              <w:top w:w="60" w:type="dxa"/>
+              <w:bottom w:w="60" w:type="dxa"/>
+              <w:left w:w="100" w:type="dxa"/>
+              <w:right w:w="100" w:type="dxa"/>
             </w:tcMar>
-          </w:tcPr>
-          <w:p>
-            <w:pPr>
-              <w:spacing w:after="0"/>
-            </w:pPr>
-            <w:r>
-              <w:rPr>
-                <w:rFonts w:ascii="Arial" w:hAnsi="Arial"/>
-                <w:b w:val="0"/>
-                <w:color w:val="1E293B"/>
-                <w:sz w:val="17"/>
-              </w:rPr>
-              <w:t>CyberPulse Threat Intelligence</w:t>
-            </w:r>
-          </w:p>
-        </w:tc>
-        <w:tc>
-          <w:tcPr>
-            <w:tcW w:type="dxa" w:w="2520"/>
-            <w:shd w:val="clear" w:color="auto" w:fill="F8FAFC"/>
-            <w:tcMar>
-              <w:top w:w="80" w:type="dxa"/>
-              <w:bottom w:w="80" w:type="dxa"/>
-              <w:left w:w="120" w:type="dxa"/>
-              <w:right w:w="120" w:type="dxa"/>
-            </w:tcMar>
+            <w:tcBorders>
+              <w:top w:val="single" w:sz="2" w:space="0" w:color="E2E8F0"/>
+              <w:left w:val="single" w:sz="2" w:space="0" w:color="E2E8F0"/>
+              <w:bottom w:val="single" w:sz="2" w:space="0" w:color="E2E8F0"/>
+              <w:right w:val="single" w:sz="2" w:space="0" w:color="E2E8F0"/>
+            </w:tcBorders>
           </w:tcPr>
           <w:p>
             <w:pPr>
@@ -219,23 +369,28 @@
               <w:rPr>
                 <w:rFonts w:ascii="Arial" w:hAnsi="Arial"/>
                 <w:b/>
-                <w:color w:val="0F172A"/>
-                <w:sz w:val="17"/>
+                <w:color w:val="000000"/>
+                <w:sz w:val="18"/>
               </w:rPr>
-              <w:t>Verification Status</w:t>
+              <w:t>--</w:t>
             </w:r>
           </w:p>
         </w:tc>
         <w:tc>
           <w:tcPr>
-            <w:tcW w:type="dxa" w:w="2520"/>
-            <w:shd w:val="clear" w:color="auto" w:fill="FFFFFF"/>
+            <w:tcW w:type="dxa" w:w="3120"/>
             <w:tcMar>
-              <w:top w:w="80" w:type="dxa"/>
-              <w:bottom w:w="80" w:type="dxa"/>
-              <w:left w:w="120" w:type="dxa"/>
-              <w:right w:w="120" w:type="dxa"/>
+              <w:top w:w="60" w:type="dxa"/>
+              <w:bottom w:w="60" w:type="dxa"/>
+              <w:left w:w="100" w:type="dxa"/>
+              <w:right w:w="100" w:type="dxa"/>
             </w:tcMar>
+            <w:tcBorders>
+              <w:top w:val="single" w:sz="2" w:space="0" w:color="E2E8F0"/>
+              <w:left w:val="single" w:sz="2" w:space="0" w:color="E2E8F0"/>
+              <w:bottom w:val="single" w:sz="2" w:space="0" w:color="E2E8F0"/>
+              <w:right w:val="single" w:sz="2" w:space="0" w:color="E2E8F0"/>
+            </w:tcBorders>
           </w:tcPr>
           <w:p>
             <w:pPr>
@@ -244,11 +399,41 @@
             <w:r>
               <w:rPr>
                 <w:rFonts w:ascii="Arial" w:hAnsi="Arial"/>
-                <w:b w:val="0"/>
-                <w:color w:val="1E293B"/>
-                <w:sz w:val="17"/>
+                <w:color w:val="000000"/>
+                <w:sz w:val="18"/>
               </w:rPr>
-              <w:t>187 / 187 Tests Passed (100%)</w:t>
+              <w:t>Title Page</w:t>
+            </w:r>
+          </w:p>
+        </w:tc>
+        <w:tc>
+          <w:tcPr>
+            <w:tcW w:type="dxa" w:w="3120"/>
+            <w:tcMar>
+              <w:top w:w="60" w:type="dxa"/>
+              <w:bottom w:w="60" w:type="dxa"/>
+              <w:left w:w="100" w:type="dxa"/>
+              <w:right w:w="100" w:type="dxa"/>
+            </w:tcMar>
+            <w:tcBorders>
+              <w:top w:val="single" w:sz="2" w:space="0" w:color="E2E8F0"/>
+              <w:left w:val="single" w:sz="2" w:space="0" w:color="E2E8F0"/>
+              <w:bottom w:val="single" w:sz="2" w:space="0" w:color="E2E8F0"/>
+              <w:right w:val="single" w:sz="2" w:space="0" w:color="E2E8F0"/>
+            </w:tcBorders>
+          </w:tcPr>
+          <w:p>
+            <w:pPr>
+              <w:spacing w:after="0"/>
+              <w:jc w:val="right"/>
+            </w:pPr>
+            <w:r>
+              <w:rPr>
+                <w:rFonts w:ascii="Arial" w:hAnsi="Arial"/>
+                <w:color w:val="000000"/>
+                <w:sz w:val="18"/>
+              </w:rPr>
+              <w:t>1</w:t>
             </w:r>
           </w:p>
         </w:tc>
@@ -256,14 +441,19 @@
       <w:tr>
         <w:tc>
           <w:tcPr>
-            <w:tcW w:type="dxa" w:w="2520"/>
-            <w:shd w:val="clear" w:color="auto" w:fill="F8FAFC"/>
+            <w:tcW w:type="dxa" w:w="3120"/>
             <w:tcMar>
-              <w:top w:w="80" w:type="dxa"/>
-              <w:bottom w:w="80" w:type="dxa"/>
-              <w:left w:w="120" w:type="dxa"/>
-              <w:right w:w="120" w:type="dxa"/>
+              <w:top w:w="60" w:type="dxa"/>
+              <w:bottom w:w="60" w:type="dxa"/>
+              <w:left w:w="100" w:type="dxa"/>
+              <w:right w:w="100" w:type="dxa"/>
             </w:tcMar>
+            <w:tcBorders>
+              <w:top w:val="single" w:sz="2" w:space="0" w:color="E2E8F0"/>
+              <w:left w:val="single" w:sz="2" w:space="0" w:color="E2E8F0"/>
+              <w:bottom w:val="single" w:sz="2" w:space="0" w:color="E2E8F0"/>
+              <w:right w:val="single" w:sz="2" w:space="0" w:color="E2E8F0"/>
+            </w:tcBorders>
           </w:tcPr>
           <w:p>
             <w:pPr>
@@ -273,23 +463,28 @@
               <w:rPr>
                 <w:rFonts w:ascii="Arial" w:hAnsi="Arial"/>
                 <w:b/>
-                <w:color w:val="0F172A"/>
-                <w:sz w:val="17"/>
+                <w:color w:val="000000"/>
+                <w:sz w:val="18"/>
               </w:rPr>
-              <w:t>GitHub Repository</w:t>
+              <w:t>--</w:t>
             </w:r>
           </w:p>
         </w:tc>
         <w:tc>
           <w:tcPr>
-            <w:tcW w:type="dxa" w:w="2520"/>
-            <w:shd w:val="clear" w:color="auto" w:fill="FFFFFF"/>
+            <w:tcW w:type="dxa" w:w="3120"/>
             <w:tcMar>
-              <w:top w:w="80" w:type="dxa"/>
-              <w:bottom w:w="80" w:type="dxa"/>
-              <w:left w:w="120" w:type="dxa"/>
-              <w:right w:w="120" w:type="dxa"/>
+              <w:top w:w="60" w:type="dxa"/>
+              <w:bottom w:w="60" w:type="dxa"/>
+              <w:left w:w="100" w:type="dxa"/>
+              <w:right w:w="100" w:type="dxa"/>
             </w:tcMar>
+            <w:tcBorders>
+              <w:top w:val="single" w:sz="2" w:space="0" w:color="E2E8F0"/>
+              <w:left w:val="single" w:sz="2" w:space="0" w:color="E2E8F0"/>
+              <w:bottom w:val="single" w:sz="2" w:space="0" w:color="E2E8F0"/>
+              <w:right w:val="single" w:sz="2" w:space="0" w:color="E2E8F0"/>
+            </w:tcBorders>
           </w:tcPr>
           <w:p>
             <w:pPr>
@@ -298,24 +493,61 @@
             <w:r>
               <w:rPr>
                 <w:rFonts w:ascii="Arial" w:hAnsi="Arial"/>
-                <w:b w:val="0"/>
-                <w:color w:val="1E293B"/>
-                <w:sz w:val="17"/>
+                <w:color w:val="000000"/>
+                <w:sz w:val="18"/>
               </w:rPr>
-              <w:t>github.com/swapnilrathod07/IBM-bootcamp-project</w:t>
+              <w:t>Table of Contents</w:t>
             </w:r>
           </w:p>
         </w:tc>
         <w:tc>
           <w:tcPr>
-            <w:tcW w:type="dxa" w:w="2520"/>
-            <w:shd w:val="clear" w:color="auto" w:fill="F8FAFC"/>
+            <w:tcW w:type="dxa" w:w="3120"/>
             <w:tcMar>
-              <w:top w:w="80" w:type="dxa"/>
-              <w:bottom w:w="80" w:type="dxa"/>
-              <w:left w:w="120" w:type="dxa"/>
-              <w:right w:w="120" w:type="dxa"/>
+              <w:top w:w="60" w:type="dxa"/>
+              <w:bottom w:w="60" w:type="dxa"/>
+              <w:left w:w="100" w:type="dxa"/>
+              <w:right w:w="100" w:type="dxa"/>
             </w:tcMar>
+            <w:tcBorders>
+              <w:top w:val="single" w:sz="2" w:space="0" w:color="E2E8F0"/>
+              <w:left w:val="single" w:sz="2" w:space="0" w:color="E2E8F0"/>
+              <w:bottom w:val="single" w:sz="2" w:space="0" w:color="E2E8F0"/>
+              <w:right w:val="single" w:sz="2" w:space="0" w:color="E2E8F0"/>
+            </w:tcBorders>
+          </w:tcPr>
+          <w:p>
+            <w:pPr>
+              <w:spacing w:after="0"/>
+              <w:jc w:val="right"/>
+            </w:pPr>
+            <w:r>
+              <w:rPr>
+                <w:rFonts w:ascii="Arial" w:hAnsi="Arial"/>
+                <w:color w:val="000000"/>
+                <w:sz w:val="18"/>
+              </w:rPr>
+              <w:t>2</w:t>
+            </w:r>
+          </w:p>
+        </w:tc>
+      </w:tr>
+      <w:tr>
+        <w:tc>
+          <w:tcPr>
+            <w:tcW w:type="dxa" w:w="3120"/>
+            <w:tcMar>
+              <w:top w:w="60" w:type="dxa"/>
+              <w:bottom w:w="60" w:type="dxa"/>
+              <w:left w:w="100" w:type="dxa"/>
+              <w:right w:w="100" w:type="dxa"/>
+            </w:tcMar>
+            <w:tcBorders>
+              <w:top w:val="single" w:sz="2" w:space="0" w:color="E2E8F0"/>
+              <w:left w:val="single" w:sz="2" w:space="0" w:color="E2E8F0"/>
+              <w:bottom w:val="single" w:sz="2" w:space="0" w:color="E2E8F0"/>
+              <w:right w:val="single" w:sz="2" w:space="0" w:color="E2E8F0"/>
+            </w:tcBorders>
           </w:tcPr>
           <w:p>
             <w:pPr>
@@ -325,23 +557,28 @@
               <w:rPr>
                 <w:rFonts w:ascii="Arial" w:hAnsi="Arial"/>
                 <w:b/>
-                <w:color w:val="0F172A"/>
-                <w:sz w:val="17"/>
+                <w:color w:val="000000"/>
+                <w:sz w:val="18"/>
               </w:rPr>
-              <w:t>Live Deployment</w:t>
+              <w:t>1</w:t>
             </w:r>
           </w:p>
         </w:tc>
         <w:tc>
           <w:tcPr>
-            <w:tcW w:type="dxa" w:w="2520"/>
-            <w:shd w:val="clear" w:color="auto" w:fill="FFFFFF"/>
+            <w:tcW w:type="dxa" w:w="3120"/>
             <w:tcMar>
-              <w:top w:w="80" w:type="dxa"/>
-              <w:bottom w:w="80" w:type="dxa"/>
-              <w:left w:w="120" w:type="dxa"/>
-              <w:right w:w="120" w:type="dxa"/>
+              <w:top w:w="60" w:type="dxa"/>
+              <w:bottom w:w="60" w:type="dxa"/>
+              <w:left w:w="100" w:type="dxa"/>
+              <w:right w:w="100" w:type="dxa"/>
             </w:tcMar>
+            <w:tcBorders>
+              <w:top w:val="single" w:sz="2" w:space="0" w:color="E2E8F0"/>
+              <w:left w:val="single" w:sz="2" w:space="0" w:color="E2E8F0"/>
+              <w:bottom w:val="single" w:sz="2" w:space="0" w:color="E2E8F0"/>
+              <w:right w:val="single" w:sz="2" w:space="0" w:color="E2E8F0"/>
+            </w:tcBorders>
           </w:tcPr>
           <w:p>
             <w:pPr>
@@ -350,11 +587,41 @@
             <w:r>
               <w:rPr>
                 <w:rFonts w:ascii="Arial" w:hAnsi="Arial"/>
-                <w:b w:val="0"/>
-                <w:color w:val="1E293B"/>
-                <w:sz w:val="17"/>
+                <w:color w:val="000000"/>
+                <w:sz w:val="18"/>
               </w:rPr>
-              <w:t>swapnilrathod07.github.io/IBM-bootcamp-project</w:t>
+              <w:t>Title Page &amp; Executive Details</w:t>
+            </w:r>
+          </w:p>
+        </w:tc>
+        <w:tc>
+          <w:tcPr>
+            <w:tcW w:type="dxa" w:w="3120"/>
+            <w:tcMar>
+              <w:top w:w="60" w:type="dxa"/>
+              <w:bottom w:w="60" w:type="dxa"/>
+              <w:left w:w="100" w:type="dxa"/>
+              <w:right w:w="100" w:type="dxa"/>
+            </w:tcMar>
+            <w:tcBorders>
+              <w:top w:val="single" w:sz="2" w:space="0" w:color="E2E8F0"/>
+              <w:left w:val="single" w:sz="2" w:space="0" w:color="E2E8F0"/>
+              <w:bottom w:val="single" w:sz="2" w:space="0" w:color="E2E8F0"/>
+              <w:right w:val="single" w:sz="2" w:space="0" w:color="E2E8F0"/>
+            </w:tcBorders>
+          </w:tcPr>
+          <w:p>
+            <w:pPr>
+              <w:spacing w:after="0"/>
+              <w:jc w:val="right"/>
+            </w:pPr>
+            <w:r>
+              <w:rPr>
+                <w:rFonts w:ascii="Arial" w:hAnsi="Arial"/>
+                <w:color w:val="000000"/>
+                <w:sz w:val="18"/>
+              </w:rPr>
+              <w:t>1</w:t>
             </w:r>
           </w:p>
         </w:tc>
@@ -362,14 +629,19 @@
       <w:tr>
         <w:tc>
           <w:tcPr>
-            <w:tcW w:type="dxa" w:w="2520"/>
-            <w:shd w:val="clear" w:color="auto" w:fill="F8FAFC"/>
+            <w:tcW w:type="dxa" w:w="3120"/>
             <w:tcMar>
-              <w:top w:w="80" w:type="dxa"/>
-              <w:bottom w:w="80" w:type="dxa"/>
-              <w:left w:w="120" w:type="dxa"/>
-              <w:right w:w="120" w:type="dxa"/>
+              <w:top w:w="60" w:type="dxa"/>
+              <w:bottom w:w="60" w:type="dxa"/>
+              <w:left w:w="100" w:type="dxa"/>
+              <w:right w:w="100" w:type="dxa"/>
             </w:tcMar>
+            <w:tcBorders>
+              <w:top w:val="single" w:sz="2" w:space="0" w:color="E2E8F0"/>
+              <w:left w:val="single" w:sz="2" w:space="0" w:color="E2E8F0"/>
+              <w:bottom w:val="single" w:sz="2" w:space="0" w:color="E2E8F0"/>
+              <w:right w:val="single" w:sz="2" w:space="0" w:color="E2E8F0"/>
+            </w:tcBorders>
           </w:tcPr>
           <w:p>
             <w:pPr>
@@ -379,23 +651,28 @@
               <w:rPr>
                 <w:rFonts w:ascii="Arial" w:hAnsi="Arial"/>
                 <w:b/>
-                <w:color w:val="0F172A"/>
-                <w:sz w:val="17"/>
+                <w:color w:val="000000"/>
+                <w:sz w:val="18"/>
               </w:rPr>
-              <w:t>Architecture</w:t>
+              <w:t>2</w:t>
             </w:r>
           </w:p>
         </w:tc>
         <w:tc>
           <w:tcPr>
-            <w:tcW w:type="dxa" w:w="2520"/>
-            <w:shd w:val="clear" w:color="auto" w:fill="FFFFFF"/>
+            <w:tcW w:type="dxa" w:w="3120"/>
             <w:tcMar>
-              <w:top w:w="80" w:type="dxa"/>
-              <w:bottom w:w="80" w:type="dxa"/>
-              <w:left w:w="120" w:type="dxa"/>
-              <w:right w:w="120" w:type="dxa"/>
+              <w:top w:w="60" w:type="dxa"/>
+              <w:bottom w:w="60" w:type="dxa"/>
+              <w:left w:w="100" w:type="dxa"/>
+              <w:right w:w="100" w:type="dxa"/>
             </w:tcMar>
+            <w:tcBorders>
+              <w:top w:val="single" w:sz="2" w:space="0" w:color="E2E8F0"/>
+              <w:left w:val="single" w:sz="2" w:space="0" w:color="E2E8F0"/>
+              <w:bottom w:val="single" w:sz="2" w:space="0" w:color="E2E8F0"/>
+              <w:right w:val="single" w:sz="2" w:space="0" w:color="E2E8F0"/>
+            </w:tcBorders>
           </w:tcPr>
           <w:p>
             <w:pPr>
@@ -404,24 +681,61 @@
             <w:r>
               <w:rPr>
                 <w:rFonts w:ascii="Arial" w:hAnsi="Arial"/>
-                <w:b w:val="0"/>
-                <w:color w:val="1E293B"/>
-                <w:sz w:val="17"/>
+                <w:color w:val="000000"/>
+                <w:sz w:val="18"/>
               </w:rPr>
-              <w:t>Python 3.10+ (Flask, Streamlit) + Web SOC UI</w:t>
+              <w:t>Introduction</w:t>
             </w:r>
           </w:p>
         </w:tc>
         <w:tc>
           <w:tcPr>
-            <w:tcW w:type="dxa" w:w="2520"/>
-            <w:shd w:val="clear" w:color="auto" w:fill="F8FAFC"/>
+            <w:tcW w:type="dxa" w:w="3120"/>
             <w:tcMar>
-              <w:top w:w="80" w:type="dxa"/>
-              <w:bottom w:w="80" w:type="dxa"/>
-              <w:left w:w="120" w:type="dxa"/>
-              <w:right w:w="120" w:type="dxa"/>
+              <w:top w:w="60" w:type="dxa"/>
+              <w:bottom w:w="60" w:type="dxa"/>
+              <w:left w:w="100" w:type="dxa"/>
+              <w:right w:w="100" w:type="dxa"/>
             </w:tcMar>
+            <w:tcBorders>
+              <w:top w:val="single" w:sz="2" w:space="0" w:color="E2E8F0"/>
+              <w:left w:val="single" w:sz="2" w:space="0" w:color="E2E8F0"/>
+              <w:bottom w:val="single" w:sz="2" w:space="0" w:color="E2E8F0"/>
+              <w:right w:val="single" w:sz="2" w:space="0" w:color="E2E8F0"/>
+            </w:tcBorders>
+          </w:tcPr>
+          <w:p>
+            <w:pPr>
+              <w:spacing w:after="0"/>
+              <w:jc w:val="right"/>
+            </w:pPr>
+            <w:r>
+              <w:rPr>
+                <w:rFonts w:ascii="Arial" w:hAnsi="Arial"/>
+                <w:color w:val="000000"/>
+                <w:sz w:val="18"/>
+              </w:rPr>
+              <w:t>3</w:t>
+            </w:r>
+          </w:p>
+        </w:tc>
+      </w:tr>
+      <w:tr>
+        <w:tc>
+          <w:tcPr>
+            <w:tcW w:type="dxa" w:w="3120"/>
+            <w:tcMar>
+              <w:top w:w="60" w:type="dxa"/>
+              <w:bottom w:w="60" w:type="dxa"/>
+              <w:left w:w="100" w:type="dxa"/>
+              <w:right w:w="100" w:type="dxa"/>
+            </w:tcMar>
+            <w:tcBorders>
+              <w:top w:val="single" w:sz="2" w:space="0" w:color="E2E8F0"/>
+              <w:left w:val="single" w:sz="2" w:space="0" w:color="E2E8F0"/>
+              <w:bottom w:val="single" w:sz="2" w:space="0" w:color="E2E8F0"/>
+              <w:right w:val="single" w:sz="2" w:space="0" w:color="E2E8F0"/>
+            </w:tcBorders>
           </w:tcPr>
           <w:p>
             <w:pPr>
@@ -431,23 +745,28 @@
               <w:rPr>
                 <w:rFonts w:ascii="Arial" w:hAnsi="Arial"/>
                 <w:b/>
-                <w:color w:val="0F172A"/>
-                <w:sz w:val="17"/>
+                <w:color w:val="000000"/>
+                <w:sz w:val="18"/>
               </w:rPr>
-              <w:t>License</w:t>
+              <w:t>3</w:t>
             </w:r>
           </w:p>
         </w:tc>
         <w:tc>
           <w:tcPr>
-            <w:tcW w:type="dxa" w:w="2520"/>
-            <w:shd w:val="clear" w:color="auto" w:fill="FFFFFF"/>
+            <w:tcW w:type="dxa" w:w="3120"/>
             <w:tcMar>
-              <w:top w:w="80" w:type="dxa"/>
-              <w:bottom w:w="80" w:type="dxa"/>
-              <w:left w:w="120" w:type="dxa"/>
-              <w:right w:w="120" w:type="dxa"/>
+              <w:top w:w="60" w:type="dxa"/>
+              <w:bottom w:w="60" w:type="dxa"/>
+              <w:left w:w="100" w:type="dxa"/>
+              <w:right w:w="100" w:type="dxa"/>
             </w:tcMar>
+            <w:tcBorders>
+              <w:top w:val="single" w:sz="2" w:space="0" w:color="E2E8F0"/>
+              <w:left w:val="single" w:sz="2" w:space="0" w:color="E2E8F0"/>
+              <w:bottom w:val="single" w:sz="2" w:space="0" w:color="E2E8F0"/>
+              <w:right w:val="single" w:sz="2" w:space="0" w:color="E2E8F0"/>
+            </w:tcBorders>
           </w:tcPr>
           <w:p>
             <w:pPr>
@@ -456,46 +775,1390 @@
             <w:r>
               <w:rPr>
                 <w:rFonts w:ascii="Arial" w:hAnsi="Arial"/>
-                <w:b w:val="0"/>
-                <w:color w:val="1E293B"/>
-                <w:sz w:val="17"/>
+                <w:color w:val="000000"/>
+                <w:sz w:val="18"/>
               </w:rPr>
-              <w:t>MIT Open Source License</w:t>
+              <w:t>Problem Statement</w:t>
+            </w:r>
+          </w:p>
+        </w:tc>
+        <w:tc>
+          <w:tcPr>
+            <w:tcW w:type="dxa" w:w="3120"/>
+            <w:tcMar>
+              <w:top w:w="60" w:type="dxa"/>
+              <w:bottom w:w="60" w:type="dxa"/>
+              <w:left w:w="100" w:type="dxa"/>
+              <w:right w:w="100" w:type="dxa"/>
+            </w:tcMar>
+            <w:tcBorders>
+              <w:top w:val="single" w:sz="2" w:space="0" w:color="E2E8F0"/>
+              <w:left w:val="single" w:sz="2" w:space="0" w:color="E2E8F0"/>
+              <w:bottom w:val="single" w:sz="2" w:space="0" w:color="E2E8F0"/>
+              <w:right w:val="single" w:sz="2" w:space="0" w:color="E2E8F0"/>
+            </w:tcBorders>
+          </w:tcPr>
+          <w:p>
+            <w:pPr>
+              <w:spacing w:after="0"/>
+              <w:jc w:val="right"/>
+            </w:pPr>
+            <w:r>
+              <w:rPr>
+                <w:rFonts w:ascii="Arial" w:hAnsi="Arial"/>
+                <w:color w:val="000000"/>
+                <w:sz w:val="18"/>
+              </w:rPr>
+              <w:t>3</w:t>
+            </w:r>
+          </w:p>
+        </w:tc>
+      </w:tr>
+      <w:tr>
+        <w:tc>
+          <w:tcPr>
+            <w:tcW w:type="dxa" w:w="3120"/>
+            <w:tcMar>
+              <w:top w:w="60" w:type="dxa"/>
+              <w:bottom w:w="60" w:type="dxa"/>
+              <w:left w:w="100" w:type="dxa"/>
+              <w:right w:w="100" w:type="dxa"/>
+            </w:tcMar>
+            <w:tcBorders>
+              <w:top w:val="single" w:sz="2" w:space="0" w:color="E2E8F0"/>
+              <w:left w:val="single" w:sz="2" w:space="0" w:color="E2E8F0"/>
+              <w:bottom w:val="single" w:sz="2" w:space="0" w:color="E2E8F0"/>
+              <w:right w:val="single" w:sz="2" w:space="0" w:color="E2E8F0"/>
+            </w:tcBorders>
+          </w:tcPr>
+          <w:p>
+            <w:pPr>
+              <w:spacing w:after="0"/>
+            </w:pPr>
+            <w:r>
+              <w:rPr>
+                <w:rFonts w:ascii="Arial" w:hAnsi="Arial"/>
+                <w:b/>
+                <w:color w:val="000000"/>
+                <w:sz w:val="18"/>
+              </w:rPr>
+              <w:t>4</w:t>
+            </w:r>
+          </w:p>
+        </w:tc>
+        <w:tc>
+          <w:tcPr>
+            <w:tcW w:type="dxa" w:w="3120"/>
+            <w:tcMar>
+              <w:top w:w="60" w:type="dxa"/>
+              <w:bottom w:w="60" w:type="dxa"/>
+              <w:left w:w="100" w:type="dxa"/>
+              <w:right w:w="100" w:type="dxa"/>
+            </w:tcMar>
+            <w:tcBorders>
+              <w:top w:val="single" w:sz="2" w:space="0" w:color="E2E8F0"/>
+              <w:left w:val="single" w:sz="2" w:space="0" w:color="E2E8F0"/>
+              <w:bottom w:val="single" w:sz="2" w:space="0" w:color="E2E8F0"/>
+              <w:right w:val="single" w:sz="2" w:space="0" w:color="E2E8F0"/>
+            </w:tcBorders>
+          </w:tcPr>
+          <w:p>
+            <w:pPr>
+              <w:spacing w:after="0"/>
+            </w:pPr>
+            <w:r>
+              <w:rPr>
+                <w:rFonts w:ascii="Arial" w:hAnsi="Arial"/>
+                <w:color w:val="000000"/>
+                <w:sz w:val="18"/>
+              </w:rPr>
+              <w:t>Objectives &amp; Scope of the Project</w:t>
+            </w:r>
+          </w:p>
+        </w:tc>
+        <w:tc>
+          <w:tcPr>
+            <w:tcW w:type="dxa" w:w="3120"/>
+            <w:tcMar>
+              <w:top w:w="60" w:type="dxa"/>
+              <w:bottom w:w="60" w:type="dxa"/>
+              <w:left w:w="100" w:type="dxa"/>
+              <w:right w:w="100" w:type="dxa"/>
+            </w:tcMar>
+            <w:tcBorders>
+              <w:top w:val="single" w:sz="2" w:space="0" w:color="E2E8F0"/>
+              <w:left w:val="single" w:sz="2" w:space="0" w:color="E2E8F0"/>
+              <w:bottom w:val="single" w:sz="2" w:space="0" w:color="E2E8F0"/>
+              <w:right w:val="single" w:sz="2" w:space="0" w:color="E2E8F0"/>
+            </w:tcBorders>
+          </w:tcPr>
+          <w:p>
+            <w:pPr>
+              <w:spacing w:after="0"/>
+              <w:jc w:val="right"/>
+            </w:pPr>
+            <w:r>
+              <w:rPr>
+                <w:rFonts w:ascii="Arial" w:hAnsi="Arial"/>
+                <w:color w:val="000000"/>
+                <w:sz w:val="18"/>
+              </w:rPr>
+              <w:t>4</w:t>
+            </w:r>
+          </w:p>
+        </w:tc>
+      </w:tr>
+      <w:tr>
+        <w:tc>
+          <w:tcPr>
+            <w:tcW w:type="dxa" w:w="3120"/>
+            <w:tcMar>
+              <w:top w:w="60" w:type="dxa"/>
+              <w:bottom w:w="60" w:type="dxa"/>
+              <w:left w:w="100" w:type="dxa"/>
+              <w:right w:w="100" w:type="dxa"/>
+            </w:tcMar>
+            <w:tcBorders>
+              <w:top w:val="single" w:sz="2" w:space="0" w:color="E2E8F0"/>
+              <w:left w:val="single" w:sz="2" w:space="0" w:color="E2E8F0"/>
+              <w:bottom w:val="single" w:sz="2" w:space="0" w:color="E2E8F0"/>
+              <w:right w:val="single" w:sz="2" w:space="0" w:color="E2E8F0"/>
+            </w:tcBorders>
+          </w:tcPr>
+          <w:p>
+            <w:pPr>
+              <w:spacing w:after="0"/>
+            </w:pPr>
+            <w:r>
+              <w:rPr>
+                <w:rFonts w:ascii="Arial" w:hAnsi="Arial"/>
+                <w:b/>
+                <w:color w:val="000000"/>
+                <w:sz w:val="18"/>
+              </w:rPr>
+              <w:t>5</w:t>
+            </w:r>
+          </w:p>
+        </w:tc>
+        <w:tc>
+          <w:tcPr>
+            <w:tcW w:type="dxa" w:w="3120"/>
+            <w:tcMar>
+              <w:top w:w="60" w:type="dxa"/>
+              <w:bottom w:w="60" w:type="dxa"/>
+              <w:left w:w="100" w:type="dxa"/>
+              <w:right w:w="100" w:type="dxa"/>
+            </w:tcMar>
+            <w:tcBorders>
+              <w:top w:val="single" w:sz="2" w:space="0" w:color="E2E8F0"/>
+              <w:left w:val="single" w:sz="2" w:space="0" w:color="E2E8F0"/>
+              <w:bottom w:val="single" w:sz="2" w:space="0" w:color="E2E8F0"/>
+              <w:right w:val="single" w:sz="2" w:space="0" w:color="E2E8F0"/>
+            </w:tcBorders>
+          </w:tcPr>
+          <w:p>
+            <w:pPr>
+              <w:spacing w:after="0"/>
+            </w:pPr>
+            <w:r>
+              <w:rPr>
+                <w:rFonts w:ascii="Arial" w:hAnsi="Arial"/>
+                <w:color w:val="000000"/>
+                <w:sz w:val="18"/>
+              </w:rPr>
+              <w:t>Proposed System &amp; 3-Tier Architecture</w:t>
+            </w:r>
+          </w:p>
+        </w:tc>
+        <w:tc>
+          <w:tcPr>
+            <w:tcW w:type="dxa" w:w="3120"/>
+            <w:tcMar>
+              <w:top w:w="60" w:type="dxa"/>
+              <w:bottom w:w="60" w:type="dxa"/>
+              <w:left w:w="100" w:type="dxa"/>
+              <w:right w:w="100" w:type="dxa"/>
+            </w:tcMar>
+            <w:tcBorders>
+              <w:top w:val="single" w:sz="2" w:space="0" w:color="E2E8F0"/>
+              <w:left w:val="single" w:sz="2" w:space="0" w:color="E2E8F0"/>
+              <w:bottom w:val="single" w:sz="2" w:space="0" w:color="E2E8F0"/>
+              <w:right w:val="single" w:sz="2" w:space="0" w:color="E2E8F0"/>
+            </w:tcBorders>
+          </w:tcPr>
+          <w:p>
+            <w:pPr>
+              <w:spacing w:after="0"/>
+              <w:jc w:val="right"/>
+            </w:pPr>
+            <w:r>
+              <w:rPr>
+                <w:rFonts w:ascii="Arial" w:hAnsi="Arial"/>
+                <w:color w:val="000000"/>
+                <w:sz w:val="18"/>
+              </w:rPr>
+              <w:t>4</w:t>
+            </w:r>
+          </w:p>
+        </w:tc>
+      </w:tr>
+      <w:tr>
+        <w:tc>
+          <w:tcPr>
+            <w:tcW w:type="dxa" w:w="3120"/>
+            <w:tcMar>
+              <w:top w:w="60" w:type="dxa"/>
+              <w:bottom w:w="60" w:type="dxa"/>
+              <w:left w:w="100" w:type="dxa"/>
+              <w:right w:w="100" w:type="dxa"/>
+            </w:tcMar>
+            <w:tcBorders>
+              <w:top w:val="single" w:sz="2" w:space="0" w:color="E2E8F0"/>
+              <w:left w:val="single" w:sz="2" w:space="0" w:color="E2E8F0"/>
+              <w:bottom w:val="single" w:sz="2" w:space="0" w:color="E2E8F0"/>
+              <w:right w:val="single" w:sz="2" w:space="0" w:color="E2E8F0"/>
+            </w:tcBorders>
+          </w:tcPr>
+          <w:p>
+            <w:pPr>
+              <w:spacing w:after="0"/>
+            </w:pPr>
+            <w:r>
+              <w:rPr>
+                <w:rFonts w:ascii="Arial" w:hAnsi="Arial"/>
+                <w:b/>
+                <w:color w:val="000000"/>
+                <w:sz w:val="18"/>
+              </w:rPr>
+              <w:t>6</w:t>
+            </w:r>
+          </w:p>
+        </w:tc>
+        <w:tc>
+          <w:tcPr>
+            <w:tcW w:type="dxa" w:w="3120"/>
+            <w:tcMar>
+              <w:top w:w="60" w:type="dxa"/>
+              <w:bottom w:w="60" w:type="dxa"/>
+              <w:left w:w="100" w:type="dxa"/>
+              <w:right w:w="100" w:type="dxa"/>
+            </w:tcMar>
+            <w:tcBorders>
+              <w:top w:val="single" w:sz="2" w:space="0" w:color="E2E8F0"/>
+              <w:left w:val="single" w:sz="2" w:space="0" w:color="E2E8F0"/>
+              <w:bottom w:val="single" w:sz="2" w:space="0" w:color="E2E8F0"/>
+              <w:right w:val="single" w:sz="2" w:space="0" w:color="E2E8F0"/>
+            </w:tcBorders>
+          </w:tcPr>
+          <w:p>
+            <w:pPr>
+              <w:spacing w:after="0"/>
+            </w:pPr>
+            <w:r>
+              <w:rPr>
+                <w:rFonts w:ascii="Arial" w:hAnsi="Arial"/>
+                <w:color w:val="000000"/>
+                <w:sz w:val="18"/>
+              </w:rPr>
+              <w:t>Hardware &amp; Software Requirements</w:t>
+            </w:r>
+          </w:p>
+        </w:tc>
+        <w:tc>
+          <w:tcPr>
+            <w:tcW w:type="dxa" w:w="3120"/>
+            <w:tcMar>
+              <w:top w:w="60" w:type="dxa"/>
+              <w:bottom w:w="60" w:type="dxa"/>
+              <w:left w:w="100" w:type="dxa"/>
+              <w:right w:w="100" w:type="dxa"/>
+            </w:tcMar>
+            <w:tcBorders>
+              <w:top w:val="single" w:sz="2" w:space="0" w:color="E2E8F0"/>
+              <w:left w:val="single" w:sz="2" w:space="0" w:color="E2E8F0"/>
+              <w:bottom w:val="single" w:sz="2" w:space="0" w:color="E2E8F0"/>
+              <w:right w:val="single" w:sz="2" w:space="0" w:color="E2E8F0"/>
+            </w:tcBorders>
+          </w:tcPr>
+          <w:p>
+            <w:pPr>
+              <w:spacing w:after="0"/>
+              <w:jc w:val="right"/>
+            </w:pPr>
+            <w:r>
+              <w:rPr>
+                <w:rFonts w:ascii="Arial" w:hAnsi="Arial"/>
+                <w:color w:val="000000"/>
+                <w:sz w:val="18"/>
+              </w:rPr>
+              <w:t>5</w:t>
+            </w:r>
+          </w:p>
+        </w:tc>
+      </w:tr>
+      <w:tr>
+        <w:tc>
+          <w:tcPr>
+            <w:tcW w:type="dxa" w:w="3120"/>
+            <w:tcMar>
+              <w:top w:w="60" w:type="dxa"/>
+              <w:bottom w:w="60" w:type="dxa"/>
+              <w:left w:w="100" w:type="dxa"/>
+              <w:right w:w="100" w:type="dxa"/>
+            </w:tcMar>
+            <w:tcBorders>
+              <w:top w:val="single" w:sz="2" w:space="0" w:color="E2E8F0"/>
+              <w:left w:val="single" w:sz="2" w:space="0" w:color="E2E8F0"/>
+              <w:bottom w:val="single" w:sz="2" w:space="0" w:color="E2E8F0"/>
+              <w:right w:val="single" w:sz="2" w:space="0" w:color="E2E8F0"/>
+            </w:tcBorders>
+          </w:tcPr>
+          <w:p>
+            <w:pPr>
+              <w:spacing w:after="0"/>
+            </w:pPr>
+            <w:r>
+              <w:rPr>
+                <w:rFonts w:ascii="Arial" w:hAnsi="Arial"/>
+                <w:b/>
+                <w:color w:val="000000"/>
+                <w:sz w:val="18"/>
+              </w:rPr>
+              <w:t>7</w:t>
+            </w:r>
+          </w:p>
+        </w:tc>
+        <w:tc>
+          <w:tcPr>
+            <w:tcW w:type="dxa" w:w="3120"/>
+            <w:tcMar>
+              <w:top w:w="60" w:type="dxa"/>
+              <w:bottom w:w="60" w:type="dxa"/>
+              <w:left w:w="100" w:type="dxa"/>
+              <w:right w:w="100" w:type="dxa"/>
+            </w:tcMar>
+            <w:tcBorders>
+              <w:top w:val="single" w:sz="2" w:space="0" w:color="E2E8F0"/>
+              <w:left w:val="single" w:sz="2" w:space="0" w:color="E2E8F0"/>
+              <w:bottom w:val="single" w:sz="2" w:space="0" w:color="E2E8F0"/>
+              <w:right w:val="single" w:sz="2" w:space="0" w:color="E2E8F0"/>
+            </w:tcBorders>
+          </w:tcPr>
+          <w:p>
+            <w:pPr>
+              <w:spacing w:after="0"/>
+            </w:pPr>
+            <w:r>
+              <w:rPr>
+                <w:rFonts w:ascii="Arial" w:hAnsi="Arial"/>
+                <w:color w:val="000000"/>
+                <w:sz w:val="18"/>
+              </w:rPr>
+              <w:t>Core Security Modules &amp; Implementation</w:t>
+            </w:r>
+          </w:p>
+        </w:tc>
+        <w:tc>
+          <w:tcPr>
+            <w:tcW w:type="dxa" w:w="3120"/>
+            <w:tcMar>
+              <w:top w:w="60" w:type="dxa"/>
+              <w:bottom w:w="60" w:type="dxa"/>
+              <w:left w:w="100" w:type="dxa"/>
+              <w:right w:w="100" w:type="dxa"/>
+            </w:tcMar>
+            <w:tcBorders>
+              <w:top w:val="single" w:sz="2" w:space="0" w:color="E2E8F0"/>
+              <w:left w:val="single" w:sz="2" w:space="0" w:color="E2E8F0"/>
+              <w:bottom w:val="single" w:sz="2" w:space="0" w:color="E2E8F0"/>
+              <w:right w:val="single" w:sz="2" w:space="0" w:color="E2E8F0"/>
+            </w:tcBorders>
+          </w:tcPr>
+          <w:p>
+            <w:pPr>
+              <w:spacing w:after="0"/>
+              <w:jc w:val="right"/>
+            </w:pPr>
+            <w:r>
+              <w:rPr>
+                <w:rFonts w:ascii="Arial" w:hAnsi="Arial"/>
+                <w:color w:val="000000"/>
+                <w:sz w:val="18"/>
+              </w:rPr>
+              <w:t>6</w:t>
+            </w:r>
+          </w:p>
+        </w:tc>
+      </w:tr>
+      <w:tr>
+        <w:tc>
+          <w:tcPr>
+            <w:tcW w:type="dxa" w:w="3120"/>
+            <w:tcMar>
+              <w:top w:w="60" w:type="dxa"/>
+              <w:bottom w:w="60" w:type="dxa"/>
+              <w:left w:w="100" w:type="dxa"/>
+              <w:right w:w="100" w:type="dxa"/>
+            </w:tcMar>
+            <w:tcBorders>
+              <w:top w:val="single" w:sz="2" w:space="0" w:color="E2E8F0"/>
+              <w:left w:val="single" w:sz="2" w:space="0" w:color="E2E8F0"/>
+              <w:bottom w:val="single" w:sz="2" w:space="0" w:color="E2E8F0"/>
+              <w:right w:val="single" w:sz="2" w:space="0" w:color="E2E8F0"/>
+            </w:tcBorders>
+          </w:tcPr>
+          <w:p>
+            <w:pPr>
+              <w:spacing w:after="0"/>
+            </w:pPr>
+            <w:r>
+              <w:rPr>
+                <w:rFonts w:ascii="Arial" w:hAnsi="Arial"/>
+                <w:b/>
+                <w:color w:val="000000"/>
+                <w:sz w:val="18"/>
+              </w:rPr>
+              <w:t>8</w:t>
+            </w:r>
+          </w:p>
+        </w:tc>
+        <w:tc>
+          <w:tcPr>
+            <w:tcW w:type="dxa" w:w="3120"/>
+            <w:tcMar>
+              <w:top w:w="60" w:type="dxa"/>
+              <w:bottom w:w="60" w:type="dxa"/>
+              <w:left w:w="100" w:type="dxa"/>
+              <w:right w:w="100" w:type="dxa"/>
+            </w:tcMar>
+            <w:tcBorders>
+              <w:top w:val="single" w:sz="2" w:space="0" w:color="E2E8F0"/>
+              <w:left w:val="single" w:sz="2" w:space="0" w:color="E2E8F0"/>
+              <w:bottom w:val="single" w:sz="2" w:space="0" w:color="E2E8F0"/>
+              <w:right w:val="single" w:sz="2" w:space="0" w:color="E2E8F0"/>
+            </w:tcBorders>
+          </w:tcPr>
+          <w:p>
+            <w:pPr>
+              <w:spacing w:after="0"/>
+            </w:pPr>
+            <w:r>
+              <w:rPr>
+                <w:rFonts w:ascii="Arial" w:hAnsi="Arial"/>
+                <w:color w:val="000000"/>
+                <w:sz w:val="18"/>
+              </w:rPr>
+              <w:t>Threat Datasets &amp; Intelligence Feeds</w:t>
+            </w:r>
+          </w:p>
+        </w:tc>
+        <w:tc>
+          <w:tcPr>
+            <w:tcW w:type="dxa" w:w="3120"/>
+            <w:tcMar>
+              <w:top w:w="60" w:type="dxa"/>
+              <w:bottom w:w="60" w:type="dxa"/>
+              <w:left w:w="100" w:type="dxa"/>
+              <w:right w:w="100" w:type="dxa"/>
+            </w:tcMar>
+            <w:tcBorders>
+              <w:top w:val="single" w:sz="2" w:space="0" w:color="E2E8F0"/>
+              <w:left w:val="single" w:sz="2" w:space="0" w:color="E2E8F0"/>
+              <w:bottom w:val="single" w:sz="2" w:space="0" w:color="E2E8F0"/>
+              <w:right w:val="single" w:sz="2" w:space="0" w:color="E2E8F0"/>
+            </w:tcBorders>
+          </w:tcPr>
+          <w:p>
+            <w:pPr>
+              <w:spacing w:after="0"/>
+              <w:jc w:val="right"/>
+            </w:pPr>
+            <w:r>
+              <w:rPr>
+                <w:rFonts w:ascii="Arial" w:hAnsi="Arial"/>
+                <w:color w:val="000000"/>
+                <w:sz w:val="18"/>
+              </w:rPr>
+              <w:t>7</w:t>
+            </w:r>
+          </w:p>
+        </w:tc>
+      </w:tr>
+      <w:tr>
+        <w:tc>
+          <w:tcPr>
+            <w:tcW w:type="dxa" w:w="3120"/>
+            <w:tcMar>
+              <w:top w:w="60" w:type="dxa"/>
+              <w:bottom w:w="60" w:type="dxa"/>
+              <w:left w:w="100" w:type="dxa"/>
+              <w:right w:w="100" w:type="dxa"/>
+            </w:tcMar>
+            <w:tcBorders>
+              <w:top w:val="single" w:sz="2" w:space="0" w:color="E2E8F0"/>
+              <w:left w:val="single" w:sz="2" w:space="0" w:color="E2E8F0"/>
+              <w:bottom w:val="single" w:sz="2" w:space="0" w:color="E2E8F0"/>
+              <w:right w:val="single" w:sz="2" w:space="0" w:color="E2E8F0"/>
+            </w:tcBorders>
+          </w:tcPr>
+          <w:p>
+            <w:pPr>
+              <w:spacing w:after="0"/>
+            </w:pPr>
+            <w:r>
+              <w:rPr>
+                <w:rFonts w:ascii="Arial" w:hAnsi="Arial"/>
+                <w:b/>
+                <w:color w:val="000000"/>
+                <w:sz w:val="18"/>
+              </w:rPr>
+              <w:t>9</w:t>
+            </w:r>
+          </w:p>
+        </w:tc>
+        <w:tc>
+          <w:tcPr>
+            <w:tcW w:type="dxa" w:w="3120"/>
+            <w:tcMar>
+              <w:top w:w="60" w:type="dxa"/>
+              <w:bottom w:w="60" w:type="dxa"/>
+              <w:left w:w="100" w:type="dxa"/>
+              <w:right w:w="100" w:type="dxa"/>
+            </w:tcMar>
+            <w:tcBorders>
+              <w:top w:val="single" w:sz="2" w:space="0" w:color="E2E8F0"/>
+              <w:left w:val="single" w:sz="2" w:space="0" w:color="E2E8F0"/>
+              <w:bottom w:val="single" w:sz="2" w:space="0" w:color="E2E8F0"/>
+              <w:right w:val="single" w:sz="2" w:space="0" w:color="E2E8F0"/>
+            </w:tcBorders>
+          </w:tcPr>
+          <w:p>
+            <w:pPr>
+              <w:spacing w:after="0"/>
+            </w:pPr>
+            <w:r>
+              <w:rPr>
+                <w:rFonts w:ascii="Arial" w:hAnsi="Arial"/>
+                <w:color w:val="000000"/>
+                <w:sz w:val="18"/>
+              </w:rPr>
+              <w:t>Automated Testing &amp; Quality Verification</w:t>
+            </w:r>
+          </w:p>
+        </w:tc>
+        <w:tc>
+          <w:tcPr>
+            <w:tcW w:type="dxa" w:w="3120"/>
+            <w:tcMar>
+              <w:top w:w="60" w:type="dxa"/>
+              <w:bottom w:w="60" w:type="dxa"/>
+              <w:left w:w="100" w:type="dxa"/>
+              <w:right w:w="100" w:type="dxa"/>
+            </w:tcMar>
+            <w:tcBorders>
+              <w:top w:val="single" w:sz="2" w:space="0" w:color="E2E8F0"/>
+              <w:left w:val="single" w:sz="2" w:space="0" w:color="E2E8F0"/>
+              <w:bottom w:val="single" w:sz="2" w:space="0" w:color="E2E8F0"/>
+              <w:right w:val="single" w:sz="2" w:space="0" w:color="E2E8F0"/>
+            </w:tcBorders>
+          </w:tcPr>
+          <w:p>
+            <w:pPr>
+              <w:spacing w:after="0"/>
+              <w:jc w:val="right"/>
+            </w:pPr>
+            <w:r>
+              <w:rPr>
+                <w:rFonts w:ascii="Arial" w:hAnsi="Arial"/>
+                <w:color w:val="000000"/>
+                <w:sz w:val="18"/>
+              </w:rPr>
+              <w:t>7</w:t>
+            </w:r>
+          </w:p>
+        </w:tc>
+      </w:tr>
+      <w:tr>
+        <w:tc>
+          <w:tcPr>
+            <w:tcW w:type="dxa" w:w="3120"/>
+            <w:tcMar>
+              <w:top w:w="60" w:type="dxa"/>
+              <w:bottom w:w="60" w:type="dxa"/>
+              <w:left w:w="100" w:type="dxa"/>
+              <w:right w:w="100" w:type="dxa"/>
+            </w:tcMar>
+            <w:tcBorders>
+              <w:top w:val="single" w:sz="2" w:space="0" w:color="E2E8F0"/>
+              <w:left w:val="single" w:sz="2" w:space="0" w:color="E2E8F0"/>
+              <w:bottom w:val="single" w:sz="2" w:space="0" w:color="E2E8F0"/>
+              <w:right w:val="single" w:sz="2" w:space="0" w:color="E2E8F0"/>
+            </w:tcBorders>
+          </w:tcPr>
+          <w:p>
+            <w:pPr>
+              <w:spacing w:after="0"/>
+            </w:pPr>
+            <w:r>
+              <w:rPr>
+                <w:rFonts w:ascii="Arial" w:hAnsi="Arial"/>
+                <w:b/>
+                <w:color w:val="000000"/>
+                <w:sz w:val="18"/>
+              </w:rPr>
+              <w:t>10</w:t>
+            </w:r>
+          </w:p>
+        </w:tc>
+        <w:tc>
+          <w:tcPr>
+            <w:tcW w:type="dxa" w:w="3120"/>
+            <w:tcMar>
+              <w:top w:w="60" w:type="dxa"/>
+              <w:bottom w:w="60" w:type="dxa"/>
+              <w:left w:w="100" w:type="dxa"/>
+              <w:right w:w="100" w:type="dxa"/>
+            </w:tcMar>
+            <w:tcBorders>
+              <w:top w:val="single" w:sz="2" w:space="0" w:color="E2E8F0"/>
+              <w:left w:val="single" w:sz="2" w:space="0" w:color="E2E8F0"/>
+              <w:bottom w:val="single" w:sz="2" w:space="0" w:color="E2E8F0"/>
+              <w:right w:val="single" w:sz="2" w:space="0" w:color="E2E8F0"/>
+            </w:tcBorders>
+          </w:tcPr>
+          <w:p>
+            <w:pPr>
+              <w:spacing w:after="0"/>
+            </w:pPr>
+            <w:r>
+              <w:rPr>
+                <w:rFonts w:ascii="Arial" w:hAnsi="Arial"/>
+                <w:color w:val="000000"/>
+                <w:sz w:val="18"/>
+              </w:rPr>
+              <w:t>Deployment &amp; Live Access Channels</w:t>
+            </w:r>
+          </w:p>
+        </w:tc>
+        <w:tc>
+          <w:tcPr>
+            <w:tcW w:type="dxa" w:w="3120"/>
+            <w:tcMar>
+              <w:top w:w="60" w:type="dxa"/>
+              <w:bottom w:w="60" w:type="dxa"/>
+              <w:left w:w="100" w:type="dxa"/>
+              <w:right w:w="100" w:type="dxa"/>
+            </w:tcMar>
+            <w:tcBorders>
+              <w:top w:val="single" w:sz="2" w:space="0" w:color="E2E8F0"/>
+              <w:left w:val="single" w:sz="2" w:space="0" w:color="E2E8F0"/>
+              <w:bottom w:val="single" w:sz="2" w:space="0" w:color="E2E8F0"/>
+              <w:right w:val="single" w:sz="2" w:space="0" w:color="E2E8F0"/>
+            </w:tcBorders>
+          </w:tcPr>
+          <w:p>
+            <w:pPr>
+              <w:spacing w:after="0"/>
+              <w:jc w:val="right"/>
+            </w:pPr>
+            <w:r>
+              <w:rPr>
+                <w:rFonts w:ascii="Arial" w:hAnsi="Arial"/>
+                <w:color w:val="000000"/>
+                <w:sz w:val="18"/>
+              </w:rPr>
+              <w:t>8</w:t>
+            </w:r>
+          </w:p>
+        </w:tc>
+      </w:tr>
+      <w:tr>
+        <w:tc>
+          <w:tcPr>
+            <w:tcW w:type="dxa" w:w="3120"/>
+            <w:tcMar>
+              <w:top w:w="60" w:type="dxa"/>
+              <w:bottom w:w="60" w:type="dxa"/>
+              <w:left w:w="100" w:type="dxa"/>
+              <w:right w:w="100" w:type="dxa"/>
+            </w:tcMar>
+            <w:tcBorders>
+              <w:top w:val="single" w:sz="2" w:space="0" w:color="E2E8F0"/>
+              <w:left w:val="single" w:sz="2" w:space="0" w:color="E2E8F0"/>
+              <w:bottom w:val="single" w:sz="2" w:space="0" w:color="E2E8F0"/>
+              <w:right w:val="single" w:sz="2" w:space="0" w:color="E2E8F0"/>
+            </w:tcBorders>
+          </w:tcPr>
+          <w:p>
+            <w:pPr>
+              <w:spacing w:after="0"/>
+            </w:pPr>
+            <w:r>
+              <w:rPr>
+                <w:rFonts w:ascii="Arial" w:hAnsi="Arial"/>
+                <w:b/>
+                <w:color w:val="000000"/>
+                <w:sz w:val="18"/>
+              </w:rPr>
+              <w:t>11</w:t>
+            </w:r>
+          </w:p>
+        </w:tc>
+        <w:tc>
+          <w:tcPr>
+            <w:tcW w:type="dxa" w:w="3120"/>
+            <w:tcMar>
+              <w:top w:w="60" w:type="dxa"/>
+              <w:bottom w:w="60" w:type="dxa"/>
+              <w:left w:w="100" w:type="dxa"/>
+              <w:right w:w="100" w:type="dxa"/>
+            </w:tcMar>
+            <w:tcBorders>
+              <w:top w:val="single" w:sz="2" w:space="0" w:color="E2E8F0"/>
+              <w:left w:val="single" w:sz="2" w:space="0" w:color="E2E8F0"/>
+              <w:bottom w:val="single" w:sz="2" w:space="0" w:color="E2E8F0"/>
+              <w:right w:val="single" w:sz="2" w:space="0" w:color="E2E8F0"/>
+            </w:tcBorders>
+          </w:tcPr>
+          <w:p>
+            <w:pPr>
+              <w:spacing w:after="0"/>
+            </w:pPr>
+            <w:r>
+              <w:rPr>
+                <w:rFonts w:ascii="Arial" w:hAnsi="Arial"/>
+                <w:color w:val="000000"/>
+                <w:sz w:val="18"/>
+              </w:rPr>
+              <w:t>Advantages &amp; SOC ROI Impact</w:t>
+            </w:r>
+          </w:p>
+        </w:tc>
+        <w:tc>
+          <w:tcPr>
+            <w:tcW w:type="dxa" w:w="3120"/>
+            <w:tcMar>
+              <w:top w:w="60" w:type="dxa"/>
+              <w:bottom w:w="60" w:type="dxa"/>
+              <w:left w:w="100" w:type="dxa"/>
+              <w:right w:w="100" w:type="dxa"/>
+            </w:tcMar>
+            <w:tcBorders>
+              <w:top w:val="single" w:sz="2" w:space="0" w:color="E2E8F0"/>
+              <w:left w:val="single" w:sz="2" w:space="0" w:color="E2E8F0"/>
+              <w:bottom w:val="single" w:sz="2" w:space="0" w:color="E2E8F0"/>
+              <w:right w:val="single" w:sz="2" w:space="0" w:color="E2E8F0"/>
+            </w:tcBorders>
+          </w:tcPr>
+          <w:p>
+            <w:pPr>
+              <w:spacing w:after="0"/>
+              <w:jc w:val="right"/>
+            </w:pPr>
+            <w:r>
+              <w:rPr>
+                <w:rFonts w:ascii="Arial" w:hAnsi="Arial"/>
+                <w:color w:val="000000"/>
+                <w:sz w:val="18"/>
+              </w:rPr>
+              <w:t>8</w:t>
+            </w:r>
+          </w:p>
+        </w:tc>
+      </w:tr>
+      <w:tr>
+        <w:tc>
+          <w:tcPr>
+            <w:tcW w:type="dxa" w:w="3120"/>
+            <w:tcMar>
+              <w:top w:w="60" w:type="dxa"/>
+              <w:bottom w:w="60" w:type="dxa"/>
+              <w:left w:w="100" w:type="dxa"/>
+              <w:right w:w="100" w:type="dxa"/>
+            </w:tcMar>
+            <w:tcBorders>
+              <w:top w:val="single" w:sz="2" w:space="0" w:color="E2E8F0"/>
+              <w:left w:val="single" w:sz="2" w:space="0" w:color="E2E8F0"/>
+              <w:bottom w:val="single" w:sz="2" w:space="0" w:color="E2E8F0"/>
+              <w:right w:val="single" w:sz="2" w:space="0" w:color="E2E8F0"/>
+            </w:tcBorders>
+          </w:tcPr>
+          <w:p>
+            <w:pPr>
+              <w:spacing w:after="0"/>
+            </w:pPr>
+            <w:r>
+              <w:rPr>
+                <w:rFonts w:ascii="Arial" w:hAnsi="Arial"/>
+                <w:b/>
+                <w:color w:val="000000"/>
+                <w:sz w:val="18"/>
+              </w:rPr>
+              <w:t>12</w:t>
+            </w:r>
+          </w:p>
+        </w:tc>
+        <w:tc>
+          <w:tcPr>
+            <w:tcW w:type="dxa" w:w="3120"/>
+            <w:tcMar>
+              <w:top w:w="60" w:type="dxa"/>
+              <w:bottom w:w="60" w:type="dxa"/>
+              <w:left w:w="100" w:type="dxa"/>
+              <w:right w:w="100" w:type="dxa"/>
+            </w:tcMar>
+            <w:tcBorders>
+              <w:top w:val="single" w:sz="2" w:space="0" w:color="E2E8F0"/>
+              <w:left w:val="single" w:sz="2" w:space="0" w:color="E2E8F0"/>
+              <w:bottom w:val="single" w:sz="2" w:space="0" w:color="E2E8F0"/>
+              <w:right w:val="single" w:sz="2" w:space="0" w:color="E2E8F0"/>
+            </w:tcBorders>
+          </w:tcPr>
+          <w:p>
+            <w:pPr>
+              <w:spacing w:after="0"/>
+            </w:pPr>
+            <w:r>
+              <w:rPr>
+                <w:rFonts w:ascii="Arial" w:hAnsi="Arial"/>
+                <w:color w:val="000000"/>
+                <w:sz w:val="18"/>
+              </w:rPr>
+              <w:t>Conclusion &amp; References</w:t>
+            </w:r>
+          </w:p>
+        </w:tc>
+        <w:tc>
+          <w:tcPr>
+            <w:tcW w:type="dxa" w:w="3120"/>
+            <w:tcMar>
+              <w:top w:w="60" w:type="dxa"/>
+              <w:bottom w:w="60" w:type="dxa"/>
+              <w:left w:w="100" w:type="dxa"/>
+              <w:right w:w="100" w:type="dxa"/>
+            </w:tcMar>
+            <w:tcBorders>
+              <w:top w:val="single" w:sz="2" w:space="0" w:color="E2E8F0"/>
+              <w:left w:val="single" w:sz="2" w:space="0" w:color="E2E8F0"/>
+              <w:bottom w:val="single" w:sz="2" w:space="0" w:color="E2E8F0"/>
+              <w:right w:val="single" w:sz="2" w:space="0" w:color="E2E8F0"/>
+            </w:tcBorders>
+          </w:tcPr>
+          <w:p>
+            <w:pPr>
+              <w:spacing w:after="0"/>
+              <w:jc w:val="right"/>
+            </w:pPr>
+            <w:r>
+              <w:rPr>
+                <w:rFonts w:ascii="Arial" w:hAnsi="Arial"/>
+                <w:color w:val="000000"/>
+                <w:sz w:val="18"/>
+              </w:rPr>
+              <w:t>9</w:t>
             </w:r>
           </w:p>
         </w:tc>
       </w:tr>
     </w:tbl>
     <w:p>
-      <w:pPr>
-        <w:spacing w:after="160"/>
-      </w:pPr>
+      <w:r>
+        <w:br w:type="page"/>
+      </w:r>
     </w:p>
     <w:p>
       <w:pPr>
-        <w:spacing w:before="240" w:after="80"/>
+        <w:keepNext/>
+        <w:spacing w:before="280" w:after="120"/>
       </w:pPr>
       <w:r>
         <w:rPr>
           <w:rFonts w:ascii="Arial" w:hAnsi="Arial"/>
           <w:b/>
-          <w:color w:val="0F172A"/>
-          <w:sz w:val="26"/>
+          <w:color w:val="000000"/>
+          <w:sz w:val="24"/>
         </w:rPr>
-        <w:t>1. Executive Abstract &amp; SOC ROI Impact</w:t>
+        <w:t>SECTION 2: INTRODUCTION</w:t>
       </w:r>
     </w:p>
     <w:p>
       <w:pPr>
-        <w:spacing w:after="80"/>
+        <w:spacing w:before="0" w:after="80" w:line="276" w:lineRule="auto"/>
       </w:pPr>
       <w:r>
         <w:rPr>
           <w:rFonts w:ascii="Arial" w:hAnsi="Arial"/>
-          <w:color w:val="1E293B"/>
-          <w:sz w:val="19"/>
+          <w:color w:val="000000"/>
+          <w:sz w:val="20"/>
         </w:rPr>
-        <w:t>Modern Security Operations Centers (SOCs) are overwhelmed by alert fatigue, processing hundreds of Indicators of Compromise (IOCs) daily. CyberPulse transforms traditional, fragmented triage workflows into an automated, sub-second security operations command center. It aggregates multi-vendor reputation telemetry (VirusTotal, AbuseIPDB, AlienVault OTX, Geolocation) into a unified 0–100 risk score, models a 14-day attack velocity spline wave with half-life time decay, suppresses false alarms on RFC 1918 internal subnets (127.0.0.1), and produces instant 1-click defensive containment rules (YARA, Sigma YAML, PowerShell NetFirewallRule).</w:t>
+        <w:t>Modern Security Operations Centers (SOCs) operate in high-threat environments where analysts process hundreds of Indicators of Compromise (IOCs) such as malicious IP addresses, domain names, phishing URLs, and file hashes on a daily basis. Manual investigation workflows require analysts to query four to six disparate threat intelligence portals (VirusTotal, AbuseIPDB, AlienVault OTX, WHOIS), consuming 15 to 20 minutes per alert and leading to significant cognitive fatigue.</w:t>
+      </w:r>
+    </w:p>
+    <w:p>
+      <w:pPr>
+        <w:spacing w:before="0" w:after="80" w:line="276" w:lineRule="auto"/>
+      </w:pPr>
+      <w:r>
+        <w:rPr>
+          <w:rFonts w:ascii="Arial" w:hAnsi="Arial"/>
+          <w:color w:val="000000"/>
+          <w:sz w:val="20"/>
+        </w:rPr>
+        <w:t>CyberPulse is an autonomous, centralized Cyber Threat Intelligence (CTI) and IOC analysis platform designed to accelerate Tier-1 and Tier-2 incident triage. It automates indicator defanging, aggregates multi-vendor threat reputation, models a 14-day attack velocity spline wave with half-life time decay, protects internal private subnets (RFC 1918 / 127.0.0.1) from false alarms, and synthesizes 1-click defensive containment rules.</w:t>
+      </w:r>
+    </w:p>
+    <w:p>
+      <w:pPr>
+        <w:spacing w:before="120" w:after="200"/>
+        <w:pBdr>
+          <w:bottom w:val="single" w:sz="6" w:space="1" w:color="CCCCCC"/>
+        </w:pBdr>
+      </w:pPr>
+    </w:p>
+    <w:p>
+      <w:pPr>
+        <w:keepNext/>
+        <w:spacing w:before="280" w:after="120"/>
+      </w:pPr>
+      <w:r>
+        <w:rPr>
+          <w:rFonts w:ascii="Arial" w:hAnsi="Arial"/>
+          <w:b/>
+          <w:color w:val="000000"/>
+          <w:sz w:val="24"/>
+        </w:rPr>
+        <w:t>SECTION 3: PROBLEM STATEMENT</w:t>
+      </w:r>
+    </w:p>
+    <w:p>
+      <w:pPr>
+        <w:spacing w:before="0" w:after="80" w:line="276" w:lineRule="auto"/>
+      </w:pPr>
+      <w:r>
+        <w:rPr>
+          <w:rFonts w:ascii="Arial" w:hAnsi="Arial"/>
+          <w:color w:val="000000"/>
+          <w:sz w:val="20"/>
+        </w:rPr>
+        <w:t>Traditional manual SOC indicator triage faces three critical operational bottlenecks:</w:t>
+      </w:r>
+    </w:p>
+    <w:p>
+      <w:pPr>
+        <w:spacing w:before="0" w:after="80" w:line="276" w:lineRule="auto"/>
+      </w:pPr>
+      <w:r>
+        <w:rPr>
+          <w:rFonts w:ascii="Arial" w:hAnsi="Arial"/>
+          <w:b/>
+          <w:color w:val="000000"/>
+          <w:sz w:val="20"/>
+        </w:rPr>
+        <w:t xml:space="preserve">1. Pivoting &amp; Alert Fatigue: </w:t>
+      </w:r>
+      <w:r>
+        <w:rPr>
+          <w:rFonts w:ascii="Arial" w:hAnsi="Arial"/>
+          <w:color w:val="000000"/>
+          <w:sz w:val="20"/>
+        </w:rPr>
+        <w:t>Analysts lose valuable time manually pivoting across disconnected threat portals to verify reputations, resulting in delayed containment.</w:t>
+      </w:r>
+    </w:p>
+    <w:p>
+      <w:pPr>
+        <w:spacing w:before="0" w:after="80" w:line="276" w:lineRule="auto"/>
+      </w:pPr>
+      <w:r>
+        <w:rPr>
+          <w:rFonts w:ascii="Arial" w:hAnsi="Arial"/>
+          <w:b/>
+          <w:color w:val="000000"/>
+          <w:sz w:val="20"/>
+        </w:rPr>
+        <w:t xml:space="preserve">2. False Positives on Internal Assets: </w:t>
+      </w:r>
+      <w:r>
+        <w:rPr>
+          <w:rFonts w:ascii="Arial" w:hAnsi="Arial"/>
+          <w:color w:val="000000"/>
+          <w:sz w:val="20"/>
+        </w:rPr>
+        <w:t>Naive threat scanners often query public threat databases for private internal network IPs (192.168.x.x, 10.x.x.x, 127.0.0.1), creating false alarms and leaking internal network indicators.</w:t>
+      </w:r>
+    </w:p>
+    <w:p>
+      <w:pPr>
+        <w:spacing w:before="0" w:after="80" w:line="276" w:lineRule="auto"/>
+      </w:pPr>
+      <w:r>
+        <w:rPr>
+          <w:rFonts w:ascii="Arial" w:hAnsi="Arial"/>
+          <w:b/>
+          <w:color w:val="000000"/>
+          <w:sz w:val="20"/>
+        </w:rPr>
+        <w:t xml:space="preserve">3. Delayed Containment Syntax Authoring: </w:t>
+      </w:r>
+      <w:r>
+        <w:rPr>
+          <w:rFonts w:ascii="Arial" w:hAnsi="Arial"/>
+          <w:color w:val="000000"/>
+          <w:sz w:val="20"/>
+        </w:rPr>
+        <w:t>After identifying an active threat, analysts must manually format firewall syntax, YARA signatures, or SIEM search queries, creating a window of exposure.</w:t>
+      </w:r>
+    </w:p>
+    <w:p>
+      <w:pPr>
+        <w:spacing w:before="120" w:after="200"/>
+        <w:pBdr>
+          <w:bottom w:val="single" w:sz="6" w:space="1" w:color="CCCCCC"/>
+        </w:pBdr>
+      </w:pPr>
+    </w:p>
+    <w:p>
+      <w:pPr>
+        <w:keepNext/>
+        <w:spacing w:before="280" w:after="120"/>
+      </w:pPr>
+      <w:r>
+        <w:rPr>
+          <w:rFonts w:ascii="Arial" w:hAnsi="Arial"/>
+          <w:b/>
+          <w:color w:val="000000"/>
+          <w:sz w:val="24"/>
+        </w:rPr>
+        <w:t>SECTION 4: OBJECTIVES &amp; SCOPE OF THE PROJECT</w:t>
+      </w:r>
+    </w:p>
+    <w:p>
+      <w:pPr>
+        <w:spacing w:before="0" w:after="80" w:line="276" w:lineRule="auto"/>
+      </w:pPr>
+      <w:r>
+        <w:rPr>
+          <w:rFonts w:ascii="Arial" w:hAnsi="Arial"/>
+          <w:color w:val="000000"/>
+          <w:sz w:val="20"/>
+        </w:rPr>
+        <w:t>4.1 Primary Objectives:</w:t>
+      </w:r>
+    </w:p>
+    <w:p>
+      <w:pPr>
+        <w:spacing w:before="0" w:after="80" w:line="276" w:lineRule="auto"/>
+      </w:pPr>
+      <w:r>
+        <w:rPr>
+          <w:rFonts w:ascii="Arial" w:hAnsi="Arial"/>
+          <w:b/>
+          <w:color w:val="000000"/>
+          <w:sz w:val="20"/>
+        </w:rPr>
+        <w:t xml:space="preserve">• Automated IOC Ingestion: </w:t>
+      </w:r>
+      <w:r>
+        <w:rPr>
+          <w:rFonts w:ascii="Arial" w:hAnsi="Arial"/>
+          <w:color w:val="000000"/>
+          <w:sz w:val="20"/>
+        </w:rPr>
+        <w:t>Enable sub-second parsing and defanging for IPv4, IPv6, MD5, SHA-256, Domains, and URLs.</w:t>
+      </w:r>
+    </w:p>
+    <w:p>
+      <w:pPr>
+        <w:spacing w:before="0" w:after="80" w:line="276" w:lineRule="auto"/>
+      </w:pPr>
+      <w:r>
+        <w:rPr>
+          <w:rFonts w:ascii="Arial" w:hAnsi="Arial"/>
+          <w:b/>
+          <w:color w:val="000000"/>
+          <w:sz w:val="20"/>
+        </w:rPr>
+        <w:t xml:space="preserve">• Unified Threat Scoring: </w:t>
+      </w:r>
+      <w:r>
+        <w:rPr>
+          <w:rFonts w:ascii="Arial" w:hAnsi="Arial"/>
+          <w:color w:val="000000"/>
+          <w:sz w:val="20"/>
+        </w:rPr>
+        <w:t>Synthesize multi-source detections into a single 0–100 score with exponential time decay.</w:t>
+      </w:r>
+    </w:p>
+    <w:p>
+      <w:pPr>
+        <w:spacing w:before="0" w:after="80" w:line="276" w:lineRule="auto"/>
+      </w:pPr>
+      <w:r>
+        <w:rPr>
+          <w:rFonts w:ascii="Arial" w:hAnsi="Arial"/>
+          <w:b/>
+          <w:color w:val="000000"/>
+          <w:sz w:val="20"/>
+        </w:rPr>
+        <w:t xml:space="preserve">• Attack Velocity Modeling: </w:t>
+      </w:r>
+      <w:r>
+        <w:rPr>
+          <w:rFonts w:ascii="Arial" w:hAnsi="Arial"/>
+          <w:color w:val="000000"/>
+          <w:sz w:val="20"/>
+        </w:rPr>
+        <w:t>Generate smooth spline curves tracking 14-day attack velocity with danger threshold alerts.</w:t>
+      </w:r>
+    </w:p>
+    <w:p>
+      <w:pPr>
+        <w:spacing w:before="0" w:after="80" w:line="276" w:lineRule="auto"/>
+      </w:pPr>
+      <w:r>
+        <w:rPr>
+          <w:rFonts w:ascii="Arial" w:hAnsi="Arial"/>
+          <w:b/>
+          <w:color w:val="000000"/>
+          <w:sz w:val="20"/>
+        </w:rPr>
+        <w:t xml:space="preserve">• Adversary Profiling: </w:t>
+      </w:r>
+      <w:r>
+        <w:rPr>
+          <w:rFonts w:ascii="Arial" w:hAnsi="Arial"/>
+          <w:color w:val="000000"/>
+          <w:sz w:val="20"/>
+        </w:rPr>
+        <w:t>Correlate observed indicators to MITRE ATT&amp;CK techniques and real hacker toolsets (Mimikatz, PsExec, Evilginx2).</w:t>
+      </w:r>
+    </w:p>
+    <w:p>
+      <w:pPr>
+        <w:spacing w:before="0" w:after="80" w:line="276" w:lineRule="auto"/>
+      </w:pPr>
+      <w:r>
+        <w:rPr>
+          <w:rFonts w:ascii="Arial" w:hAnsi="Arial"/>
+          <w:b/>
+          <w:color w:val="000000"/>
+          <w:sz w:val="20"/>
+        </w:rPr>
+        <w:t xml:space="preserve">• 1-Click Defensive Containment: </w:t>
+      </w:r>
+      <w:r>
+        <w:rPr>
+          <w:rFonts w:ascii="Arial" w:hAnsi="Arial"/>
+          <w:color w:val="000000"/>
+          <w:sz w:val="20"/>
+        </w:rPr>
+        <w:t>Produce instant PowerShell, Linux iptables, YARA, and Sigma YAML block rules.</w:t>
+      </w:r>
+    </w:p>
+    <w:p>
+      <w:pPr>
+        <w:spacing w:before="0" w:after="80" w:line="276" w:lineRule="auto"/>
+      </w:pPr>
+      <w:r>
+        <w:rPr>
+          <w:rFonts w:ascii="Arial" w:hAnsi="Arial"/>
+          <w:color w:val="000000"/>
+          <w:sz w:val="20"/>
+        </w:rPr>
+        <w:t>4.2 Scope &amp; System Boundaries:</w:t>
+      </w:r>
+    </w:p>
+    <w:p>
+      <w:pPr>
+        <w:spacing w:before="0" w:after="80" w:line="276" w:lineRule="auto"/>
+      </w:pPr>
+      <w:r>
+        <w:rPr>
+          <w:rFonts w:ascii="Arial" w:hAnsi="Arial"/>
+          <w:b/>
+          <w:color w:val="000000"/>
+          <w:sz w:val="20"/>
+        </w:rPr>
+        <w:t xml:space="preserve">• Functional Scope: </w:t>
+      </w:r>
+      <w:r>
+        <w:rPr>
+          <w:rFonts w:ascii="Arial" w:hAnsi="Arial"/>
+          <w:color w:val="000000"/>
+          <w:sz w:val="20"/>
+        </w:rPr>
+        <w:t>Supports public IPv4/IPv6, domains, URLs, and file hashes; passive threat correlation and automated defensive containment rule generation.</w:t>
+      </w:r>
+    </w:p>
+    <w:p>
+      <w:pPr>
+        <w:spacing w:before="0" w:after="80" w:line="276" w:lineRule="auto"/>
+      </w:pPr>
+      <w:r>
+        <w:rPr>
+          <w:rFonts w:ascii="Arial" w:hAnsi="Arial"/>
+          <w:b/>
+          <w:color w:val="000000"/>
+          <w:sz w:val="20"/>
+        </w:rPr>
+        <w:t xml:space="preserve">• Non-Functional Scope: </w:t>
+      </w:r>
+      <w:r>
+        <w:rPr>
+          <w:rFonts w:ascii="Arial" w:hAnsi="Arial"/>
+          <w:color w:val="000000"/>
+          <w:sz w:val="20"/>
+        </w:rPr>
+        <w:t>Sub-second processing; zero-install cloud availability via GitHub Pages; 100% test reliability with 187 unit tests.</w:t>
+      </w:r>
+    </w:p>
+    <w:p>
+      <w:pPr>
+        <w:spacing w:before="0" w:after="80" w:line="276" w:lineRule="auto"/>
+      </w:pPr>
+      <w:r>
+        <w:rPr>
+          <w:rFonts w:ascii="Arial" w:hAnsi="Arial"/>
+          <w:b/>
+          <w:color w:val="000000"/>
+          <w:sz w:val="20"/>
+        </w:rPr>
+        <w:t xml:space="preserve">• System Boundaries: </w:t>
+      </w:r>
+      <w:r>
+        <w:rPr>
+          <w:rFonts w:ascii="Arial" w:hAnsi="Arial"/>
+          <w:color w:val="000000"/>
+          <w:sz w:val="20"/>
+        </w:rPr>
+        <w:t>Platform performs defensive threat intelligence and containment; no active offensive exploitation or destructive scanning.</w:t>
+      </w:r>
+    </w:p>
+    <w:p>
+      <w:pPr>
+        <w:spacing w:before="120" w:after="200"/>
+        <w:pBdr>
+          <w:bottom w:val="single" w:sz="6" w:space="1" w:color="CCCCCC"/>
+        </w:pBdr>
+      </w:pPr>
+    </w:p>
+    <w:p>
+      <w:pPr>
+        <w:keepNext/>
+        <w:spacing w:before="280" w:after="120"/>
+      </w:pPr>
+      <w:r>
+        <w:rPr>
+          <w:rFonts w:ascii="Arial" w:hAnsi="Arial"/>
+          <w:b/>
+          <w:color w:val="000000"/>
+          <w:sz w:val="24"/>
+        </w:rPr>
+        <w:t>SECTION 5: PROPOSED SYSTEM &amp; SYSTEM ARCHITECTURE</w:t>
+      </w:r>
+    </w:p>
+    <w:p>
+      <w:pPr>
+        <w:spacing w:before="0" w:after="80" w:line="276" w:lineRule="auto"/>
+      </w:pPr>
+      <w:r>
+        <w:rPr>
+          <w:rFonts w:ascii="Arial" w:hAnsi="Arial"/>
+          <w:color w:val="000000"/>
+          <w:sz w:val="20"/>
+        </w:rPr>
+        <w:t>CyberPulse follows a clean 3-Tier Web and Telemetry Architecture:</w:t>
+      </w:r>
+    </w:p>
+    <w:p>
+      <w:pPr>
+        <w:spacing w:before="80" w:after="80"/>
+      </w:pPr>
+      <w:r>
+        <w:rPr>
+          <w:rFonts w:ascii="Consolas" w:hAnsi="Consolas"/>
+          <w:color w:val="000000"/>
+          <w:sz w:val="17"/>
+        </w:rPr>
+        <w:t>+---------------------------------------------------------------------+</w:t>
+        <w:br/>
+        <w:t>|                    PRESENTATION TIER (Frontend UI)                  |</w:t>
+        <w:br/>
+        <w:t>|  • Web SOC Command Center (index.html)  • Streamlit Dashboard (app.py)  |</w:t>
+        <w:br/>
+        <w:t>|  • Tailwind CSS &amp; Dark Cyber Aesthetic • Vis.js Force Graph &amp; Leaflet  |</w:t>
+        <w:br/>
+        <w:t>+---------------------------------------------------------------------+</w:t>
+        <w:br/>
+        <w:t xml:space="preserve">                                  |</w:t>
+        <w:br/>
+        <w:t xml:space="preserve">                           HTTP / REST APIs</w:t>
+        <w:br/>
+        <w:t xml:space="preserve">                                  v</w:t>
+        <w:br/>
+        <w:t>+---------------------------------------------------------------------+</w:t>
+        <w:br/>
+        <w:t>|                 APPLICATION TIER (Core Security Logic)               |</w:t>
+        <w:br/>
+        <w:t>|  • detector.py (Defanging &amp; RFC 1918)   • scorer.py (0-100 &amp; Decay)   |</w:t>
+        <w:br/>
+        <w:t>|  • attack_analyzer.py (MITRE TTPs)      • rule_gen.py (PowerShell/YARA)|</w:t>
+        <w:br/>
+        <w:t>|  • web_security.py (SSL/TLS Headers)    • report_gen.py (PDF &amp; STIX)  |</w:t>
+        <w:br/>
+        <w:t>+---------------------------------------------------------------------+</w:t>
+        <w:br/>
+        <w:t xml:space="preserve">                                  |</w:t>
+        <w:br/>
+        <w:t xml:space="preserve">                        SQL Queries / Telemetry</w:t>
+        <w:br/>
+        <w:t xml:space="preserve">                                  v</w:t>
+        <w:br/>
+        <w:t>+---------------------------------------------------------------------+</w:t>
+        <w:br/>
+        <w:t>|                     DATA TIER (Storage &amp; Feeds)                      |</w:t>
+        <w:br/>
+        <w:t>|  • SQLite3 (investigations.db)          • VirusTotal / AbuseIPDB APIs  |</w:t>
+        <w:br/>
+        <w:t>|  • AlienVault OTX Pulses                • Curated Mock Fixture Engine |</w:t>
+        <w:br/>
+        <w:t>+---------------------------------------------------------------------+</w:t>
+      </w:r>
+    </w:p>
+    <w:p>
+      <w:pPr>
+        <w:spacing w:before="120" w:after="200"/>
+        <w:pBdr>
+          <w:bottom w:val="single" w:sz="6" w:space="1" w:color="CCCCCC"/>
+        </w:pBdr>
+      </w:pPr>
+    </w:p>
+    <w:p>
+      <w:pPr>
+        <w:keepNext/>
+        <w:spacing w:before="280" w:after="120"/>
+      </w:pPr>
+      <w:r>
+        <w:rPr>
+          <w:rFonts w:ascii="Arial" w:hAnsi="Arial"/>
+          <w:b/>
+          <w:color w:val="000000"/>
+          <w:sz w:val="24"/>
+        </w:rPr>
+        <w:t>SECTION 6: HARDWARE &amp; SOFTWARE REQUIREMENTS</w:t>
+      </w:r>
+    </w:p>
+    <w:p>
+      <w:pPr>
+        <w:spacing w:before="0" w:after="80" w:line="276" w:lineRule="auto"/>
+      </w:pPr>
+      <w:r>
+        <w:rPr>
+          <w:rFonts w:ascii="Arial" w:hAnsi="Arial"/>
+          <w:color w:val="000000"/>
+          <w:sz w:val="20"/>
+        </w:rPr>
+        <w:t>6.1 Hardware Requirements:</w:t>
       </w:r>
     </w:p>
     <w:tbl>
@@ -505,22 +2168,27 @@
         <w:tblLook w:firstColumn="1" w:firstRow="1" w:lastColumn="0" w:lastRow="0" w:noHBand="0" w:noVBand="1" w:val="04A0"/>
       </w:tblPr>
       <w:tblGrid>
-        <w:gridCol w:w="2520"/>
-        <w:gridCol w:w="2520"/>
-        <w:gridCol w:w="2520"/>
-        <w:gridCol w:w="2520"/>
+        <w:gridCol w:w="3120"/>
+        <w:gridCol w:w="3120"/>
+        <w:gridCol w:w="3120"/>
       </w:tblGrid>
       <w:tr>
         <w:tc>
           <w:tcPr>
-            <w:tcW w:type="dxa" w:w="2520"/>
-            <w:shd w:val="clear" w:color="auto" w:fill="0F172A"/>
+            <w:tcW w:type="dxa" w:w="3120"/>
+            <w:shd w:val="clear" w:color="auto" w:fill="F1F5F9"/>
             <w:tcMar>
-              <w:top w:w="100" w:type="dxa"/>
-              <w:bottom w:w="100" w:type="dxa"/>
-              <w:left w:w="120" w:type="dxa"/>
-              <w:right w:w="120" w:type="dxa"/>
+              <w:top w:w="80" w:type="dxa"/>
+              <w:bottom w:w="80" w:type="dxa"/>
+              <w:left w:w="100" w:type="dxa"/>
+              <w:right w:w="100" w:type="dxa"/>
             </w:tcMar>
+            <w:tcBorders>
+              <w:top w:val="single" w:sz="6" w:space="0" w:color="000000"/>
+              <w:left w:val="single" w:sz="4" w:space="0" w:color="000000"/>
+              <w:bottom w:val="single" w:sz="6" w:space="0" w:color="000000"/>
+              <w:right w:val="single" w:sz="4" w:space="0" w:color="000000"/>
+            </w:tcBorders>
           </w:tcPr>
           <w:p>
             <w:pPr>
@@ -530,23 +2198,29 @@
               <w:rPr>
                 <w:rFonts w:ascii="Arial" w:hAnsi="Arial"/>
                 <w:b/>
-                <w:color w:val="FFFFFF"/>
-                <w:sz w:val="17"/>
+                <w:color w:val="000000"/>
+                <w:sz w:val="18"/>
               </w:rPr>
-              <w:t>Operational Metric</w:t>
+              <w:t>Parameter</w:t>
             </w:r>
           </w:p>
         </w:tc>
         <w:tc>
           <w:tcPr>
-            <w:tcW w:type="dxa" w:w="2520"/>
-            <w:shd w:val="clear" w:color="auto" w:fill="0F172A"/>
+            <w:tcW w:type="dxa" w:w="3120"/>
+            <w:shd w:val="clear" w:color="auto" w:fill="F1F5F9"/>
             <w:tcMar>
-              <w:top w:w="100" w:type="dxa"/>
-              <w:bottom w:w="100" w:type="dxa"/>
-              <w:left w:w="120" w:type="dxa"/>
-              <w:right w:w="120" w:type="dxa"/>
+              <w:top w:w="80" w:type="dxa"/>
+              <w:bottom w:w="80" w:type="dxa"/>
+              <w:left w:w="100" w:type="dxa"/>
+              <w:right w:w="100" w:type="dxa"/>
             </w:tcMar>
+            <w:tcBorders>
+              <w:top w:val="single" w:sz="6" w:space="0" w:color="000000"/>
+              <w:left w:val="single" w:sz="4" w:space="0" w:color="000000"/>
+              <w:bottom w:val="single" w:sz="6" w:space="0" w:color="000000"/>
+              <w:right w:val="single" w:sz="4" w:space="0" w:color="000000"/>
+            </w:tcBorders>
           </w:tcPr>
           <w:p>
             <w:pPr>
@@ -556,23 +2230,29 @@
               <w:rPr>
                 <w:rFonts w:ascii="Arial" w:hAnsi="Arial"/>
                 <w:b/>
-                <w:color w:val="FFFFFF"/>
-                <w:sz w:val="17"/>
+                <w:color w:val="000000"/>
+                <w:sz w:val="18"/>
               </w:rPr>
-              <w:t>Traditional SOC Workflow</w:t>
+              <w:t>Minimum Requirement</w:t>
             </w:r>
           </w:p>
         </w:tc>
         <w:tc>
           <w:tcPr>
-            <w:tcW w:type="dxa" w:w="2520"/>
-            <w:shd w:val="clear" w:color="auto" w:fill="0F172A"/>
+            <w:tcW w:type="dxa" w:w="3120"/>
+            <w:shd w:val="clear" w:color="auto" w:fill="F1F5F9"/>
             <w:tcMar>
-              <w:top w:w="100" w:type="dxa"/>
-              <w:bottom w:w="100" w:type="dxa"/>
-              <w:left w:w="120" w:type="dxa"/>
-              <w:right w:w="120" w:type="dxa"/>
+              <w:top w:w="80" w:type="dxa"/>
+              <w:bottom w:w="80" w:type="dxa"/>
+              <w:left w:w="100" w:type="dxa"/>
+              <w:right w:w="100" w:type="dxa"/>
             </w:tcMar>
+            <w:tcBorders>
+              <w:top w:val="single" w:sz="6" w:space="0" w:color="000000"/>
+              <w:left w:val="single" w:sz="4" w:space="0" w:color="000000"/>
+              <w:bottom w:val="single" w:sz="6" w:space="0" w:color="000000"/>
+              <w:right w:val="single" w:sz="4" w:space="0" w:color="000000"/>
+            </w:tcBorders>
           </w:tcPr>
           <w:p>
             <w:pPr>
@@ -582,23 +2262,30 @@
               <w:rPr>
                 <w:rFonts w:ascii="Arial" w:hAnsi="Arial"/>
                 <w:b/>
-                <w:color w:val="FFFFFF"/>
-                <w:sz w:val="17"/>
+                <w:color w:val="000000"/>
+                <w:sz w:val="18"/>
               </w:rPr>
-              <w:t>With CyberPulse Engine</w:t>
+              <w:t>Recommended Specification</w:t>
             </w:r>
           </w:p>
         </w:tc>
+      </w:tr>
+      <w:tr>
         <w:tc>
           <w:tcPr>
-            <w:tcW w:type="dxa" w:w="2520"/>
-            <w:shd w:val="clear" w:color="auto" w:fill="0F172A"/>
+            <w:tcW w:type="dxa" w:w="3120"/>
             <w:tcMar>
-              <w:top w:w="100" w:type="dxa"/>
-              <w:bottom w:w="100" w:type="dxa"/>
-              <w:left w:w="120" w:type="dxa"/>
-              <w:right w:w="120" w:type="dxa"/>
+              <w:top w:w="65" w:type="dxa"/>
+              <w:bottom w:w="65" w:type="dxa"/>
+              <w:left w:w="100" w:type="dxa"/>
+              <w:right w:w="100" w:type="dxa"/>
             </w:tcMar>
+            <w:tcBorders>
+              <w:top w:val="single" w:sz="2" w:space="0" w:color="CBD5E1"/>
+              <w:left w:val="single" w:sz="2" w:space="0" w:color="CBD5E1"/>
+              <w:bottom w:val="single" w:sz="2" w:space="0" w:color="CBD5E1"/>
+              <w:right w:val="single" w:sz="2" w:space="0" w:color="CBD5E1"/>
+            </w:tcBorders>
           </w:tcPr>
           <w:p>
             <w:pPr>
@@ -608,10 +2295,70 @@
               <w:rPr>
                 <w:rFonts w:ascii="Arial" w:hAnsi="Arial"/>
                 <w:b/>
-                <w:color w:val="FFFFFF"/>
-                <w:sz w:val="17"/>
+                <w:color w:val="000000"/>
+                <w:sz w:val="18"/>
               </w:rPr>
-              <w:t>Operational Gain</w:t>
+              <w:t>Processor</w:t>
+            </w:r>
+          </w:p>
+        </w:tc>
+        <w:tc>
+          <w:tcPr>
+            <w:tcW w:type="dxa" w:w="3120"/>
+            <w:tcMar>
+              <w:top w:w="65" w:type="dxa"/>
+              <w:bottom w:w="65" w:type="dxa"/>
+              <w:left w:w="100" w:type="dxa"/>
+              <w:right w:w="100" w:type="dxa"/>
+            </w:tcMar>
+            <w:tcBorders>
+              <w:top w:val="single" w:sz="2" w:space="0" w:color="CBD5E1"/>
+              <w:left w:val="single" w:sz="2" w:space="0" w:color="CBD5E1"/>
+              <w:bottom w:val="single" w:sz="2" w:space="0" w:color="CBD5E1"/>
+              <w:right w:val="single" w:sz="2" w:space="0" w:color="CBD5E1"/>
+            </w:tcBorders>
+          </w:tcPr>
+          <w:p>
+            <w:pPr>
+              <w:spacing w:after="0"/>
+            </w:pPr>
+            <w:r>
+              <w:rPr>
+                <w:rFonts w:ascii="Arial" w:hAnsi="Arial"/>
+                <w:color w:val="000000"/>
+                <w:sz w:val="18"/>
+              </w:rPr>
+              <w:t>Intel Core i3 (2.0 GHz) / AMD Ryzen 3</w:t>
+            </w:r>
+          </w:p>
+        </w:tc>
+        <w:tc>
+          <w:tcPr>
+            <w:tcW w:type="dxa" w:w="3120"/>
+            <w:tcMar>
+              <w:top w:w="65" w:type="dxa"/>
+              <w:bottom w:w="65" w:type="dxa"/>
+              <w:left w:w="100" w:type="dxa"/>
+              <w:right w:w="100" w:type="dxa"/>
+            </w:tcMar>
+            <w:tcBorders>
+              <w:top w:val="single" w:sz="2" w:space="0" w:color="CBD5E1"/>
+              <w:left w:val="single" w:sz="2" w:space="0" w:color="CBD5E1"/>
+              <w:bottom w:val="single" w:sz="2" w:space="0" w:color="CBD5E1"/>
+              <w:right w:val="single" w:sz="2" w:space="0" w:color="CBD5E1"/>
+            </w:tcBorders>
+          </w:tcPr>
+          <w:p>
+            <w:pPr>
+              <w:spacing w:after="0"/>
+            </w:pPr>
+            <w:r>
+              <w:rPr>
+                <w:rFonts w:ascii="Arial" w:hAnsi="Arial"/>
+                <w:color w:val="000000"/>
+                <w:sz w:val="18"/>
+              </w:rPr>
+              <w:t>Intel Core i5 (2.5 GHz+) / AMD Ryzen 5</w:t>
             </w:r>
           </w:p>
         </w:tc>
@@ -619,14 +2366,19 @@
       <w:tr>
         <w:tc>
           <w:tcPr>
-            <w:tcW w:type="dxa" w:w="2520"/>
-            <w:shd w:val="clear" w:color="auto" w:fill="FFFFFF"/>
+            <w:tcW w:type="dxa" w:w="3120"/>
             <w:tcMar>
-              <w:top w:w="80" w:type="dxa"/>
-              <w:bottom w:w="80" w:type="dxa"/>
-              <w:left w:w="120" w:type="dxa"/>
-              <w:right w:w="120" w:type="dxa"/>
+              <w:top w:w="65" w:type="dxa"/>
+              <w:bottom w:w="65" w:type="dxa"/>
+              <w:left w:w="100" w:type="dxa"/>
+              <w:right w:w="100" w:type="dxa"/>
             </w:tcMar>
+            <w:tcBorders>
+              <w:top w:val="single" w:sz="2" w:space="0" w:color="CBD5E1"/>
+              <w:left w:val="single" w:sz="2" w:space="0" w:color="CBD5E1"/>
+              <w:bottom w:val="single" w:sz="2" w:space="0" w:color="CBD5E1"/>
+              <w:right w:val="single" w:sz="2" w:space="0" w:color="CBD5E1"/>
+            </w:tcBorders>
           </w:tcPr>
           <w:p>
             <w:pPr>
@@ -636,23 +2388,28 @@
               <w:rPr>
                 <w:rFonts w:ascii="Arial" w:hAnsi="Arial"/>
                 <w:b/>
-                <w:color w:val="1E293B"/>
-                <w:sz w:val="17"/>
+                <w:color w:val="000000"/>
+                <w:sz w:val="18"/>
               </w:rPr>
-              <w:t>Mean Time to Triage (MTTT)</w:t>
+              <w:t>RAM</w:t>
             </w:r>
           </w:p>
         </w:tc>
         <w:tc>
           <w:tcPr>
-            <w:tcW w:type="dxa" w:w="2520"/>
-            <w:shd w:val="clear" w:color="auto" w:fill="FFFFFF"/>
+            <w:tcW w:type="dxa" w:w="3120"/>
             <w:tcMar>
-              <w:top w:w="80" w:type="dxa"/>
-              <w:bottom w:w="80" w:type="dxa"/>
-              <w:left w:w="120" w:type="dxa"/>
-              <w:right w:w="120" w:type="dxa"/>
+              <w:top w:w="65" w:type="dxa"/>
+              <w:bottom w:w="65" w:type="dxa"/>
+              <w:left w:w="100" w:type="dxa"/>
+              <w:right w:w="100" w:type="dxa"/>
             </w:tcMar>
+            <w:tcBorders>
+              <w:top w:val="single" w:sz="2" w:space="0" w:color="CBD5E1"/>
+              <w:left w:val="single" w:sz="2" w:space="0" w:color="CBD5E1"/>
+              <w:bottom w:val="single" w:sz="2" w:space="0" w:color="CBD5E1"/>
+              <w:right w:val="single" w:sz="2" w:space="0" w:color="CBD5E1"/>
+            </w:tcBorders>
           </w:tcPr>
           <w:p>
             <w:pPr>
@@ -661,23 +2418,28 @@
             <w:r>
               <w:rPr>
                 <w:rFonts w:ascii="Arial" w:hAnsi="Arial"/>
-                <w:color w:val="1E293B"/>
-                <w:sz w:val="17"/>
+                <w:color w:val="000000"/>
+                <w:sz w:val="18"/>
               </w:rPr>
-              <w:t>15 – 20 mins per alert</w:t>
+              <w:t>4 GB</w:t>
             </w:r>
           </w:p>
         </w:tc>
         <w:tc>
           <w:tcPr>
-            <w:tcW w:type="dxa" w:w="2520"/>
-            <w:shd w:val="clear" w:color="auto" w:fill="FFFFFF"/>
+            <w:tcW w:type="dxa" w:w="3120"/>
             <w:tcMar>
-              <w:top w:w="80" w:type="dxa"/>
-              <w:bottom w:w="80" w:type="dxa"/>
-              <w:left w:w="120" w:type="dxa"/>
-              <w:right w:w="120" w:type="dxa"/>
+              <w:top w:w="65" w:type="dxa"/>
+              <w:bottom w:w="65" w:type="dxa"/>
+              <w:left w:w="100" w:type="dxa"/>
+              <w:right w:w="100" w:type="dxa"/>
             </w:tcMar>
+            <w:tcBorders>
+              <w:top w:val="single" w:sz="2" w:space="0" w:color="CBD5E1"/>
+              <w:left w:val="single" w:sz="2" w:space="0" w:color="CBD5E1"/>
+              <w:bottom w:val="single" w:sz="2" w:space="0" w:color="CBD5E1"/>
+              <w:right w:val="single" w:sz="2" w:space="0" w:color="CBD5E1"/>
+            </w:tcBorders>
           </w:tcPr>
           <w:p>
             <w:pPr>
@@ -686,35 +2448,10 @@
             <w:r>
               <w:rPr>
                 <w:rFonts w:ascii="Arial" w:hAnsi="Arial"/>
-                <w:color w:val="1E293B"/>
-                <w:sz w:val="17"/>
+                <w:color w:val="000000"/>
+                <w:sz w:val="18"/>
               </w:rPr>
-              <w:t>&lt; 1 second (Sub-Second Ingestion)</w:t>
-            </w:r>
-          </w:p>
-        </w:tc>
-        <w:tc>
-          <w:tcPr>
-            <w:tcW w:type="dxa" w:w="2520"/>
-            <w:shd w:val="clear" w:color="auto" w:fill="FFFFFF"/>
-            <w:tcMar>
-              <w:top w:w="80" w:type="dxa"/>
-              <w:bottom w:w="80" w:type="dxa"/>
-              <w:left w:w="120" w:type="dxa"/>
-              <w:right w:w="120" w:type="dxa"/>
-            </w:tcMar>
-          </w:tcPr>
-          <w:p>
-            <w:pPr>
-              <w:spacing w:after="0"/>
-            </w:pPr>
-            <w:r>
-              <w:rPr>
-                <w:rFonts w:ascii="Arial" w:hAnsi="Arial"/>
-                <w:color w:val="1E293B"/>
-                <w:sz w:val="17"/>
-              </w:rPr>
-              <w:t>99% Faster</w:t>
+              <w:t>8 GB DDR4</w:t>
             </w:r>
           </w:p>
         </w:tc>
@@ -722,14 +2459,19 @@
       <w:tr>
         <w:tc>
           <w:tcPr>
-            <w:tcW w:type="dxa" w:w="2520"/>
-            <w:shd w:val="clear" w:color="auto" w:fill="F8FAFC"/>
+            <w:tcW w:type="dxa" w:w="3120"/>
             <w:tcMar>
-              <w:top w:w="80" w:type="dxa"/>
-              <w:bottom w:w="80" w:type="dxa"/>
-              <w:left w:w="120" w:type="dxa"/>
-              <w:right w:w="120" w:type="dxa"/>
+              <w:top w:w="65" w:type="dxa"/>
+              <w:bottom w:w="65" w:type="dxa"/>
+              <w:left w:w="100" w:type="dxa"/>
+              <w:right w:w="100" w:type="dxa"/>
             </w:tcMar>
+            <w:tcBorders>
+              <w:top w:val="single" w:sz="2" w:space="0" w:color="CBD5E1"/>
+              <w:left w:val="single" w:sz="2" w:space="0" w:color="CBD5E1"/>
+              <w:bottom w:val="single" w:sz="2" w:space="0" w:color="CBD5E1"/>
+              <w:right w:val="single" w:sz="2" w:space="0" w:color="CBD5E1"/>
+            </w:tcBorders>
           </w:tcPr>
           <w:p>
             <w:pPr>
@@ -739,23 +2481,28 @@
               <w:rPr>
                 <w:rFonts w:ascii="Arial" w:hAnsi="Arial"/>
                 <w:b/>
-                <w:color w:val="1E293B"/>
-                <w:sz w:val="17"/>
+                <w:color w:val="000000"/>
+                <w:sz w:val="18"/>
               </w:rPr>
-              <w:t>Telemetry Ingestion</w:t>
+              <w:t>Storage</w:t>
             </w:r>
           </w:p>
         </w:tc>
         <w:tc>
           <w:tcPr>
-            <w:tcW w:type="dxa" w:w="2520"/>
-            <w:shd w:val="clear" w:color="auto" w:fill="F8FAFC"/>
+            <w:tcW w:type="dxa" w:w="3120"/>
             <w:tcMar>
-              <w:top w:w="80" w:type="dxa"/>
-              <w:bottom w:w="80" w:type="dxa"/>
-              <w:left w:w="120" w:type="dxa"/>
-              <w:right w:w="120" w:type="dxa"/>
+              <w:top w:w="65" w:type="dxa"/>
+              <w:bottom w:w="65" w:type="dxa"/>
+              <w:left w:w="100" w:type="dxa"/>
+              <w:right w:w="100" w:type="dxa"/>
             </w:tcMar>
+            <w:tcBorders>
+              <w:top w:val="single" w:sz="2" w:space="0" w:color="CBD5E1"/>
+              <w:left w:val="single" w:sz="2" w:space="0" w:color="CBD5E1"/>
+              <w:bottom w:val="single" w:sz="2" w:space="0" w:color="CBD5E1"/>
+              <w:right w:val="single" w:sz="2" w:space="0" w:color="CBD5E1"/>
+            </w:tcBorders>
           </w:tcPr>
           <w:p>
             <w:pPr>
@@ -764,23 +2511,28 @@
             <w:r>
               <w:rPr>
                 <w:rFonts w:ascii="Arial" w:hAnsi="Arial"/>
-                <w:color w:val="1E293B"/>
-                <w:sz w:val="17"/>
+                <w:color w:val="000000"/>
+                <w:sz w:val="18"/>
               </w:rPr>
-              <w:t>4 – 6 browser tabs (VT, AbuseIPDB, OTX)</w:t>
+              <w:t>500 MB free disk space</w:t>
             </w:r>
           </w:p>
         </w:tc>
         <w:tc>
           <w:tcPr>
-            <w:tcW w:type="dxa" w:w="2520"/>
-            <w:shd w:val="clear" w:color="auto" w:fill="F8FAFC"/>
+            <w:tcW w:type="dxa" w:w="3120"/>
             <w:tcMar>
-              <w:top w:w="80" w:type="dxa"/>
-              <w:bottom w:w="80" w:type="dxa"/>
-              <w:left w:w="120" w:type="dxa"/>
-              <w:right w:w="120" w:type="dxa"/>
+              <w:top w:w="65" w:type="dxa"/>
+              <w:bottom w:w="65" w:type="dxa"/>
+              <w:left w:w="100" w:type="dxa"/>
+              <w:right w:w="100" w:type="dxa"/>
             </w:tcMar>
+            <w:tcBorders>
+              <w:top w:val="single" w:sz="2" w:space="0" w:color="CBD5E1"/>
+              <w:left w:val="single" w:sz="2" w:space="0" w:color="CBD5E1"/>
+              <w:bottom w:val="single" w:sz="2" w:space="0" w:color="CBD5E1"/>
+              <w:right w:val="single" w:sz="2" w:space="0" w:color="CBD5E1"/>
+            </w:tcBorders>
           </w:tcPr>
           <w:p>
             <w:pPr>
@@ -789,35 +2541,10 @@
             <w:r>
               <w:rPr>
                 <w:rFonts w:ascii="Arial" w:hAnsi="Arial"/>
-                <w:color w:val="1E293B"/>
-                <w:sz w:val="17"/>
+                <w:color w:val="000000"/>
+                <w:sz w:val="18"/>
               </w:rPr>
-              <w:t>Unified Multi-Engine Score (0–100)</w:t>
-            </w:r>
-          </w:p>
-        </w:tc>
-        <w:tc>
-          <w:tcPr>
-            <w:tcW w:type="dxa" w:w="2520"/>
-            <w:shd w:val="clear" w:color="auto" w:fill="F8FAFC"/>
-            <w:tcMar>
-              <w:top w:w="80" w:type="dxa"/>
-              <w:bottom w:w="80" w:type="dxa"/>
-              <w:left w:w="120" w:type="dxa"/>
-              <w:right w:w="120" w:type="dxa"/>
-            </w:tcMar>
-          </w:tcPr>
-          <w:p>
-            <w:pPr>
-              <w:spacing w:after="0"/>
-            </w:pPr>
-            <w:r>
-              <w:rPr>
-                <w:rFonts w:ascii="Arial" w:hAnsi="Arial"/>
-                <w:color w:val="1E293B"/>
-                <w:sz w:val="17"/>
-              </w:rPr>
-              <w:t>Zero Pivoting</w:t>
+              <w:t>2 GB SSD storage</w:t>
             </w:r>
           </w:p>
         </w:tc>
@@ -825,14 +2552,19 @@
       <w:tr>
         <w:tc>
           <w:tcPr>
-            <w:tcW w:type="dxa" w:w="2520"/>
-            <w:shd w:val="clear" w:color="auto" w:fill="FFFFFF"/>
+            <w:tcW w:type="dxa" w:w="3120"/>
             <w:tcMar>
-              <w:top w:w="80" w:type="dxa"/>
-              <w:bottom w:w="80" w:type="dxa"/>
-              <w:left w:w="120" w:type="dxa"/>
-              <w:right w:w="120" w:type="dxa"/>
+              <w:top w:w="65" w:type="dxa"/>
+              <w:bottom w:w="65" w:type="dxa"/>
+              <w:left w:w="100" w:type="dxa"/>
+              <w:right w:w="100" w:type="dxa"/>
             </w:tcMar>
+            <w:tcBorders>
+              <w:top w:val="single" w:sz="2" w:space="0" w:color="CBD5E1"/>
+              <w:left w:val="single" w:sz="2" w:space="0" w:color="CBD5E1"/>
+              <w:bottom w:val="single" w:sz="2" w:space="0" w:color="CBD5E1"/>
+              <w:right w:val="single" w:sz="2" w:space="0" w:color="CBD5E1"/>
+            </w:tcBorders>
           </w:tcPr>
           <w:p>
             <w:pPr>
@@ -842,23 +2574,28 @@
               <w:rPr>
                 <w:rFonts w:ascii="Arial" w:hAnsi="Arial"/>
                 <w:b/>
-                <w:color w:val="1E293B"/>
-                <w:sz w:val="17"/>
+                <w:color w:val="000000"/>
+                <w:sz w:val="18"/>
               </w:rPr>
-              <w:t>Localhost / RFC 1918 Safety</w:t>
+              <w:t>Display Resolution</w:t>
             </w:r>
           </w:p>
         </w:tc>
         <w:tc>
           <w:tcPr>
-            <w:tcW w:type="dxa" w:w="2520"/>
-            <w:shd w:val="clear" w:color="auto" w:fill="FFFFFF"/>
+            <w:tcW w:type="dxa" w:w="3120"/>
             <w:tcMar>
-              <w:top w:w="80" w:type="dxa"/>
-              <w:bottom w:w="80" w:type="dxa"/>
-              <w:left w:w="120" w:type="dxa"/>
-              <w:right w:w="120" w:type="dxa"/>
+              <w:top w:w="65" w:type="dxa"/>
+              <w:bottom w:w="65" w:type="dxa"/>
+              <w:left w:w="100" w:type="dxa"/>
+              <w:right w:w="100" w:type="dxa"/>
             </w:tcMar>
+            <w:tcBorders>
+              <w:top w:val="single" w:sz="2" w:space="0" w:color="CBD5E1"/>
+              <w:left w:val="single" w:sz="2" w:space="0" w:color="CBD5E1"/>
+              <w:bottom w:val="single" w:sz="2" w:space="0" w:color="CBD5E1"/>
+              <w:right w:val="single" w:sz="2" w:space="0" w:color="CBD5E1"/>
+            </w:tcBorders>
           </w:tcPr>
           <w:p>
             <w:pPr>
@@ -867,23 +2604,28 @@
             <w:r>
               <w:rPr>
                 <w:rFonts w:ascii="Arial" w:hAnsi="Arial"/>
-                <w:color w:val="1E293B"/>
-                <w:sz w:val="17"/>
+                <w:color w:val="000000"/>
+                <w:sz w:val="18"/>
               </w:rPr>
-              <w:t>False critical alerts, external leaks</w:t>
+              <w:t>1024 × 768 pixels</w:t>
             </w:r>
           </w:p>
         </w:tc>
         <w:tc>
           <w:tcPr>
-            <w:tcW w:type="dxa" w:w="2520"/>
-            <w:shd w:val="clear" w:color="auto" w:fill="FFFFFF"/>
+            <w:tcW w:type="dxa" w:w="3120"/>
             <w:tcMar>
-              <w:top w:w="80" w:type="dxa"/>
-              <w:bottom w:w="80" w:type="dxa"/>
-              <w:left w:w="120" w:type="dxa"/>
-              <w:right w:w="120" w:type="dxa"/>
+              <w:top w:w="65" w:type="dxa"/>
+              <w:bottom w:w="65" w:type="dxa"/>
+              <w:left w:w="100" w:type="dxa"/>
+              <w:right w:w="100" w:type="dxa"/>
             </w:tcMar>
+            <w:tcBorders>
+              <w:top w:val="single" w:sz="2" w:space="0" w:color="CBD5E1"/>
+              <w:left w:val="single" w:sz="2" w:space="0" w:color="CBD5E1"/>
+              <w:bottom w:val="single" w:sz="2" w:space="0" w:color="CBD5E1"/>
+              <w:right w:val="single" w:sz="2" w:space="0" w:color="CBD5E1"/>
+            </w:tcBorders>
           </w:tcPr>
           <w:p>
             <w:pPr>
@@ -892,35 +2634,10 @@
             <w:r>
               <w:rPr>
                 <w:rFonts w:ascii="Arial" w:hAnsi="Arial"/>
-                <w:color w:val="1E293B"/>
-                <w:sz w:val="17"/>
+                <w:color w:val="000000"/>
+                <w:sz w:val="18"/>
               </w:rPr>
-              <w:t>Safe Loopback Suppression (0 Risk)</w:t>
-            </w:r>
-          </w:p>
-        </w:tc>
-        <w:tc>
-          <w:tcPr>
-            <w:tcW w:type="dxa" w:w="2520"/>
-            <w:shd w:val="clear" w:color="auto" w:fill="FFFFFF"/>
-            <w:tcMar>
-              <w:top w:w="80" w:type="dxa"/>
-              <w:bottom w:w="80" w:type="dxa"/>
-              <w:left w:w="120" w:type="dxa"/>
-              <w:right w:w="120" w:type="dxa"/>
-            </w:tcMar>
-          </w:tcPr>
-          <w:p>
-            <w:pPr>
-              <w:spacing w:after="0"/>
-            </w:pPr>
-            <w:r>
-              <w:rPr>
-                <w:rFonts w:ascii="Arial" w:hAnsi="Arial"/>
-                <w:color w:val="1E293B"/>
-                <w:sz w:val="17"/>
-              </w:rPr>
-              <w:t>100% False-Alarm Cut</w:t>
+              <w:t>1920 × 1080 (Full HD)</w:t>
             </w:r>
           </w:p>
         </w:tc>
@@ -928,14 +2645,19 @@
       <w:tr>
         <w:tc>
           <w:tcPr>
-            <w:tcW w:type="dxa" w:w="2520"/>
-            <w:shd w:val="clear" w:color="auto" w:fill="F8FAFC"/>
+            <w:tcW w:type="dxa" w:w="3120"/>
             <w:tcMar>
-              <w:top w:w="80" w:type="dxa"/>
-              <w:bottom w:w="80" w:type="dxa"/>
-              <w:left w:w="120" w:type="dxa"/>
-              <w:right w:w="120" w:type="dxa"/>
+              <w:top w:w="65" w:type="dxa"/>
+              <w:bottom w:w="65" w:type="dxa"/>
+              <w:left w:w="100" w:type="dxa"/>
+              <w:right w:w="100" w:type="dxa"/>
             </w:tcMar>
+            <w:tcBorders>
+              <w:top w:val="single" w:sz="2" w:space="0" w:color="CBD5E1"/>
+              <w:left w:val="single" w:sz="2" w:space="0" w:color="CBD5E1"/>
+              <w:bottom w:val="single" w:sz="2" w:space="0" w:color="CBD5E1"/>
+              <w:right w:val="single" w:sz="2" w:space="0" w:color="CBD5E1"/>
+            </w:tcBorders>
           </w:tcPr>
           <w:p>
             <w:pPr>
@@ -945,23 +2667,28 @@
               <w:rPr>
                 <w:rFonts w:ascii="Arial" w:hAnsi="Arial"/>
                 <w:b/>
-                <w:color w:val="1E293B"/>
-                <w:sz w:val="17"/>
+                <w:color w:val="000000"/>
+                <w:sz w:val="18"/>
               </w:rPr>
-              <w:t>Attack Velocity Insight</w:t>
+              <w:t>Connectivity</w:t>
             </w:r>
           </w:p>
         </w:tc>
         <w:tc>
           <w:tcPr>
-            <w:tcW w:type="dxa" w:w="2520"/>
-            <w:shd w:val="clear" w:color="auto" w:fill="F8FAFC"/>
+            <w:tcW w:type="dxa" w:w="3120"/>
             <w:tcMar>
-              <w:top w:w="80" w:type="dxa"/>
-              <w:bottom w:w="80" w:type="dxa"/>
-              <w:left w:w="120" w:type="dxa"/>
-              <w:right w:w="120" w:type="dxa"/>
+              <w:top w:w="65" w:type="dxa"/>
+              <w:bottom w:w="65" w:type="dxa"/>
+              <w:left w:w="100" w:type="dxa"/>
+              <w:right w:w="100" w:type="dxa"/>
             </w:tcMar>
+            <w:tcBorders>
+              <w:top w:val="single" w:sz="2" w:space="0" w:color="CBD5E1"/>
+              <w:left w:val="single" w:sz="2" w:space="0" w:color="CBD5E1"/>
+              <w:bottom w:val="single" w:sz="2" w:space="0" w:color="CBD5E1"/>
+              <w:right w:val="single" w:sz="2" w:space="0" w:color="CBD5E1"/>
+            </w:tcBorders>
           </w:tcPr>
           <w:p>
             <w:pPr>
@@ -970,23 +2697,28 @@
             <w:r>
               <w:rPr>
                 <w:rFonts w:ascii="Arial" w:hAnsi="Arial"/>
-                <w:color w:val="1E293B"/>
-                <w:sz w:val="17"/>
+                <w:color w:val="000000"/>
+                <w:sz w:val="18"/>
               </w:rPr>
-              <w:t>Static timestamps without trend</w:t>
+              <w:t>Standard Internet Connection</w:t>
             </w:r>
           </w:p>
         </w:tc>
         <w:tc>
           <w:tcPr>
-            <w:tcW w:type="dxa" w:w="2520"/>
-            <w:shd w:val="clear" w:color="auto" w:fill="F8FAFC"/>
+            <w:tcW w:type="dxa" w:w="3120"/>
             <w:tcMar>
-              <w:top w:w="80" w:type="dxa"/>
-              <w:bottom w:w="80" w:type="dxa"/>
-              <w:left w:w="120" w:type="dxa"/>
-              <w:right w:w="120" w:type="dxa"/>
+              <w:top w:w="65" w:type="dxa"/>
+              <w:bottom w:w="65" w:type="dxa"/>
+              <w:left w:w="100" w:type="dxa"/>
+              <w:right w:w="100" w:type="dxa"/>
             </w:tcMar>
+            <w:tcBorders>
+              <w:top w:val="single" w:sz="2" w:space="0" w:color="CBD5E1"/>
+              <w:left w:val="single" w:sz="2" w:space="0" w:color="CBD5E1"/>
+              <w:bottom w:val="single" w:sz="2" w:space="0" w:color="CBD5E1"/>
+              <w:right w:val="single" w:sz="2" w:space="0" w:color="CBD5E1"/>
+            </w:tcBorders>
           </w:tcPr>
           <w:p>
             <w:pPr>
@@ -995,241 +2727,10 @@
             <w:r>
               <w:rPr>
                 <w:rFonts w:ascii="Arial" w:hAnsi="Arial"/>
-                <w:color w:val="1E293B"/>
-                <w:sz w:val="17"/>
+                <w:color w:val="000000"/>
+                <w:sz w:val="18"/>
               </w:rPr>
-              <w:t>14-Day Velocity Spline + Decay</w:t>
-            </w:r>
-          </w:p>
-        </w:tc>
-        <w:tc>
-          <w:tcPr>
-            <w:tcW w:type="dxa" w:w="2520"/>
-            <w:shd w:val="clear" w:color="auto" w:fill="F8FAFC"/>
-            <w:tcMar>
-              <w:top w:w="80" w:type="dxa"/>
-              <w:bottom w:w="80" w:type="dxa"/>
-              <w:left w:w="120" w:type="dxa"/>
-              <w:right w:w="120" w:type="dxa"/>
-            </w:tcMar>
-          </w:tcPr>
-          <w:p>
-            <w:pPr>
-              <w:spacing w:after="0"/>
-            </w:pPr>
-            <w:r>
-              <w:rPr>
-                <w:rFonts w:ascii="Arial" w:hAnsi="Arial"/>
-                <w:color w:val="1E293B"/>
-                <w:sz w:val="17"/>
-              </w:rPr>
-              <w:t>Surge Detection</w:t>
-            </w:r>
-          </w:p>
-        </w:tc>
-      </w:tr>
-      <w:tr>
-        <w:tc>
-          <w:tcPr>
-            <w:tcW w:type="dxa" w:w="2520"/>
-            <w:shd w:val="clear" w:color="auto" w:fill="FFFFFF"/>
-            <w:tcMar>
-              <w:top w:w="80" w:type="dxa"/>
-              <w:bottom w:w="80" w:type="dxa"/>
-              <w:left w:w="120" w:type="dxa"/>
-              <w:right w:w="120" w:type="dxa"/>
-            </w:tcMar>
-          </w:tcPr>
-          <w:p>
-            <w:pPr>
-              <w:spacing w:after="0"/>
-            </w:pPr>
-            <w:r>
-              <w:rPr>
-                <w:rFonts w:ascii="Arial" w:hAnsi="Arial"/>
-                <w:b/>
-                <w:color w:val="1E293B"/>
-                <w:sz w:val="17"/>
-              </w:rPr>
-              <w:t>Defensive Containment</w:t>
-            </w:r>
-          </w:p>
-        </w:tc>
-        <w:tc>
-          <w:tcPr>
-            <w:tcW w:type="dxa" w:w="2520"/>
-            <w:shd w:val="clear" w:color="auto" w:fill="FFFFFF"/>
-            <w:tcMar>
-              <w:top w:w="80" w:type="dxa"/>
-              <w:bottom w:w="80" w:type="dxa"/>
-              <w:left w:w="120" w:type="dxa"/>
-              <w:right w:w="120" w:type="dxa"/>
-            </w:tcMar>
-          </w:tcPr>
-          <w:p>
-            <w:pPr>
-              <w:spacing w:after="0"/>
-            </w:pPr>
-            <w:r>
-              <w:rPr>
-                <w:rFonts w:ascii="Arial" w:hAnsi="Arial"/>
-                <w:color w:val="1E293B"/>
-                <w:sz w:val="17"/>
-              </w:rPr>
-              <w:t>10 – 15 mins authoring firewall syntax</w:t>
-            </w:r>
-          </w:p>
-        </w:tc>
-        <w:tc>
-          <w:tcPr>
-            <w:tcW w:type="dxa" w:w="2520"/>
-            <w:shd w:val="clear" w:color="auto" w:fill="FFFFFF"/>
-            <w:tcMar>
-              <w:top w:w="80" w:type="dxa"/>
-              <w:bottom w:w="80" w:type="dxa"/>
-              <w:left w:w="120" w:type="dxa"/>
-              <w:right w:w="120" w:type="dxa"/>
-            </w:tcMar>
-          </w:tcPr>
-          <w:p>
-            <w:pPr>
-              <w:spacing w:after="0"/>
-            </w:pPr>
-            <w:r>
-              <w:rPr>
-                <w:rFonts w:ascii="Arial" w:hAnsi="Arial"/>
-                <w:color w:val="1E293B"/>
-                <w:sz w:val="17"/>
-              </w:rPr>
-              <w:t>1-Click YARA, Sigma &amp; PowerShell</w:t>
-            </w:r>
-          </w:p>
-        </w:tc>
-        <w:tc>
-          <w:tcPr>
-            <w:tcW w:type="dxa" w:w="2520"/>
-            <w:shd w:val="clear" w:color="auto" w:fill="FFFFFF"/>
-            <w:tcMar>
-              <w:top w:w="80" w:type="dxa"/>
-              <w:bottom w:w="80" w:type="dxa"/>
-              <w:left w:w="120" w:type="dxa"/>
-              <w:right w:w="120" w:type="dxa"/>
-            </w:tcMar>
-          </w:tcPr>
-          <w:p>
-            <w:pPr>
-              <w:spacing w:after="0"/>
-            </w:pPr>
-            <w:r>
-              <w:rPr>
-                <w:rFonts w:ascii="Arial" w:hAnsi="Arial"/>
-                <w:color w:val="1E293B"/>
-                <w:sz w:val="17"/>
-              </w:rPr>
-              <w:t>Immediate Defense</w:t>
-            </w:r>
-          </w:p>
-        </w:tc>
-      </w:tr>
-      <w:tr>
-        <w:tc>
-          <w:tcPr>
-            <w:tcW w:type="dxa" w:w="2520"/>
-            <w:shd w:val="clear" w:color="auto" w:fill="F8FAFC"/>
-            <w:tcMar>
-              <w:top w:w="80" w:type="dxa"/>
-              <w:bottom w:w="80" w:type="dxa"/>
-              <w:left w:w="120" w:type="dxa"/>
-              <w:right w:w="120" w:type="dxa"/>
-            </w:tcMar>
-          </w:tcPr>
-          <w:p>
-            <w:pPr>
-              <w:spacing w:after="0"/>
-            </w:pPr>
-            <w:r>
-              <w:rPr>
-                <w:rFonts w:ascii="Arial" w:hAnsi="Arial"/>
-                <w:b/>
-                <w:color w:val="1E293B"/>
-                <w:sz w:val="17"/>
-              </w:rPr>
-              <w:t>Incident Reporting</w:t>
-            </w:r>
-          </w:p>
-        </w:tc>
-        <w:tc>
-          <w:tcPr>
-            <w:tcW w:type="dxa" w:w="2520"/>
-            <w:shd w:val="clear" w:color="auto" w:fill="F8FAFC"/>
-            <w:tcMar>
-              <w:top w:w="80" w:type="dxa"/>
-              <w:bottom w:w="80" w:type="dxa"/>
-              <w:left w:w="120" w:type="dxa"/>
-              <w:right w:w="120" w:type="dxa"/>
-            </w:tcMar>
-          </w:tcPr>
-          <w:p>
-            <w:pPr>
-              <w:spacing w:after="0"/>
-            </w:pPr>
-            <w:r>
-              <w:rPr>
-                <w:rFonts w:ascii="Arial" w:hAnsi="Arial"/>
-                <w:color w:val="1E293B"/>
-                <w:sz w:val="17"/>
-              </w:rPr>
-              <w:t>20 – 30 mins drafting manual reports</w:t>
-            </w:r>
-          </w:p>
-        </w:tc>
-        <w:tc>
-          <w:tcPr>
-            <w:tcW w:type="dxa" w:w="2520"/>
-            <w:shd w:val="clear" w:color="auto" w:fill="F8FAFC"/>
-            <w:tcMar>
-              <w:top w:w="80" w:type="dxa"/>
-              <w:bottom w:w="80" w:type="dxa"/>
-              <w:left w:w="120" w:type="dxa"/>
-              <w:right w:w="120" w:type="dxa"/>
-            </w:tcMar>
-          </w:tcPr>
-          <w:p>
-            <w:pPr>
-              <w:spacing w:after="0"/>
-            </w:pPr>
-            <w:r>
-              <w:rPr>
-                <w:rFonts w:ascii="Arial" w:hAnsi="Arial"/>
-                <w:color w:val="1E293B"/>
-                <w:sz w:val="17"/>
-              </w:rPr>
-              <w:t>Instant PDF &amp; OASIS STIX 2.1 Export</w:t>
-            </w:r>
-          </w:p>
-        </w:tc>
-        <w:tc>
-          <w:tcPr>
-            <w:tcW w:type="dxa" w:w="2520"/>
-            <w:shd w:val="clear" w:color="auto" w:fill="F8FAFC"/>
-            <w:tcMar>
-              <w:top w:w="80" w:type="dxa"/>
-              <w:bottom w:w="80" w:type="dxa"/>
-              <w:left w:w="120" w:type="dxa"/>
-              <w:right w:w="120" w:type="dxa"/>
-            </w:tcMar>
-          </w:tcPr>
-          <w:p>
-            <w:pPr>
-              <w:spacing w:after="0"/>
-            </w:pPr>
-            <w:r>
-              <w:rPr>
-                <w:rFonts w:ascii="Arial" w:hAnsi="Arial"/>
-                <w:color w:val="1E293B"/>
-                <w:sz w:val="17"/>
-              </w:rPr>
-              <w:t>100% Automated</w:t>
+              <w:t>High-Speed Broadband / Wi-Fi</w:t>
             </w:r>
           </w:p>
         </w:tc>
@@ -1242,29 +2743,15 @@
     </w:p>
     <w:p>
       <w:pPr>
-        <w:spacing w:before="240" w:after="80"/>
+        <w:spacing w:before="0" w:after="80" w:line="276" w:lineRule="auto"/>
       </w:pPr>
       <w:r>
         <w:rPr>
           <w:rFonts w:ascii="Arial" w:hAnsi="Arial"/>
-          <w:b/>
-          <w:color w:val="0F172A"/>
-          <w:sz w:val="26"/>
+          <w:color w:val="000000"/>
+          <w:sz w:val="20"/>
         </w:rPr>
-        <w:t>2. Threat Telemetry Datasets &amp; Live Intelligence Feeds</w:t>
-      </w:r>
-    </w:p>
-    <w:p>
-      <w:pPr>
-        <w:spacing w:after="80"/>
-      </w:pPr>
-      <w:r>
-        <w:rPr>
-          <w:rFonts w:ascii="Arial" w:hAnsi="Arial"/>
-          <w:color w:val="1E293B"/>
-          <w:sz w:val="19"/>
-        </w:rPr>
-        <w:t>CyberPulse correlates multi-sourced, real-world cyber threat telemetry across authoritative threat intelligence providers. For offline evaluation, unit testing, and GitHub Pages live simulation, CyberPulse integrates an embedded deterministic fixture dataset.</w:t>
+        <w:t>6.2 Software Requirements:</w:t>
       </w:r>
     </w:p>
     <w:tbl>
@@ -1274,22 +2761,27 @@
         <w:tblLook w:firstColumn="1" w:firstRow="1" w:lastColumn="0" w:lastRow="0" w:noHBand="0" w:noVBand="1" w:val="04A0"/>
       </w:tblPr>
       <w:tblGrid>
-        <w:gridCol w:w="2520"/>
-        <w:gridCol w:w="2520"/>
-        <w:gridCol w:w="2520"/>
-        <w:gridCol w:w="2520"/>
+        <w:gridCol w:w="3120"/>
+        <w:gridCol w:w="3120"/>
+        <w:gridCol w:w="3120"/>
       </w:tblGrid>
       <w:tr>
         <w:tc>
           <w:tcPr>
-            <w:tcW w:type="dxa" w:w="2520"/>
-            <w:shd w:val="clear" w:color="auto" w:fill="0F172A"/>
+            <w:tcW w:type="dxa" w:w="3120"/>
+            <w:shd w:val="clear" w:color="auto" w:fill="F1F5F9"/>
             <w:tcMar>
-              <w:top w:w="100" w:type="dxa"/>
-              <w:bottom w:w="100" w:type="dxa"/>
-              <w:left w:w="120" w:type="dxa"/>
-              <w:right w:w="120" w:type="dxa"/>
+              <w:top w:w="80" w:type="dxa"/>
+              <w:bottom w:w="80" w:type="dxa"/>
+              <w:left w:w="100" w:type="dxa"/>
+              <w:right w:w="100" w:type="dxa"/>
             </w:tcMar>
+            <w:tcBorders>
+              <w:top w:val="single" w:sz="6" w:space="0" w:color="000000"/>
+              <w:left w:val="single" w:sz="4" w:space="0" w:color="000000"/>
+              <w:bottom w:val="single" w:sz="6" w:space="0" w:color="000000"/>
+              <w:right w:val="single" w:sz="4" w:space="0" w:color="000000"/>
+            </w:tcBorders>
           </w:tcPr>
           <w:p>
             <w:pPr>
@@ -1299,23 +2791,29 @@
               <w:rPr>
                 <w:rFonts w:ascii="Arial" w:hAnsi="Arial"/>
                 <w:b/>
-                <w:color w:val="FFFFFF"/>
-                <w:sz w:val="17"/>
+                <w:color w:val="000000"/>
+                <w:sz w:val="18"/>
               </w:rPr>
-              <w:t>Dataset / Intelligence Feed</w:t>
+              <w:t>Software Component</w:t>
             </w:r>
           </w:p>
         </w:tc>
         <w:tc>
           <w:tcPr>
-            <w:tcW w:type="dxa" w:w="2520"/>
-            <w:shd w:val="clear" w:color="auto" w:fill="0F172A"/>
+            <w:tcW w:type="dxa" w:w="3120"/>
+            <w:shd w:val="clear" w:color="auto" w:fill="F1F5F9"/>
             <w:tcMar>
-              <w:top w:w="100" w:type="dxa"/>
-              <w:bottom w:w="100" w:type="dxa"/>
-              <w:left w:w="120" w:type="dxa"/>
-              <w:right w:w="120" w:type="dxa"/>
+              <w:top w:w="80" w:type="dxa"/>
+              <w:bottom w:w="80" w:type="dxa"/>
+              <w:left w:w="100" w:type="dxa"/>
+              <w:right w:w="100" w:type="dxa"/>
             </w:tcMar>
+            <w:tcBorders>
+              <w:top w:val="single" w:sz="6" w:space="0" w:color="000000"/>
+              <w:left w:val="single" w:sz="4" w:space="0" w:color="000000"/>
+              <w:bottom w:val="single" w:sz="6" w:space="0" w:color="000000"/>
+              <w:right w:val="single" w:sz="4" w:space="0" w:color="000000"/>
+            </w:tcBorders>
           </w:tcPr>
           <w:p>
             <w:pPr>
@@ -1325,23 +2823,29 @@
               <w:rPr>
                 <w:rFonts w:ascii="Arial" w:hAnsi="Arial"/>
                 <w:b/>
-                <w:color w:val="FFFFFF"/>
-                <w:sz w:val="17"/>
+                <w:color w:val="000000"/>
+                <w:sz w:val="18"/>
               </w:rPr>
-              <w:t>Feed Type / Source</w:t>
+              <w:t>Environment / Technology</w:t>
             </w:r>
           </w:p>
         </w:tc>
         <w:tc>
           <w:tcPr>
-            <w:tcW w:type="dxa" w:w="2520"/>
-            <w:shd w:val="clear" w:color="auto" w:fill="0F172A"/>
+            <w:tcW w:type="dxa" w:w="3120"/>
+            <w:shd w:val="clear" w:color="auto" w:fill="F1F5F9"/>
             <w:tcMar>
-              <w:top w:w="100" w:type="dxa"/>
-              <w:bottom w:w="100" w:type="dxa"/>
-              <w:left w:w="120" w:type="dxa"/>
-              <w:right w:w="120" w:type="dxa"/>
+              <w:top w:w="80" w:type="dxa"/>
+              <w:bottom w:w="80" w:type="dxa"/>
+              <w:left w:w="100" w:type="dxa"/>
+              <w:right w:w="100" w:type="dxa"/>
             </w:tcMar>
+            <w:tcBorders>
+              <w:top w:val="single" w:sz="6" w:space="0" w:color="000000"/>
+              <w:left w:val="single" w:sz="4" w:space="0" w:color="000000"/>
+              <w:bottom w:val="single" w:sz="6" w:space="0" w:color="000000"/>
+              <w:right w:val="single" w:sz="4" w:space="0" w:color="000000"/>
+            </w:tcBorders>
           </w:tcPr>
           <w:p>
             <w:pPr>
@@ -1351,23 +2855,30 @@
               <w:rPr>
                 <w:rFonts w:ascii="Arial" w:hAnsi="Arial"/>
                 <w:b/>
-                <w:color w:val="FFFFFF"/>
-                <w:sz w:val="17"/>
+                <w:color w:val="000000"/>
+                <w:sz w:val="18"/>
               </w:rPr>
-              <w:t>Primary Data Attributes</w:t>
+              <w:t>Operational Purpose</w:t>
             </w:r>
           </w:p>
         </w:tc>
+      </w:tr>
+      <w:tr>
         <w:tc>
           <w:tcPr>
-            <w:tcW w:type="dxa" w:w="2520"/>
-            <w:shd w:val="clear" w:color="auto" w:fill="0F172A"/>
+            <w:tcW w:type="dxa" w:w="3120"/>
             <w:tcMar>
-              <w:top w:w="100" w:type="dxa"/>
-              <w:bottom w:w="100" w:type="dxa"/>
-              <w:left w:w="120" w:type="dxa"/>
-              <w:right w:w="120" w:type="dxa"/>
+              <w:top w:w="65" w:type="dxa"/>
+              <w:bottom w:w="65" w:type="dxa"/>
+              <w:left w:w="100" w:type="dxa"/>
+              <w:right w:w="100" w:type="dxa"/>
             </w:tcMar>
+            <w:tcBorders>
+              <w:top w:val="single" w:sz="2" w:space="0" w:color="CBD5E1"/>
+              <w:left w:val="single" w:sz="2" w:space="0" w:color="CBD5E1"/>
+              <w:bottom w:val="single" w:sz="2" w:space="0" w:color="CBD5E1"/>
+              <w:right w:val="single" w:sz="2" w:space="0" w:color="CBD5E1"/>
+            </w:tcBorders>
           </w:tcPr>
           <w:p>
             <w:pPr>
@@ -1377,10 +2888,70 @@
               <w:rPr>
                 <w:rFonts w:ascii="Arial" w:hAnsi="Arial"/>
                 <w:b/>
-                <w:color w:val="FFFFFF"/>
-                <w:sz w:val="17"/>
+                <w:color w:val="000000"/>
+                <w:sz w:val="18"/>
               </w:rPr>
-              <w:t>Application Role</w:t>
+              <w:t>Operating System</w:t>
+            </w:r>
+          </w:p>
+        </w:tc>
+        <w:tc>
+          <w:tcPr>
+            <w:tcW w:type="dxa" w:w="3120"/>
+            <w:tcMar>
+              <w:top w:w="65" w:type="dxa"/>
+              <w:bottom w:w="65" w:type="dxa"/>
+              <w:left w:w="100" w:type="dxa"/>
+              <w:right w:w="100" w:type="dxa"/>
+            </w:tcMar>
+            <w:tcBorders>
+              <w:top w:val="single" w:sz="2" w:space="0" w:color="CBD5E1"/>
+              <w:left w:val="single" w:sz="2" w:space="0" w:color="CBD5E1"/>
+              <w:bottom w:val="single" w:sz="2" w:space="0" w:color="CBD5E1"/>
+              <w:right w:val="single" w:sz="2" w:space="0" w:color="CBD5E1"/>
+            </w:tcBorders>
+          </w:tcPr>
+          <w:p>
+            <w:pPr>
+              <w:spacing w:after="0"/>
+            </w:pPr>
+            <w:r>
+              <w:rPr>
+                <w:rFonts w:ascii="Arial" w:hAnsi="Arial"/>
+                <w:color w:val="000000"/>
+                <w:sz w:val="18"/>
+              </w:rPr>
+              <w:t>Windows 10/11, Linux (Ubuntu), macOS</w:t>
+            </w:r>
+          </w:p>
+        </w:tc>
+        <w:tc>
+          <w:tcPr>
+            <w:tcW w:type="dxa" w:w="3120"/>
+            <w:tcMar>
+              <w:top w:w="65" w:type="dxa"/>
+              <w:bottom w:w="65" w:type="dxa"/>
+              <w:left w:w="100" w:type="dxa"/>
+              <w:right w:w="100" w:type="dxa"/>
+            </w:tcMar>
+            <w:tcBorders>
+              <w:top w:val="single" w:sz="2" w:space="0" w:color="CBD5E1"/>
+              <w:left w:val="single" w:sz="2" w:space="0" w:color="CBD5E1"/>
+              <w:bottom w:val="single" w:sz="2" w:space="0" w:color="CBD5E1"/>
+              <w:right w:val="single" w:sz="2" w:space="0" w:color="CBD5E1"/>
+            </w:tcBorders>
+          </w:tcPr>
+          <w:p>
+            <w:pPr>
+              <w:spacing w:after="0"/>
+            </w:pPr>
+            <w:r>
+              <w:rPr>
+                <w:rFonts w:ascii="Arial" w:hAnsi="Arial"/>
+                <w:color w:val="000000"/>
+                <w:sz w:val="18"/>
+              </w:rPr>
+              <w:t>Development and runtime environment</w:t>
             </w:r>
           </w:p>
         </w:tc>
@@ -1388,14 +2959,19 @@
       <w:tr>
         <w:tc>
           <w:tcPr>
-            <w:tcW w:type="dxa" w:w="2520"/>
-            <w:shd w:val="clear" w:color="auto" w:fill="FFFFFF"/>
+            <w:tcW w:type="dxa" w:w="3120"/>
             <w:tcMar>
-              <w:top w:w="80" w:type="dxa"/>
-              <w:bottom w:w="80" w:type="dxa"/>
-              <w:left w:w="120" w:type="dxa"/>
-              <w:right w:w="120" w:type="dxa"/>
+              <w:top w:w="65" w:type="dxa"/>
+              <w:bottom w:w="65" w:type="dxa"/>
+              <w:left w:w="100" w:type="dxa"/>
+              <w:right w:w="100" w:type="dxa"/>
             </w:tcMar>
+            <w:tcBorders>
+              <w:top w:val="single" w:sz="2" w:space="0" w:color="CBD5E1"/>
+              <w:left w:val="single" w:sz="2" w:space="0" w:color="CBD5E1"/>
+              <w:bottom w:val="single" w:sz="2" w:space="0" w:color="CBD5E1"/>
+              <w:right w:val="single" w:sz="2" w:space="0" w:color="CBD5E1"/>
+            </w:tcBorders>
           </w:tcPr>
           <w:p>
             <w:pPr>
@@ -1405,23 +2981,28 @@
               <w:rPr>
                 <w:rFonts w:ascii="Arial" w:hAnsi="Arial"/>
                 <w:b/>
-                <w:color w:val="1E293B"/>
-                <w:sz w:val="17"/>
+                <w:color w:val="000000"/>
+                <w:sz w:val="18"/>
               </w:rPr>
-              <w:t>AlienVault OTX</w:t>
+              <w:t>Programming Language</w:t>
             </w:r>
           </w:p>
         </w:tc>
         <w:tc>
           <w:tcPr>
-            <w:tcW w:type="dxa" w:w="2520"/>
-            <w:shd w:val="clear" w:color="auto" w:fill="FFFFFF"/>
+            <w:tcW w:type="dxa" w:w="3120"/>
             <w:tcMar>
-              <w:top w:w="80" w:type="dxa"/>
-              <w:bottom w:w="80" w:type="dxa"/>
-              <w:left w:w="120" w:type="dxa"/>
-              <w:right w:w="120" w:type="dxa"/>
+              <w:top w:w="65" w:type="dxa"/>
+              <w:bottom w:w="65" w:type="dxa"/>
+              <w:left w:w="100" w:type="dxa"/>
+              <w:right w:w="100" w:type="dxa"/>
             </w:tcMar>
+            <w:tcBorders>
+              <w:top w:val="single" w:sz="2" w:space="0" w:color="CBD5E1"/>
+              <w:left w:val="single" w:sz="2" w:space="0" w:color="CBD5E1"/>
+              <w:bottom w:val="single" w:sz="2" w:space="0" w:color="CBD5E1"/>
+              <w:right w:val="single" w:sz="2" w:space="0" w:color="CBD5E1"/>
+            </w:tcBorders>
           </w:tcPr>
           <w:p>
             <w:pPr>
@@ -1430,23 +3011,28 @@
             <w:r>
               <w:rPr>
                 <w:rFonts w:ascii="Arial" w:hAnsi="Arial"/>
-                <w:color w:val="1E293B"/>
-                <w:sz w:val="17"/>
+                <w:color w:val="000000"/>
+                <w:sz w:val="18"/>
               </w:rPr>
-              <w:t>Public Open Threat Exchange</w:t>
+              <w:t>Python 3.10+ &amp; ES6 JavaScript</w:t>
             </w:r>
           </w:p>
         </w:tc>
         <w:tc>
           <w:tcPr>
-            <w:tcW w:type="dxa" w:w="2520"/>
-            <w:shd w:val="clear" w:color="auto" w:fill="FFFFFF"/>
+            <w:tcW w:type="dxa" w:w="3120"/>
             <w:tcMar>
-              <w:top w:w="80" w:type="dxa"/>
-              <w:bottom w:w="80" w:type="dxa"/>
-              <w:left w:w="120" w:type="dxa"/>
-              <w:right w:w="120" w:type="dxa"/>
+              <w:top w:w="65" w:type="dxa"/>
+              <w:bottom w:w="65" w:type="dxa"/>
+              <w:left w:w="100" w:type="dxa"/>
+              <w:right w:w="100" w:type="dxa"/>
             </w:tcMar>
+            <w:tcBorders>
+              <w:top w:val="single" w:sz="2" w:space="0" w:color="CBD5E1"/>
+              <w:left w:val="single" w:sz="2" w:space="0" w:color="CBD5E1"/>
+              <w:bottom w:val="single" w:sz="2" w:space="0" w:color="CBD5E1"/>
+              <w:right w:val="single" w:sz="2" w:space="0" w:color="CBD5E1"/>
+            </w:tcBorders>
           </w:tcPr>
           <w:p>
             <w:pPr>
@@ -1455,35 +3041,10 @@
             <w:r>
               <w:rPr>
                 <w:rFonts w:ascii="Arial" w:hAnsi="Arial"/>
-                <w:color w:val="1E293B"/>
-                <w:sz w:val="17"/>
+                <w:color w:val="000000"/>
+                <w:sz w:val="18"/>
               </w:rPr>
-              <w:t>Malware pulses, adversary tags, indicators</w:t>
-            </w:r>
-          </w:p>
-        </w:tc>
-        <w:tc>
-          <w:tcPr>
-            <w:tcW w:type="dxa" w:w="2520"/>
-            <w:shd w:val="clear" w:color="auto" w:fill="FFFFFF"/>
-            <w:tcMar>
-              <w:top w:w="80" w:type="dxa"/>
-              <w:bottom w:w="80" w:type="dxa"/>
-              <w:left w:w="120" w:type="dxa"/>
-              <w:right w:w="120" w:type="dxa"/>
-            </w:tcMar>
-          </w:tcPr>
-          <w:p>
-            <w:pPr>
-              <w:spacing w:after="0"/>
-            </w:pPr>
-            <w:r>
-              <w:rPr>
-                <w:rFonts w:ascii="Arial" w:hAnsi="Arial"/>
-                <w:color w:val="1E293B"/>
-                <w:sz w:val="17"/>
-              </w:rPr>
-              <w:t>Threat correlation &amp; campaign mapping</w:t>
+              <w:t>Backend logic and interactive UI scripting</w:t>
             </w:r>
           </w:p>
         </w:tc>
@@ -1491,14 +3052,19 @@
       <w:tr>
         <w:tc>
           <w:tcPr>
-            <w:tcW w:type="dxa" w:w="2520"/>
-            <w:shd w:val="clear" w:color="auto" w:fill="F8FAFC"/>
+            <w:tcW w:type="dxa" w:w="3120"/>
             <w:tcMar>
-              <w:top w:w="80" w:type="dxa"/>
-              <w:bottom w:w="80" w:type="dxa"/>
-              <w:left w:w="120" w:type="dxa"/>
-              <w:right w:w="120" w:type="dxa"/>
+              <w:top w:w="65" w:type="dxa"/>
+              <w:bottom w:w="65" w:type="dxa"/>
+              <w:left w:w="100" w:type="dxa"/>
+              <w:right w:w="100" w:type="dxa"/>
             </w:tcMar>
+            <w:tcBorders>
+              <w:top w:val="single" w:sz="2" w:space="0" w:color="CBD5E1"/>
+              <w:left w:val="single" w:sz="2" w:space="0" w:color="CBD5E1"/>
+              <w:bottom w:val="single" w:sz="2" w:space="0" w:color="CBD5E1"/>
+              <w:right w:val="single" w:sz="2" w:space="0" w:color="CBD5E1"/>
+            </w:tcBorders>
           </w:tcPr>
           <w:p>
             <w:pPr>
@@ -1508,23 +3074,28 @@
               <w:rPr>
                 <w:rFonts w:ascii="Arial" w:hAnsi="Arial"/>
                 <w:b/>
-                <w:color w:val="1E293B"/>
-                <w:sz w:val="17"/>
+                <w:color w:val="000000"/>
+                <w:sz w:val="18"/>
               </w:rPr>
-              <w:t>AbuseIPDB Blacklist</w:t>
+              <w:t>Web Framework</w:t>
             </w:r>
           </w:p>
         </w:tc>
         <w:tc>
           <w:tcPr>
-            <w:tcW w:type="dxa" w:w="2520"/>
-            <w:shd w:val="clear" w:color="auto" w:fill="F8FAFC"/>
+            <w:tcW w:type="dxa" w:w="3120"/>
             <w:tcMar>
-              <w:top w:w="80" w:type="dxa"/>
-              <w:bottom w:w="80" w:type="dxa"/>
-              <w:left w:w="120" w:type="dxa"/>
-              <w:right w:w="120" w:type="dxa"/>
+              <w:top w:w="65" w:type="dxa"/>
+              <w:bottom w:w="65" w:type="dxa"/>
+              <w:left w:w="100" w:type="dxa"/>
+              <w:right w:w="100" w:type="dxa"/>
             </w:tcMar>
+            <w:tcBorders>
+              <w:top w:val="single" w:sz="2" w:space="0" w:color="CBD5E1"/>
+              <w:left w:val="single" w:sz="2" w:space="0" w:color="CBD5E1"/>
+              <w:bottom w:val="single" w:sz="2" w:space="0" w:color="CBD5E1"/>
+              <w:right w:val="single" w:sz="2" w:space="0" w:color="CBD5E1"/>
+            </w:tcBorders>
           </w:tcPr>
           <w:p>
             <w:pPr>
@@ -1533,23 +3104,28 @@
             <w:r>
               <w:rPr>
                 <w:rFonts w:ascii="Arial" w:hAnsi="Arial"/>
-                <w:color w:val="1E293B"/>
-                <w:sz w:val="17"/>
+                <w:color w:val="000000"/>
+                <w:sz w:val="18"/>
               </w:rPr>
-              <w:t>Crowdsourced IP Telemetry</w:t>
+              <w:t>Flask 3.0+ &amp; Streamlit 1.28+</w:t>
             </w:r>
           </w:p>
         </w:tc>
         <w:tc>
           <w:tcPr>
-            <w:tcW w:type="dxa" w:w="2520"/>
-            <w:shd w:val="clear" w:color="auto" w:fill="F8FAFC"/>
+            <w:tcW w:type="dxa" w:w="3120"/>
             <w:tcMar>
-              <w:top w:w="80" w:type="dxa"/>
-              <w:bottom w:w="80" w:type="dxa"/>
-              <w:left w:w="120" w:type="dxa"/>
-              <w:right w:w="120" w:type="dxa"/>
+              <w:top w:w="65" w:type="dxa"/>
+              <w:bottom w:w="65" w:type="dxa"/>
+              <w:left w:w="100" w:type="dxa"/>
+              <w:right w:w="100" w:type="dxa"/>
             </w:tcMar>
+            <w:tcBorders>
+              <w:top w:val="single" w:sz="2" w:space="0" w:color="CBD5E1"/>
+              <w:left w:val="single" w:sz="2" w:space="0" w:color="CBD5E1"/>
+              <w:bottom w:val="single" w:sz="2" w:space="0" w:color="CBD5E1"/>
+              <w:right w:val="single" w:sz="2" w:space="0" w:color="CBD5E1"/>
+            </w:tcBorders>
           </w:tcPr>
           <w:p>
             <w:pPr>
@@ -1558,35 +3134,10 @@
             <w:r>
               <w:rPr>
                 <w:rFonts w:ascii="Arial" w:hAnsi="Arial"/>
-                <w:color w:val="1E293B"/>
-                <w:sz w:val="17"/>
+                <w:color w:val="000000"/>
+                <w:sz w:val="18"/>
               </w:rPr>
-              <w:t>Confidence percentage, total reports, country</w:t>
-            </w:r>
-          </w:p>
-        </w:tc>
-        <w:tc>
-          <w:tcPr>
-            <w:tcW w:type="dxa" w:w="2520"/>
-            <w:shd w:val="clear" w:color="auto" w:fill="F8FAFC"/>
-            <w:tcMar>
-              <w:top w:w="80" w:type="dxa"/>
-              <w:bottom w:w="80" w:type="dxa"/>
-              <w:left w:w="120" w:type="dxa"/>
-              <w:right w:w="120" w:type="dxa"/>
-            </w:tcMar>
-          </w:tcPr>
-          <w:p>
-            <w:pPr>
-              <w:spacing w:after="0"/>
-            </w:pPr>
-            <w:r>
-              <w:rPr>
-                <w:rFonts w:ascii="Arial" w:hAnsi="Arial"/>
-                <w:color w:val="1E293B"/>
-                <w:sz w:val="17"/>
-              </w:rPr>
-              <w:t>IP reputation &amp; abuse scoring</w:t>
+              <w:t>REST API backend &amp; analytics dashboard</w:t>
             </w:r>
           </w:p>
         </w:tc>
@@ -1594,14 +3145,19 @@
       <w:tr>
         <w:tc>
           <w:tcPr>
-            <w:tcW w:type="dxa" w:w="2520"/>
-            <w:shd w:val="clear" w:color="auto" w:fill="FFFFFF"/>
+            <w:tcW w:type="dxa" w:w="3120"/>
             <w:tcMar>
-              <w:top w:w="80" w:type="dxa"/>
-              <w:bottom w:w="80" w:type="dxa"/>
-              <w:left w:w="120" w:type="dxa"/>
-              <w:right w:w="120" w:type="dxa"/>
+              <w:top w:w="65" w:type="dxa"/>
+              <w:bottom w:w="65" w:type="dxa"/>
+              <w:left w:w="100" w:type="dxa"/>
+              <w:right w:w="100" w:type="dxa"/>
             </w:tcMar>
+            <w:tcBorders>
+              <w:top w:val="single" w:sz="2" w:space="0" w:color="CBD5E1"/>
+              <w:left w:val="single" w:sz="2" w:space="0" w:color="CBD5E1"/>
+              <w:bottom w:val="single" w:sz="2" w:space="0" w:color="CBD5E1"/>
+              <w:right w:val="single" w:sz="2" w:space="0" w:color="CBD5E1"/>
+            </w:tcBorders>
           </w:tcPr>
           <w:p>
             <w:pPr>
@@ -1611,23 +3167,28 @@
               <w:rPr>
                 <w:rFonts w:ascii="Arial" w:hAnsi="Arial"/>
                 <w:b/>
-                <w:color w:val="1E293B"/>
-                <w:sz w:val="17"/>
+                <w:color w:val="000000"/>
+                <w:sz w:val="18"/>
               </w:rPr>
-              <w:t>VirusTotal V3</w:t>
+              <w:t>Frontend Styling</w:t>
             </w:r>
           </w:p>
         </w:tc>
         <w:tc>
           <w:tcPr>
-            <w:tcW w:type="dxa" w:w="2520"/>
-            <w:shd w:val="clear" w:color="auto" w:fill="FFFFFF"/>
+            <w:tcW w:type="dxa" w:w="3120"/>
             <w:tcMar>
-              <w:top w:w="80" w:type="dxa"/>
-              <w:bottom w:w="80" w:type="dxa"/>
-              <w:left w:w="120" w:type="dxa"/>
-              <w:right w:w="120" w:type="dxa"/>
+              <w:top w:w="65" w:type="dxa"/>
+              <w:bottom w:w="65" w:type="dxa"/>
+              <w:left w:w="100" w:type="dxa"/>
+              <w:right w:w="100" w:type="dxa"/>
             </w:tcMar>
+            <w:tcBorders>
+              <w:top w:val="single" w:sz="2" w:space="0" w:color="CBD5E1"/>
+              <w:left w:val="single" w:sz="2" w:space="0" w:color="CBD5E1"/>
+              <w:bottom w:val="single" w:sz="2" w:space="0" w:color="CBD5E1"/>
+              <w:right w:val="single" w:sz="2" w:space="0" w:color="CBD5E1"/>
+            </w:tcBorders>
           </w:tcPr>
           <w:p>
             <w:pPr>
@@ -1636,23 +3197,28 @@
             <w:r>
               <w:rPr>
                 <w:rFonts w:ascii="Arial" w:hAnsi="Arial"/>
-                <w:color w:val="1E293B"/>
-                <w:sz w:val="17"/>
+                <w:color w:val="000000"/>
+                <w:sz w:val="18"/>
               </w:rPr>
-              <w:t>Multi-Engine AV Aggregator</w:t>
+              <w:t>HTML5, Tailwind CSS, SVG Graphics</w:t>
             </w:r>
           </w:p>
         </w:tc>
         <w:tc>
           <w:tcPr>
-            <w:tcW w:type="dxa" w:w="2520"/>
-            <w:shd w:val="clear" w:color="auto" w:fill="FFFFFF"/>
+            <w:tcW w:type="dxa" w:w="3120"/>
             <w:tcMar>
-              <w:top w:w="80" w:type="dxa"/>
-              <w:bottom w:w="80" w:type="dxa"/>
-              <w:left w:w="120" w:type="dxa"/>
-              <w:right w:w="120" w:type="dxa"/>
+              <w:top w:w="65" w:type="dxa"/>
+              <w:bottom w:w="65" w:type="dxa"/>
+              <w:left w:w="100" w:type="dxa"/>
+              <w:right w:w="100" w:type="dxa"/>
             </w:tcMar>
+            <w:tcBorders>
+              <w:top w:val="single" w:sz="2" w:space="0" w:color="CBD5E1"/>
+              <w:left w:val="single" w:sz="2" w:space="0" w:color="CBD5E1"/>
+              <w:bottom w:val="single" w:sz="2" w:space="0" w:color="CBD5E1"/>
+              <w:right w:val="single" w:sz="2" w:space="0" w:color="CBD5E1"/>
+            </w:tcBorders>
           </w:tcPr>
           <w:p>
             <w:pPr>
@@ -1661,35 +3227,10 @@
             <w:r>
               <w:rPr>
                 <w:rFonts w:ascii="Arial" w:hAnsi="Arial"/>
-                <w:color w:val="1E293B"/>
-                <w:sz w:val="17"/>
+                <w:color w:val="000000"/>
+                <w:sz w:val="18"/>
               </w:rPr>
-              <w:t>Detections count, hash reputation, categories</w:t>
-            </w:r>
-          </w:p>
-        </w:tc>
-        <w:tc>
-          <w:tcPr>
-            <w:tcW w:type="dxa" w:w="2520"/>
-            <w:shd w:val="clear" w:color="auto" w:fill="FFFFFF"/>
-            <w:tcMar>
-              <w:top w:w="80" w:type="dxa"/>
-              <w:bottom w:w="80" w:type="dxa"/>
-              <w:left w:w="120" w:type="dxa"/>
-              <w:right w:w="120" w:type="dxa"/>
-            </w:tcMar>
-          </w:tcPr>
-          <w:p>
-            <w:pPr>
-              <w:spacing w:after="0"/>
-            </w:pPr>
-            <w:r>
-              <w:rPr>
-                <w:rFonts w:ascii="Arial" w:hAnsi="Arial"/>
-                <w:color w:val="1E293B"/>
-                <w:sz w:val="17"/>
-              </w:rPr>
-              <w:t>Hash, domain &amp; URL malware verification</w:t>
+              <w:t>Responsive SOC Command Center interface</w:t>
             </w:r>
           </w:p>
         </w:tc>
@@ -1697,14 +3238,19 @@
       <w:tr>
         <w:tc>
           <w:tcPr>
-            <w:tcW w:type="dxa" w:w="2520"/>
-            <w:shd w:val="clear" w:color="auto" w:fill="F8FAFC"/>
+            <w:tcW w:type="dxa" w:w="3120"/>
             <w:tcMar>
-              <w:top w:w="80" w:type="dxa"/>
-              <w:bottom w:w="80" w:type="dxa"/>
-              <w:left w:w="120" w:type="dxa"/>
-              <w:right w:w="120" w:type="dxa"/>
+              <w:top w:w="65" w:type="dxa"/>
+              <w:bottom w:w="65" w:type="dxa"/>
+              <w:left w:w="100" w:type="dxa"/>
+              <w:right w:w="100" w:type="dxa"/>
             </w:tcMar>
+            <w:tcBorders>
+              <w:top w:val="single" w:sz="2" w:space="0" w:color="CBD5E1"/>
+              <w:left w:val="single" w:sz="2" w:space="0" w:color="CBD5E1"/>
+              <w:bottom w:val="single" w:sz="2" w:space="0" w:color="CBD5E1"/>
+              <w:right w:val="single" w:sz="2" w:space="0" w:color="CBD5E1"/>
+            </w:tcBorders>
           </w:tcPr>
           <w:p>
             <w:pPr>
@@ -1714,23 +3260,28 @@
               <w:rPr>
                 <w:rFonts w:ascii="Arial" w:hAnsi="Arial"/>
                 <w:b/>
-                <w:color w:val="1E293B"/>
-                <w:sz w:val="17"/>
+                <w:color w:val="000000"/>
+                <w:sz w:val="18"/>
               </w:rPr>
-              <w:t>IP-API Geolocation</w:t>
+              <w:t>Visualization Libraries</w:t>
             </w:r>
           </w:p>
         </w:tc>
         <w:tc>
           <w:tcPr>
-            <w:tcW w:type="dxa" w:w="2520"/>
-            <w:shd w:val="clear" w:color="auto" w:fill="F8FAFC"/>
+            <w:tcW w:type="dxa" w:w="3120"/>
             <w:tcMar>
-              <w:top w:w="80" w:type="dxa"/>
-              <w:bottom w:w="80" w:type="dxa"/>
-              <w:left w:w="120" w:type="dxa"/>
-              <w:right w:w="120" w:type="dxa"/>
+              <w:top w:w="65" w:type="dxa"/>
+              <w:bottom w:w="65" w:type="dxa"/>
+              <w:left w:w="100" w:type="dxa"/>
+              <w:right w:w="100" w:type="dxa"/>
             </w:tcMar>
+            <w:tcBorders>
+              <w:top w:val="single" w:sz="2" w:space="0" w:color="CBD5E1"/>
+              <w:left w:val="single" w:sz="2" w:space="0" w:color="CBD5E1"/>
+              <w:bottom w:val="single" w:sz="2" w:space="0" w:color="CBD5E1"/>
+              <w:right w:val="single" w:sz="2" w:space="0" w:color="CBD5E1"/>
+            </w:tcBorders>
           </w:tcPr>
           <w:p>
             <w:pPr>
@@ -1739,23 +3290,28 @@
             <w:r>
               <w:rPr>
                 <w:rFonts w:ascii="Arial" w:hAnsi="Arial"/>
-                <w:color w:val="1E293B"/>
-                <w:sz w:val="17"/>
+                <w:color w:val="000000"/>
+                <w:sz w:val="18"/>
               </w:rPr>
-              <w:t>Geographic ASN Directory</w:t>
+              <w:t>Vis.js Network &amp; Leaflet.js</w:t>
             </w:r>
           </w:p>
         </w:tc>
         <w:tc>
           <w:tcPr>
-            <w:tcW w:type="dxa" w:w="2520"/>
-            <w:shd w:val="clear" w:color="auto" w:fill="F8FAFC"/>
+            <w:tcW w:type="dxa" w:w="3120"/>
             <w:tcMar>
-              <w:top w:w="80" w:type="dxa"/>
-              <w:bottom w:w="80" w:type="dxa"/>
-              <w:left w:w="120" w:type="dxa"/>
-              <w:right w:w="120" w:type="dxa"/>
+              <w:top w:w="65" w:type="dxa"/>
+              <w:bottom w:w="65" w:type="dxa"/>
+              <w:left w:w="100" w:type="dxa"/>
+              <w:right w:w="100" w:type="dxa"/>
             </w:tcMar>
+            <w:tcBorders>
+              <w:top w:val="single" w:sz="2" w:space="0" w:color="CBD5E1"/>
+              <w:left w:val="single" w:sz="2" w:space="0" w:color="CBD5E1"/>
+              <w:bottom w:val="single" w:sz="2" w:space="0" w:color="CBD5E1"/>
+              <w:right w:val="single" w:sz="2" w:space="0" w:color="CBD5E1"/>
+            </w:tcBorders>
           </w:tcPr>
           <w:p>
             <w:pPr>
@@ -1764,35 +3320,10 @@
             <w:r>
               <w:rPr>
                 <w:rFonts w:ascii="Arial" w:hAnsi="Arial"/>
-                <w:color w:val="1E293B"/>
-                <w:sz w:val="17"/>
+                <w:color w:val="000000"/>
+                <w:sz w:val="18"/>
               </w:rPr>
-              <w:t>Country, City, ISP, ASN, Latitude/Longitude</w:t>
-            </w:r>
-          </w:p>
-        </w:tc>
-        <w:tc>
-          <w:tcPr>
-            <w:tcW w:type="dxa" w:w="2520"/>
-            <w:shd w:val="clear" w:color="auto" w:fill="F8FAFC"/>
-            <w:tcMar>
-              <w:top w:w="80" w:type="dxa"/>
-              <w:bottom w:w="80" w:type="dxa"/>
-              <w:left w:w="120" w:type="dxa"/>
-              <w:right w:w="120" w:type="dxa"/>
-            </w:tcMar>
-          </w:tcPr>
-          <w:p>
-            <w:pPr>
-              <w:spacing w:after="0"/>
-            </w:pPr>
-            <w:r>
-              <w:rPr>
-                <w:rFonts w:ascii="Arial" w:hAnsi="Arial"/>
-                <w:color w:val="1E293B"/>
-                <w:sz w:val="17"/>
-              </w:rPr>
-              <w:t>Dark Canvas Geospatial Mapping</w:t>
+              <w:t>Threat relationship graphs &amp; dark geo maps</w:t>
             </w:r>
           </w:p>
         </w:tc>
@@ -1800,14 +3331,19 @@
       <w:tr>
         <w:tc>
           <w:tcPr>
-            <w:tcW w:type="dxa" w:w="2520"/>
-            <w:shd w:val="clear" w:color="auto" w:fill="FFFFFF"/>
+            <w:tcW w:type="dxa" w:w="3120"/>
             <w:tcMar>
-              <w:top w:w="80" w:type="dxa"/>
-              <w:bottom w:w="80" w:type="dxa"/>
-              <w:left w:w="120" w:type="dxa"/>
-              <w:right w:w="120" w:type="dxa"/>
+              <w:top w:w="65" w:type="dxa"/>
+              <w:bottom w:w="65" w:type="dxa"/>
+              <w:left w:w="100" w:type="dxa"/>
+              <w:right w:w="100" w:type="dxa"/>
             </w:tcMar>
+            <w:tcBorders>
+              <w:top w:val="single" w:sz="2" w:space="0" w:color="CBD5E1"/>
+              <w:left w:val="single" w:sz="2" w:space="0" w:color="CBD5E1"/>
+              <w:bottom w:val="single" w:sz="2" w:space="0" w:color="CBD5E1"/>
+              <w:right w:val="single" w:sz="2" w:space="0" w:color="CBD5E1"/>
+            </w:tcBorders>
           </w:tcPr>
           <w:p>
             <w:pPr>
@@ -1817,23 +3353,28 @@
               <w:rPr>
                 <w:rFonts w:ascii="Arial" w:hAnsi="Arial"/>
                 <w:b/>
-                <w:color w:val="1E293B"/>
-                <w:sz w:val="17"/>
+                <w:color w:val="000000"/>
+                <w:sz w:val="18"/>
               </w:rPr>
-              <w:t>CyberPulse Curated Mock Dataset</w:t>
+              <w:t>Database Engine</w:t>
             </w:r>
           </w:p>
         </w:tc>
         <w:tc>
           <w:tcPr>
-            <w:tcW w:type="dxa" w:w="2520"/>
-            <w:shd w:val="clear" w:color="auto" w:fill="FFFFFF"/>
+            <w:tcW w:type="dxa" w:w="3120"/>
             <w:tcMar>
-              <w:top w:w="80" w:type="dxa"/>
-              <w:bottom w:w="80" w:type="dxa"/>
-              <w:left w:w="120" w:type="dxa"/>
-              <w:right w:w="120" w:type="dxa"/>
+              <w:top w:w="65" w:type="dxa"/>
+              <w:bottom w:w="65" w:type="dxa"/>
+              <w:left w:w="100" w:type="dxa"/>
+              <w:right w:w="100" w:type="dxa"/>
             </w:tcMar>
+            <w:tcBorders>
+              <w:top w:val="single" w:sz="2" w:space="0" w:color="CBD5E1"/>
+              <w:left w:val="single" w:sz="2" w:space="0" w:color="CBD5E1"/>
+              <w:bottom w:val="single" w:sz="2" w:space="0" w:color="CBD5E1"/>
+              <w:right w:val="single" w:sz="2" w:space="0" w:color="CBD5E1"/>
+            </w:tcBorders>
           </w:tcPr>
           <w:p>
             <w:pPr>
@@ -1842,23 +3383,28 @@
             <w:r>
               <w:rPr>
                 <w:rFonts w:ascii="Arial" w:hAnsi="Arial"/>
-                <w:color w:val="1E293B"/>
-                <w:sz w:val="17"/>
+                <w:color w:val="000000"/>
+                <w:sz w:val="18"/>
               </w:rPr>
-              <w:t>Local Deterministic Fixture (`mock_data.py`)</w:t>
+              <w:t>SQLite3 (Standard Library)</w:t>
             </w:r>
           </w:p>
         </w:tc>
         <w:tc>
           <w:tcPr>
-            <w:tcW w:type="dxa" w:w="2520"/>
-            <w:shd w:val="clear" w:color="auto" w:fill="FFFFFF"/>
+            <w:tcW w:type="dxa" w:w="3120"/>
             <w:tcMar>
-              <w:top w:w="80" w:type="dxa"/>
-              <w:bottom w:w="80" w:type="dxa"/>
-              <w:left w:w="120" w:type="dxa"/>
-              <w:right w:w="120" w:type="dxa"/>
+              <w:top w:w="65" w:type="dxa"/>
+              <w:bottom w:w="65" w:type="dxa"/>
+              <w:left w:w="100" w:type="dxa"/>
+              <w:right w:w="100" w:type="dxa"/>
             </w:tcMar>
+            <w:tcBorders>
+              <w:top w:val="single" w:sz="2" w:space="0" w:color="CBD5E1"/>
+              <w:left w:val="single" w:sz="2" w:space="0" w:color="CBD5E1"/>
+              <w:bottom w:val="single" w:sz="2" w:space="0" w:color="CBD5E1"/>
+              <w:right w:val="single" w:sz="2" w:space="0" w:color="CBD5E1"/>
+            </w:tcBorders>
           </w:tcPr>
           <w:p>
             <w:pPr>
@@ -1867,23 +3413,30 @@
             <w:r>
               <w:rPr>
                 <w:rFonts w:ascii="Arial" w:hAnsi="Arial"/>
-                <w:color w:val="1E293B"/>
-                <w:sz w:val="17"/>
+                <w:color w:val="000000"/>
+                <w:sz w:val="18"/>
               </w:rPr>
-              <w:t>Tor nodes, LockBit hashes, Phish URLs, RFC 1918</w:t>
+              <w:t>Persistent investigation history (investigations.db)</w:t>
             </w:r>
           </w:p>
         </w:tc>
+      </w:tr>
+      <w:tr>
         <w:tc>
           <w:tcPr>
-            <w:tcW w:type="dxa" w:w="2520"/>
-            <w:shd w:val="clear" w:color="auto" w:fill="FFFFFF"/>
+            <w:tcW w:type="dxa" w:w="3120"/>
             <w:tcMar>
-              <w:top w:w="80" w:type="dxa"/>
-              <w:bottom w:w="80" w:type="dxa"/>
-              <w:left w:w="120" w:type="dxa"/>
-              <w:right w:w="120" w:type="dxa"/>
+              <w:top w:w="65" w:type="dxa"/>
+              <w:bottom w:w="65" w:type="dxa"/>
+              <w:left w:w="100" w:type="dxa"/>
+              <w:right w:w="100" w:type="dxa"/>
             </w:tcMar>
+            <w:tcBorders>
+              <w:top w:val="single" w:sz="2" w:space="0" w:color="CBD5E1"/>
+              <w:left w:val="single" w:sz="2" w:space="0" w:color="CBD5E1"/>
+              <w:bottom w:val="single" w:sz="2" w:space="0" w:color="CBD5E1"/>
+              <w:right w:val="single" w:sz="2" w:space="0" w:color="CBD5E1"/>
+            </w:tcBorders>
           </w:tcPr>
           <w:p>
             <w:pPr>
@@ -1892,10 +3445,71 @@
             <w:r>
               <w:rPr>
                 <w:rFonts w:ascii="Arial" w:hAnsi="Arial"/>
-                <w:color w:val="1E293B"/>
-                <w:sz w:val="17"/>
+                <w:b/>
+                <w:color w:val="000000"/>
+                <w:sz w:val="18"/>
               </w:rPr>
-              <w:t>Zero-install demo &amp; automated test suite (187 tests)</w:t>
+              <w:t>Reporting Tools</w:t>
+            </w:r>
+          </w:p>
+        </w:tc>
+        <w:tc>
+          <w:tcPr>
+            <w:tcW w:type="dxa" w:w="3120"/>
+            <w:tcMar>
+              <w:top w:w="65" w:type="dxa"/>
+              <w:bottom w:w="65" w:type="dxa"/>
+              <w:left w:w="100" w:type="dxa"/>
+              <w:right w:w="100" w:type="dxa"/>
+            </w:tcMar>
+            <w:tcBorders>
+              <w:top w:val="single" w:sz="2" w:space="0" w:color="CBD5E1"/>
+              <w:left w:val="single" w:sz="2" w:space="0" w:color="CBD5E1"/>
+              <w:bottom w:val="single" w:sz="2" w:space="0" w:color="CBD5E1"/>
+              <w:right w:val="single" w:sz="2" w:space="0" w:color="CBD5E1"/>
+            </w:tcBorders>
+          </w:tcPr>
+          <w:p>
+            <w:pPr>
+              <w:spacing w:after="0"/>
+            </w:pPr>
+            <w:r>
+              <w:rPr>
+                <w:rFonts w:ascii="Arial" w:hAnsi="Arial"/>
+                <w:color w:val="000000"/>
+                <w:sz w:val="18"/>
+              </w:rPr>
+              <w:t>ReportLab &amp; python-docx</w:t>
+            </w:r>
+          </w:p>
+        </w:tc>
+        <w:tc>
+          <w:tcPr>
+            <w:tcW w:type="dxa" w:w="3120"/>
+            <w:tcMar>
+              <w:top w:w="65" w:type="dxa"/>
+              <w:bottom w:w="65" w:type="dxa"/>
+              <w:left w:w="100" w:type="dxa"/>
+              <w:right w:w="100" w:type="dxa"/>
+            </w:tcMar>
+            <w:tcBorders>
+              <w:top w:val="single" w:sz="2" w:space="0" w:color="CBD5E1"/>
+              <w:left w:val="single" w:sz="2" w:space="0" w:color="CBD5E1"/>
+              <w:bottom w:val="single" w:sz="2" w:space="0" w:color="CBD5E1"/>
+              <w:right w:val="single" w:sz="2" w:space="0" w:color="CBD5E1"/>
+            </w:tcBorders>
+          </w:tcPr>
+          <w:p>
+            <w:pPr>
+              <w:spacing w:after="0"/>
+            </w:pPr>
+            <w:r>
+              <w:rPr>
+                <w:rFonts w:ascii="Arial" w:hAnsi="Arial"/>
+                <w:color w:val="000000"/>
+                <w:sz w:val="18"/>
+              </w:rPr>
+              <w:t>PDF and Word investigation document generation</w:t>
             </w:r>
           </w:p>
         </w:tc>
@@ -1908,16 +3522,38 @@
     </w:p>
     <w:p>
       <w:pPr>
-        <w:spacing w:before="240" w:after="80"/>
+        <w:spacing w:before="120" w:after="200"/>
+        <w:pBdr>
+          <w:bottom w:val="single" w:sz="6" w:space="1" w:color="CCCCCC"/>
+        </w:pBdr>
+      </w:pPr>
+    </w:p>
+    <w:p>
+      <w:pPr>
+        <w:keepNext/>
+        <w:spacing w:before="280" w:after="120"/>
       </w:pPr>
       <w:r>
         <w:rPr>
           <w:rFonts w:ascii="Arial" w:hAnsi="Arial"/>
           <w:b/>
-          <w:color w:val="0F172A"/>
-          <w:sz w:val="26"/>
+          <w:color w:val="000000"/>
+          <w:sz w:val="24"/>
         </w:rPr>
-        <w:t>3. Core Security Engines Specification</w:t>
+        <w:t>SECTION 7: CORE SECURITY MODULES &amp; IMPLEMENTATION</w:t>
+      </w:r>
+    </w:p>
+    <w:p>
+      <w:pPr>
+        <w:spacing w:before="0" w:after="80" w:line="276" w:lineRule="auto"/>
+      </w:pPr>
+      <w:r>
+        <w:rPr>
+          <w:rFonts w:ascii="Arial" w:hAnsi="Arial"/>
+          <w:color w:val="000000"/>
+          <w:sz w:val="20"/>
+        </w:rPr>
+        <w:t>The platform is structured into modular, single-responsibility Python security engines:</w:t>
       </w:r>
     </w:p>
     <w:tbl>
@@ -1927,22 +3563,28 @@
         <w:tblLook w:firstColumn="1" w:firstRow="1" w:lastColumn="0" w:lastRow="0" w:noHBand="0" w:noVBand="1" w:val="04A0"/>
       </w:tblPr>
       <w:tblGrid>
-        <w:gridCol w:w="2520"/>
-        <w:gridCol w:w="2520"/>
-        <w:gridCol w:w="2520"/>
-        <w:gridCol w:w="2520"/>
+        <w:gridCol w:w="2340"/>
+        <w:gridCol w:w="2340"/>
+        <w:gridCol w:w="2340"/>
+        <w:gridCol w:w="2340"/>
       </w:tblGrid>
       <w:tr>
         <w:tc>
           <w:tcPr>
-            <w:tcW w:type="dxa" w:w="2520"/>
-            <w:shd w:val="clear" w:color="auto" w:fill="0F172A"/>
+            <w:tcW w:type="dxa" w:w="2340"/>
+            <w:shd w:val="clear" w:color="auto" w:fill="F1F5F9"/>
             <w:tcMar>
-              <w:top w:w="100" w:type="dxa"/>
-              <w:bottom w:w="100" w:type="dxa"/>
-              <w:left w:w="120" w:type="dxa"/>
-              <w:right w:w="120" w:type="dxa"/>
+              <w:top w:w="80" w:type="dxa"/>
+              <w:bottom w:w="80" w:type="dxa"/>
+              <w:left w:w="100" w:type="dxa"/>
+              <w:right w:w="100" w:type="dxa"/>
             </w:tcMar>
+            <w:tcBorders>
+              <w:top w:val="single" w:sz="6" w:space="0" w:color="000000"/>
+              <w:left w:val="single" w:sz="4" w:space="0" w:color="000000"/>
+              <w:bottom w:val="single" w:sz="6" w:space="0" w:color="000000"/>
+              <w:right w:val="single" w:sz="4" w:space="0" w:color="000000"/>
+            </w:tcBorders>
           </w:tcPr>
           <w:p>
             <w:pPr>
@@ -1952,23 +3594,29 @@
               <w:rPr>
                 <w:rFonts w:ascii="Arial" w:hAnsi="Arial"/>
                 <w:b/>
-                <w:color w:val="FFFFFF"/>
-                <w:sz w:val="17"/>
+                <w:color w:val="000000"/>
+                <w:sz w:val="18"/>
               </w:rPr>
-              <w:t>Module File</w:t>
+              <w:t>Module Name</w:t>
             </w:r>
           </w:p>
         </w:tc>
         <w:tc>
           <w:tcPr>
-            <w:tcW w:type="dxa" w:w="2520"/>
-            <w:shd w:val="clear" w:color="auto" w:fill="0F172A"/>
+            <w:tcW w:type="dxa" w:w="2340"/>
+            <w:shd w:val="clear" w:color="auto" w:fill="F1F5F9"/>
             <w:tcMar>
-              <w:top w:w="100" w:type="dxa"/>
-              <w:bottom w:w="100" w:type="dxa"/>
-              <w:left w:w="120" w:type="dxa"/>
-              <w:right w:w="120" w:type="dxa"/>
+              <w:top w:w="80" w:type="dxa"/>
+              <w:bottom w:w="80" w:type="dxa"/>
+              <w:left w:w="100" w:type="dxa"/>
+              <w:right w:w="100" w:type="dxa"/>
             </w:tcMar>
+            <w:tcBorders>
+              <w:top w:val="single" w:sz="6" w:space="0" w:color="000000"/>
+              <w:left w:val="single" w:sz="4" w:space="0" w:color="000000"/>
+              <w:bottom w:val="single" w:sz="6" w:space="0" w:color="000000"/>
+              <w:right w:val="single" w:sz="4" w:space="0" w:color="000000"/>
+            </w:tcBorders>
           </w:tcPr>
           <w:p>
             <w:pPr>
@@ -1978,23 +3626,29 @@
               <w:rPr>
                 <w:rFonts w:ascii="Arial" w:hAnsi="Arial"/>
                 <w:b/>
-                <w:color w:val="FFFFFF"/>
-                <w:sz w:val="17"/>
+                <w:color w:val="000000"/>
+                <w:sz w:val="18"/>
               </w:rPr>
-              <w:t>Core Responsibility</w:t>
+              <w:t>File Path</w:t>
             </w:r>
           </w:p>
         </w:tc>
         <w:tc>
           <w:tcPr>
-            <w:tcW w:type="dxa" w:w="2520"/>
-            <w:shd w:val="clear" w:color="auto" w:fill="0F172A"/>
+            <w:tcW w:type="dxa" w:w="2340"/>
+            <w:shd w:val="clear" w:color="auto" w:fill="F1F5F9"/>
             <w:tcMar>
-              <w:top w:w="100" w:type="dxa"/>
-              <w:bottom w:w="100" w:type="dxa"/>
-              <w:left w:w="120" w:type="dxa"/>
-              <w:right w:w="120" w:type="dxa"/>
+              <w:top w:w="80" w:type="dxa"/>
+              <w:bottom w:w="80" w:type="dxa"/>
+              <w:left w:w="100" w:type="dxa"/>
+              <w:right w:w="100" w:type="dxa"/>
             </w:tcMar>
+            <w:tcBorders>
+              <w:top w:val="single" w:sz="6" w:space="0" w:color="000000"/>
+              <w:left w:val="single" w:sz="4" w:space="0" w:color="000000"/>
+              <w:bottom w:val="single" w:sz="6" w:space="0" w:color="000000"/>
+              <w:right w:val="single" w:sz="4" w:space="0" w:color="000000"/>
+            </w:tcBorders>
           </w:tcPr>
           <w:p>
             <w:pPr>
@@ -2004,23 +3658,29 @@
               <w:rPr>
                 <w:rFonts w:ascii="Arial" w:hAnsi="Arial"/>
                 <w:b/>
-                <w:color w:val="FFFFFF"/>
-                <w:sz w:val="17"/>
+                <w:color w:val="000000"/>
+                <w:sz w:val="18"/>
               </w:rPr>
-              <w:t>Key Innovation / Mathematical Model</w:t>
+              <w:t>Core Security Role</w:t>
             </w:r>
           </w:p>
         </w:tc>
         <w:tc>
           <w:tcPr>
-            <w:tcW w:type="dxa" w:w="2520"/>
-            <w:shd w:val="clear" w:color="auto" w:fill="0F172A"/>
+            <w:tcW w:type="dxa" w:w="2340"/>
+            <w:shd w:val="clear" w:color="auto" w:fill="F1F5F9"/>
             <w:tcMar>
-              <w:top w:w="100" w:type="dxa"/>
-              <w:bottom w:w="100" w:type="dxa"/>
-              <w:left w:w="120" w:type="dxa"/>
-              <w:right w:w="120" w:type="dxa"/>
+              <w:top w:w="80" w:type="dxa"/>
+              <w:bottom w:w="80" w:type="dxa"/>
+              <w:left w:w="100" w:type="dxa"/>
+              <w:right w:w="100" w:type="dxa"/>
             </w:tcMar>
+            <w:tcBorders>
+              <w:top w:val="single" w:sz="6" w:space="0" w:color="000000"/>
+              <w:left w:val="single" w:sz="4" w:space="0" w:color="000000"/>
+              <w:bottom w:val="single" w:sz="6" w:space="0" w:color="000000"/>
+              <w:right w:val="single" w:sz="4" w:space="0" w:color="000000"/>
+            </w:tcBorders>
           </w:tcPr>
           <w:p>
             <w:pPr>
@@ -2030,10 +3690,10 @@
               <w:rPr>
                 <w:rFonts w:ascii="Arial" w:hAnsi="Arial"/>
                 <w:b/>
-                <w:color w:val="FFFFFF"/>
-                <w:sz w:val="17"/>
+                <w:color w:val="000000"/>
+                <w:sz w:val="18"/>
               </w:rPr>
-              <w:t>Test Coverage</w:t>
+              <w:t>Unit Tests</w:t>
             </w:r>
           </w:p>
         </w:tc>
@@ -2041,14 +3701,19 @@
       <w:tr>
         <w:tc>
           <w:tcPr>
-            <w:tcW w:type="dxa" w:w="2520"/>
-            <w:shd w:val="clear" w:color="auto" w:fill="FFFFFF"/>
+            <w:tcW w:type="dxa" w:w="2340"/>
             <w:tcMar>
-              <w:top w:w="80" w:type="dxa"/>
-              <w:bottom w:w="80" w:type="dxa"/>
-              <w:left w:w="120" w:type="dxa"/>
-              <w:right w:w="120" w:type="dxa"/>
+              <w:top w:w="65" w:type="dxa"/>
+              <w:bottom w:w="65" w:type="dxa"/>
+              <w:left w:w="100" w:type="dxa"/>
+              <w:right w:w="100" w:type="dxa"/>
             </w:tcMar>
+            <w:tcBorders>
+              <w:top w:val="single" w:sz="2" w:space="0" w:color="CBD5E1"/>
+              <w:left w:val="single" w:sz="2" w:space="0" w:color="CBD5E1"/>
+              <w:bottom w:val="single" w:sz="2" w:space="0" w:color="CBD5E1"/>
+              <w:right w:val="single" w:sz="2" w:space="0" w:color="CBD5E1"/>
+            </w:tcBorders>
           </w:tcPr>
           <w:p>
             <w:pPr>
@@ -2058,23 +3723,28 @@
               <w:rPr>
                 <w:rFonts w:ascii="Arial" w:hAnsi="Arial"/>
                 <w:b/>
-                <w:color w:val="1E293B"/>
-                <w:sz w:val="17"/>
+                <w:color w:val="000000"/>
+                <w:sz w:val="18"/>
               </w:rPr>
-              <w:t>modules/detector.py</w:t>
+              <w:t>Detector Engine</w:t>
             </w:r>
           </w:p>
         </w:tc>
         <w:tc>
           <w:tcPr>
-            <w:tcW w:type="dxa" w:w="2520"/>
-            <w:shd w:val="clear" w:color="auto" w:fill="FFFFFF"/>
+            <w:tcW w:type="dxa" w:w="2340"/>
             <w:tcMar>
-              <w:top w:w="80" w:type="dxa"/>
-              <w:bottom w:w="80" w:type="dxa"/>
-              <w:left w:w="120" w:type="dxa"/>
-              <w:right w:w="120" w:type="dxa"/>
+              <w:top w:w="65" w:type="dxa"/>
+              <w:bottom w:w="65" w:type="dxa"/>
+              <w:left w:w="100" w:type="dxa"/>
+              <w:right w:w="100" w:type="dxa"/>
             </w:tcMar>
+            <w:tcBorders>
+              <w:top w:val="single" w:sz="2" w:space="0" w:color="CBD5E1"/>
+              <w:left w:val="single" w:sz="2" w:space="0" w:color="CBD5E1"/>
+              <w:bottom w:val="single" w:sz="2" w:space="0" w:color="CBD5E1"/>
+              <w:right w:val="single" w:sz="2" w:space="0" w:color="CBD5E1"/>
+            </w:tcBorders>
           </w:tcPr>
           <w:p>
             <w:pPr>
@@ -2083,23 +3753,28 @@
             <w:r>
               <w:rPr>
                 <w:rFonts w:ascii="Arial" w:hAnsi="Arial"/>
-                <w:color w:val="1E293B"/>
-                <w:sz w:val="17"/>
+                <w:color w:val="000000"/>
+                <w:sz w:val="18"/>
               </w:rPr>
-              <w:t>IOC Classification &amp; Defanging</w:t>
+              <w:t>modules/detector.py</w:t>
             </w:r>
           </w:p>
         </w:tc>
         <w:tc>
           <w:tcPr>
-            <w:tcW w:type="dxa" w:w="2520"/>
-            <w:shd w:val="clear" w:color="auto" w:fill="FFFFFF"/>
+            <w:tcW w:type="dxa" w:w="2340"/>
             <w:tcMar>
-              <w:top w:w="80" w:type="dxa"/>
-              <w:bottom w:w="80" w:type="dxa"/>
-              <w:left w:w="120" w:type="dxa"/>
-              <w:right w:w="120" w:type="dxa"/>
+              <w:top w:w="65" w:type="dxa"/>
+              <w:bottom w:w="65" w:type="dxa"/>
+              <w:left w:w="100" w:type="dxa"/>
+              <w:right w:w="100" w:type="dxa"/>
             </w:tcMar>
+            <w:tcBorders>
+              <w:top w:val="single" w:sz="2" w:space="0" w:color="CBD5E1"/>
+              <w:left w:val="single" w:sz="2" w:space="0" w:color="CBD5E1"/>
+              <w:bottom w:val="single" w:sz="2" w:space="0" w:color="CBD5E1"/>
+              <w:right w:val="single" w:sz="2" w:space="0" w:color="CBD5E1"/>
+            </w:tcBorders>
           </w:tcPr>
           <w:p>
             <w:pPr>
@@ -2108,23 +3783,28 @@
             <w:r>
               <w:rPr>
                 <w:rFonts w:ascii="Arial" w:hAnsi="Arial"/>
-                <w:color w:val="1E293B"/>
-                <w:sz w:val="17"/>
+                <w:color w:val="000000"/>
+                <w:sz w:val="18"/>
               </w:rPr>
-              <w:t>Regex engine for IPv4, IPv6, Hashes, Domains; RFC 1918 loopback suppression</w:t>
+              <w:t>Regex IOC classifier, defanging, and RFC 1918 loopback check</w:t>
             </w:r>
           </w:p>
         </w:tc>
         <w:tc>
           <w:tcPr>
-            <w:tcW w:type="dxa" w:w="2520"/>
-            <w:shd w:val="clear" w:color="auto" w:fill="FFFFFF"/>
+            <w:tcW w:type="dxa" w:w="2340"/>
             <w:tcMar>
-              <w:top w:w="80" w:type="dxa"/>
-              <w:bottom w:w="80" w:type="dxa"/>
-              <w:left w:w="120" w:type="dxa"/>
-              <w:right w:w="120" w:type="dxa"/>
+              <w:top w:w="65" w:type="dxa"/>
+              <w:bottom w:w="65" w:type="dxa"/>
+              <w:left w:w="100" w:type="dxa"/>
+              <w:right w:w="100" w:type="dxa"/>
             </w:tcMar>
+            <w:tcBorders>
+              <w:top w:val="single" w:sz="2" w:space="0" w:color="CBD5E1"/>
+              <w:left w:val="single" w:sz="2" w:space="0" w:color="CBD5E1"/>
+              <w:bottom w:val="single" w:sz="2" w:space="0" w:color="CBD5E1"/>
+              <w:right w:val="single" w:sz="2" w:space="0" w:color="CBD5E1"/>
+            </w:tcBorders>
           </w:tcPr>
           <w:p>
             <w:pPr>
@@ -2133,10 +3813,10 @@
             <w:r>
               <w:rPr>
                 <w:rFonts w:ascii="Arial" w:hAnsi="Arial"/>
-                <w:color w:val="1E293B"/>
-                <w:sz w:val="17"/>
+                <w:color w:val="000000"/>
+                <w:sz w:val="18"/>
               </w:rPr>
-              <w:t>12/12 PASSED</w:t>
+              <w:t>25 Tests (100% Pass)</w:t>
             </w:r>
           </w:p>
         </w:tc>
@@ -2144,14 +3824,19 @@
       <w:tr>
         <w:tc>
           <w:tcPr>
-            <w:tcW w:type="dxa" w:w="2520"/>
-            <w:shd w:val="clear" w:color="auto" w:fill="F8FAFC"/>
+            <w:tcW w:type="dxa" w:w="2340"/>
             <w:tcMar>
-              <w:top w:w="80" w:type="dxa"/>
-              <w:bottom w:w="80" w:type="dxa"/>
-              <w:left w:w="120" w:type="dxa"/>
-              <w:right w:w="120" w:type="dxa"/>
+              <w:top w:w="65" w:type="dxa"/>
+              <w:bottom w:w="65" w:type="dxa"/>
+              <w:left w:w="100" w:type="dxa"/>
+              <w:right w:w="100" w:type="dxa"/>
             </w:tcMar>
+            <w:tcBorders>
+              <w:top w:val="single" w:sz="2" w:space="0" w:color="CBD5E1"/>
+              <w:left w:val="single" w:sz="2" w:space="0" w:color="CBD5E1"/>
+              <w:bottom w:val="single" w:sz="2" w:space="0" w:color="CBD5E1"/>
+              <w:right w:val="single" w:sz="2" w:space="0" w:color="CBD5E1"/>
+            </w:tcBorders>
           </w:tcPr>
           <w:p>
             <w:pPr>
@@ -2161,23 +3846,28 @@
               <w:rPr>
                 <w:rFonts w:ascii="Arial" w:hAnsi="Arial"/>
                 <w:b/>
-                <w:color w:val="1E293B"/>
-                <w:sz w:val="17"/>
+                <w:color w:val="000000"/>
+                <w:sz w:val="18"/>
               </w:rPr>
-              <w:t>modules/scorer.py</w:t>
+              <w:t>Scorer &amp; Velocity</w:t>
             </w:r>
           </w:p>
         </w:tc>
         <w:tc>
           <w:tcPr>
-            <w:tcW w:type="dxa" w:w="2520"/>
-            <w:shd w:val="clear" w:color="auto" w:fill="F8FAFC"/>
+            <w:tcW w:type="dxa" w:w="2340"/>
             <w:tcMar>
-              <w:top w:w="80" w:type="dxa"/>
-              <w:bottom w:w="80" w:type="dxa"/>
-              <w:left w:w="120" w:type="dxa"/>
-              <w:right w:w="120" w:type="dxa"/>
+              <w:top w:w="65" w:type="dxa"/>
+              <w:bottom w:w="65" w:type="dxa"/>
+              <w:left w:w="100" w:type="dxa"/>
+              <w:right w:w="100" w:type="dxa"/>
             </w:tcMar>
+            <w:tcBorders>
+              <w:top w:val="single" w:sz="2" w:space="0" w:color="CBD5E1"/>
+              <w:left w:val="single" w:sz="2" w:space="0" w:color="CBD5E1"/>
+              <w:bottom w:val="single" w:sz="2" w:space="0" w:color="CBD5E1"/>
+              <w:right w:val="single" w:sz="2" w:space="0" w:color="CBD5E1"/>
+            </w:tcBorders>
           </w:tcPr>
           <w:p>
             <w:pPr>
@@ -2186,23 +3876,28 @@
             <w:r>
               <w:rPr>
                 <w:rFonts w:ascii="Arial" w:hAnsi="Arial"/>
-                <w:color w:val="1E293B"/>
-                <w:sz w:val="17"/>
+                <w:color w:val="000000"/>
+                <w:sz w:val="18"/>
               </w:rPr>
-              <w:t>Threat Scoring &amp; 14-Day Velocity</w:t>
+              <w:t>modules/scorer.py</w:t>
             </w:r>
           </w:p>
         </w:tc>
         <w:tc>
           <w:tcPr>
-            <w:tcW w:type="dxa" w:w="2520"/>
-            <w:shd w:val="clear" w:color="auto" w:fill="F8FAFC"/>
+            <w:tcW w:type="dxa" w:w="2340"/>
             <w:tcMar>
-              <w:top w:w="80" w:type="dxa"/>
-              <w:bottom w:w="80" w:type="dxa"/>
-              <w:left w:w="120" w:type="dxa"/>
-              <w:right w:w="120" w:type="dxa"/>
+              <w:top w:w="65" w:type="dxa"/>
+              <w:bottom w:w="65" w:type="dxa"/>
+              <w:left w:w="100" w:type="dxa"/>
+              <w:right w:w="100" w:type="dxa"/>
             </w:tcMar>
+            <w:tcBorders>
+              <w:top w:val="single" w:sz="2" w:space="0" w:color="CBD5E1"/>
+              <w:left w:val="single" w:sz="2" w:space="0" w:color="CBD5E1"/>
+              <w:bottom w:val="single" w:sz="2" w:space="0" w:color="CBD5E1"/>
+              <w:right w:val="single" w:sz="2" w:space="0" w:color="CBD5E1"/>
+            </w:tcBorders>
           </w:tcPr>
           <w:p>
             <w:pPr>
@@ -2211,23 +3906,28 @@
             <w:r>
               <w:rPr>
                 <w:rFonts w:ascii="Arial" w:hAnsi="Arial"/>
-                <w:color w:val="1E293B"/>
-                <w:sz w:val="17"/>
+                <w:color w:val="000000"/>
+                <w:sz w:val="18"/>
               </w:rPr>
-              <w:t>Multi-vendor weighted formula (0-100); dynamic half-life decay: S(t)=S0*e^(-λt)</w:t>
+              <w:t>0-100 risk scoring, exponential half-life decay, 14-day velocity</w:t>
             </w:r>
           </w:p>
         </w:tc>
         <w:tc>
           <w:tcPr>
-            <w:tcW w:type="dxa" w:w="2520"/>
-            <w:shd w:val="clear" w:color="auto" w:fill="F8FAFC"/>
+            <w:tcW w:type="dxa" w:w="2340"/>
             <w:tcMar>
-              <w:top w:w="80" w:type="dxa"/>
-              <w:bottom w:w="80" w:type="dxa"/>
-              <w:left w:w="120" w:type="dxa"/>
-              <w:right w:w="120" w:type="dxa"/>
+              <w:top w:w="65" w:type="dxa"/>
+              <w:bottom w:w="65" w:type="dxa"/>
+              <w:left w:w="100" w:type="dxa"/>
+              <w:right w:w="100" w:type="dxa"/>
             </w:tcMar>
+            <w:tcBorders>
+              <w:top w:val="single" w:sz="2" w:space="0" w:color="CBD5E1"/>
+              <w:left w:val="single" w:sz="2" w:space="0" w:color="CBD5E1"/>
+              <w:bottom w:val="single" w:sz="2" w:space="0" w:color="CBD5E1"/>
+              <w:right w:val="single" w:sz="2" w:space="0" w:color="CBD5E1"/>
+            </w:tcBorders>
           </w:tcPr>
           <w:p>
             <w:pPr>
@@ -2236,10 +3936,10 @@
             <w:r>
               <w:rPr>
                 <w:rFonts w:ascii="Arial" w:hAnsi="Arial"/>
-                <w:color w:val="1E293B"/>
-                <w:sz w:val="17"/>
+                <w:color w:val="000000"/>
+                <w:sz w:val="18"/>
               </w:rPr>
-              <w:t>17/17 PASSED</w:t>
+              <w:t>25 Tests (100% Pass)</w:t>
             </w:r>
           </w:p>
         </w:tc>
@@ -2247,14 +3947,19 @@
       <w:tr>
         <w:tc>
           <w:tcPr>
-            <w:tcW w:type="dxa" w:w="2520"/>
-            <w:shd w:val="clear" w:color="auto" w:fill="FFFFFF"/>
+            <w:tcW w:type="dxa" w:w="2340"/>
             <w:tcMar>
-              <w:top w:w="80" w:type="dxa"/>
-              <w:bottom w:w="80" w:type="dxa"/>
-              <w:left w:w="120" w:type="dxa"/>
-              <w:right w:w="120" w:type="dxa"/>
+              <w:top w:w="65" w:type="dxa"/>
+              <w:bottom w:w="65" w:type="dxa"/>
+              <w:left w:w="100" w:type="dxa"/>
+              <w:right w:w="100" w:type="dxa"/>
             </w:tcMar>
+            <w:tcBorders>
+              <w:top w:val="single" w:sz="2" w:space="0" w:color="CBD5E1"/>
+              <w:left w:val="single" w:sz="2" w:space="0" w:color="CBD5E1"/>
+              <w:bottom w:val="single" w:sz="2" w:space="0" w:color="CBD5E1"/>
+              <w:right w:val="single" w:sz="2" w:space="0" w:color="CBD5E1"/>
+            </w:tcBorders>
           </w:tcPr>
           <w:p>
             <w:pPr>
@@ -2264,23 +3969,28 @@
               <w:rPr>
                 <w:rFonts w:ascii="Arial" w:hAnsi="Arial"/>
                 <w:b/>
-                <w:color w:val="1E293B"/>
-                <w:sz w:val="17"/>
+                <w:color w:val="000000"/>
+                <w:sz w:val="18"/>
               </w:rPr>
-              <w:t>modules/attack_analyzer.py</w:t>
+              <w:t>Adversary Profiler</w:t>
             </w:r>
           </w:p>
         </w:tc>
         <w:tc>
           <w:tcPr>
-            <w:tcW w:type="dxa" w:w="2520"/>
-            <w:shd w:val="clear" w:color="auto" w:fill="FFFFFF"/>
+            <w:tcW w:type="dxa" w:w="2340"/>
             <w:tcMar>
-              <w:top w:w="80" w:type="dxa"/>
-              <w:bottom w:w="80" w:type="dxa"/>
-              <w:left w:w="120" w:type="dxa"/>
-              <w:right w:w="120" w:type="dxa"/>
+              <w:top w:w="65" w:type="dxa"/>
+              <w:bottom w:w="65" w:type="dxa"/>
+              <w:left w:w="100" w:type="dxa"/>
+              <w:right w:w="100" w:type="dxa"/>
             </w:tcMar>
+            <w:tcBorders>
+              <w:top w:val="single" w:sz="2" w:space="0" w:color="CBD5E1"/>
+              <w:left w:val="single" w:sz="2" w:space="0" w:color="CBD5E1"/>
+              <w:bottom w:val="single" w:sz="2" w:space="0" w:color="CBD5E1"/>
+              <w:right w:val="single" w:sz="2" w:space="0" w:color="CBD5E1"/>
+            </w:tcBorders>
           </w:tcPr>
           <w:p>
             <w:pPr>
@@ -2289,23 +3999,28 @@
             <w:r>
               <w:rPr>
                 <w:rFonts w:ascii="Arial" w:hAnsi="Arial"/>
-                <w:color w:val="1E293B"/>
-                <w:sz w:val="17"/>
+                <w:color w:val="000000"/>
+                <w:sz w:val="18"/>
               </w:rPr>
-              <w:t>MITRE ATT&amp;CK &amp; Hacker Tools</w:t>
+              <w:t>modules/attack_analyzer.py</w:t>
             </w:r>
           </w:p>
         </w:tc>
         <w:tc>
           <w:tcPr>
-            <w:tcW w:type="dxa" w:w="2520"/>
-            <w:shd w:val="clear" w:color="auto" w:fill="FFFFFF"/>
+            <w:tcW w:type="dxa" w:w="2340"/>
             <w:tcMar>
-              <w:top w:w="80" w:type="dxa"/>
-              <w:bottom w:w="80" w:type="dxa"/>
-              <w:left w:w="120" w:type="dxa"/>
-              <w:right w:w="120" w:type="dxa"/>
+              <w:top w:w="65" w:type="dxa"/>
+              <w:bottom w:w="65" w:type="dxa"/>
+              <w:left w:w="100" w:type="dxa"/>
+              <w:right w:w="100" w:type="dxa"/>
             </w:tcMar>
+            <w:tcBorders>
+              <w:top w:val="single" w:sz="2" w:space="0" w:color="CBD5E1"/>
+              <w:left w:val="single" w:sz="2" w:space="0" w:color="CBD5E1"/>
+              <w:bottom w:val="single" w:sz="2" w:space="0" w:color="CBD5E1"/>
+              <w:right w:val="single" w:sz="2" w:space="0" w:color="CBD5E1"/>
+            </w:tcBorders>
           </w:tcPr>
           <w:p>
             <w:pPr>
@@ -2314,23 +4029,28 @@
             <w:r>
               <w:rPr>
                 <w:rFonts w:ascii="Arial" w:hAnsi="Arial"/>
-                <w:color w:val="1E293B"/>
-                <w:sz w:val="17"/>
+                <w:color w:val="000000"/>
+                <w:sz w:val="18"/>
               </w:rPr>
-              <w:t>9 attack vector classifiers linked to real toolsets (Mimikatz, PsExec, Evilginx2)</w:t>
+              <w:t>MITRE ATT&amp;CK mapping and real hacker toolset identification</w:t>
             </w:r>
           </w:p>
         </w:tc>
         <w:tc>
           <w:tcPr>
-            <w:tcW w:type="dxa" w:w="2520"/>
-            <w:shd w:val="clear" w:color="auto" w:fill="FFFFFF"/>
+            <w:tcW w:type="dxa" w:w="2340"/>
             <w:tcMar>
-              <w:top w:w="80" w:type="dxa"/>
-              <w:bottom w:w="80" w:type="dxa"/>
-              <w:left w:w="120" w:type="dxa"/>
-              <w:right w:w="120" w:type="dxa"/>
+              <w:top w:w="65" w:type="dxa"/>
+              <w:bottom w:w="65" w:type="dxa"/>
+              <w:left w:w="100" w:type="dxa"/>
+              <w:right w:w="100" w:type="dxa"/>
             </w:tcMar>
+            <w:tcBorders>
+              <w:top w:val="single" w:sz="2" w:space="0" w:color="CBD5E1"/>
+              <w:left w:val="single" w:sz="2" w:space="0" w:color="CBD5E1"/>
+              <w:bottom w:val="single" w:sz="2" w:space="0" w:color="CBD5E1"/>
+              <w:right w:val="single" w:sz="2" w:space="0" w:color="CBD5E1"/>
+            </w:tcBorders>
           </w:tcPr>
           <w:p>
             <w:pPr>
@@ -2339,10 +4059,10 @@
             <w:r>
               <w:rPr>
                 <w:rFonts w:ascii="Arial" w:hAnsi="Arial"/>
-                <w:color w:val="1E293B"/>
-                <w:sz w:val="17"/>
+                <w:color w:val="000000"/>
+                <w:sz w:val="18"/>
               </w:rPr>
-              <w:t>17/17 PASSED</w:t>
+              <w:t>17 Tests (100% Pass)</w:t>
             </w:r>
           </w:p>
         </w:tc>
@@ -2350,14 +4070,19 @@
       <w:tr>
         <w:tc>
           <w:tcPr>
-            <w:tcW w:type="dxa" w:w="2520"/>
-            <w:shd w:val="clear" w:color="auto" w:fill="F8FAFC"/>
+            <w:tcW w:type="dxa" w:w="2340"/>
             <w:tcMar>
-              <w:top w:w="80" w:type="dxa"/>
-              <w:bottom w:w="80" w:type="dxa"/>
-              <w:left w:w="120" w:type="dxa"/>
-              <w:right w:w="120" w:type="dxa"/>
+              <w:top w:w="65" w:type="dxa"/>
+              <w:bottom w:w="65" w:type="dxa"/>
+              <w:left w:w="100" w:type="dxa"/>
+              <w:right w:w="100" w:type="dxa"/>
             </w:tcMar>
+            <w:tcBorders>
+              <w:top w:val="single" w:sz="2" w:space="0" w:color="CBD5E1"/>
+              <w:left w:val="single" w:sz="2" w:space="0" w:color="CBD5E1"/>
+              <w:bottom w:val="single" w:sz="2" w:space="0" w:color="CBD5E1"/>
+              <w:right w:val="single" w:sz="2" w:space="0" w:color="CBD5E1"/>
+            </w:tcBorders>
           </w:tcPr>
           <w:p>
             <w:pPr>
@@ -2367,23 +4092,28 @@
               <w:rPr>
                 <w:rFonts w:ascii="Arial" w:hAnsi="Arial"/>
                 <w:b/>
-                <w:color w:val="1E293B"/>
-                <w:sz w:val="17"/>
+                <w:color w:val="000000"/>
+                <w:sz w:val="18"/>
               </w:rPr>
-              <w:t>modules/rule_gen.py</w:t>
+              <w:t>Rule Synthesizer</w:t>
             </w:r>
           </w:p>
         </w:tc>
         <w:tc>
           <w:tcPr>
-            <w:tcW w:type="dxa" w:w="2520"/>
-            <w:shd w:val="clear" w:color="auto" w:fill="F8FAFC"/>
+            <w:tcW w:type="dxa" w:w="2340"/>
             <w:tcMar>
-              <w:top w:w="80" w:type="dxa"/>
-              <w:bottom w:w="80" w:type="dxa"/>
-              <w:left w:w="120" w:type="dxa"/>
-              <w:right w:w="120" w:type="dxa"/>
+              <w:top w:w="65" w:type="dxa"/>
+              <w:bottom w:w="65" w:type="dxa"/>
+              <w:left w:w="100" w:type="dxa"/>
+              <w:right w:w="100" w:type="dxa"/>
             </w:tcMar>
+            <w:tcBorders>
+              <w:top w:val="single" w:sz="2" w:space="0" w:color="CBD5E1"/>
+              <w:left w:val="single" w:sz="2" w:space="0" w:color="CBD5E1"/>
+              <w:bottom w:val="single" w:sz="2" w:space="0" w:color="CBD5E1"/>
+              <w:right w:val="single" w:sz="2" w:space="0" w:color="CBD5E1"/>
+            </w:tcBorders>
           </w:tcPr>
           <w:p>
             <w:pPr>
@@ -2392,23 +4122,28 @@
             <w:r>
               <w:rPr>
                 <w:rFonts w:ascii="Arial" w:hAnsi="Arial"/>
-                <w:color w:val="1E293B"/>
-                <w:sz w:val="17"/>
+                <w:color w:val="000000"/>
+                <w:sz w:val="18"/>
               </w:rPr>
-              <w:t>1-Click Defensive Containment</w:t>
+              <w:t>modules/rule_gen.py</w:t>
             </w:r>
           </w:p>
         </w:tc>
         <w:tc>
           <w:tcPr>
-            <w:tcW w:type="dxa" w:w="2520"/>
-            <w:shd w:val="clear" w:color="auto" w:fill="F8FAFC"/>
+            <w:tcW w:type="dxa" w:w="2340"/>
             <w:tcMar>
-              <w:top w:w="80" w:type="dxa"/>
-              <w:bottom w:w="80" w:type="dxa"/>
-              <w:left w:w="120" w:type="dxa"/>
-              <w:right w:w="120" w:type="dxa"/>
+              <w:top w:w="65" w:type="dxa"/>
+              <w:bottom w:w="65" w:type="dxa"/>
+              <w:left w:w="100" w:type="dxa"/>
+              <w:right w:w="100" w:type="dxa"/>
             </w:tcMar>
+            <w:tcBorders>
+              <w:top w:val="single" w:sz="2" w:space="0" w:color="CBD5E1"/>
+              <w:left w:val="single" w:sz="2" w:space="0" w:color="CBD5E1"/>
+              <w:bottom w:val="single" w:sz="2" w:space="0" w:color="CBD5E1"/>
+              <w:right w:val="single" w:sz="2" w:space="0" w:color="CBD5E1"/>
+            </w:tcBorders>
           </w:tcPr>
           <w:p>
             <w:pPr>
@@ -2417,23 +4152,28 @@
             <w:r>
               <w:rPr>
                 <w:rFonts w:ascii="Arial" w:hAnsi="Arial"/>
-                <w:color w:val="1E293B"/>
-                <w:sz w:val="17"/>
+                <w:color w:val="000000"/>
+                <w:sz w:val="18"/>
               </w:rPr>
-              <w:t>Generates PowerShell NetFirewallRule, Linux iptables, YARA &amp; Sigma YAML</w:t>
+              <w:t>1-click PowerShell, Linux iptables, YARA, and Sigma YAML rules</w:t>
             </w:r>
           </w:p>
         </w:tc>
         <w:tc>
           <w:tcPr>
-            <w:tcW w:type="dxa" w:w="2520"/>
-            <w:shd w:val="clear" w:color="auto" w:fill="F8FAFC"/>
+            <w:tcW w:type="dxa" w:w="2340"/>
             <w:tcMar>
-              <w:top w:w="80" w:type="dxa"/>
-              <w:bottom w:w="80" w:type="dxa"/>
-              <w:left w:w="120" w:type="dxa"/>
-              <w:right w:w="120" w:type="dxa"/>
+              <w:top w:w="65" w:type="dxa"/>
+              <w:bottom w:w="65" w:type="dxa"/>
+              <w:left w:w="100" w:type="dxa"/>
+              <w:right w:w="100" w:type="dxa"/>
             </w:tcMar>
+            <w:tcBorders>
+              <w:top w:val="single" w:sz="2" w:space="0" w:color="CBD5E1"/>
+              <w:left w:val="single" w:sz="2" w:space="0" w:color="CBD5E1"/>
+              <w:bottom w:val="single" w:sz="2" w:space="0" w:color="CBD5E1"/>
+              <w:right w:val="single" w:sz="2" w:space="0" w:color="CBD5E1"/>
+            </w:tcBorders>
           </w:tcPr>
           <w:p>
             <w:pPr>
@@ -2442,10 +4182,10 @@
             <w:r>
               <w:rPr>
                 <w:rFonts w:ascii="Arial" w:hAnsi="Arial"/>
-                <w:color w:val="1E293B"/>
-                <w:sz w:val="17"/>
+                <w:color w:val="000000"/>
+                <w:sz w:val="18"/>
               </w:rPr>
-              <w:t>14/14 PASSED</w:t>
+              <w:t>14 Tests (100% Pass)</w:t>
             </w:r>
           </w:p>
         </w:tc>
@@ -2453,14 +4193,19 @@
       <w:tr>
         <w:tc>
           <w:tcPr>
-            <w:tcW w:type="dxa" w:w="2520"/>
-            <w:shd w:val="clear" w:color="auto" w:fill="FFFFFF"/>
+            <w:tcW w:type="dxa" w:w="2340"/>
             <w:tcMar>
-              <w:top w:w="80" w:type="dxa"/>
-              <w:bottom w:w="80" w:type="dxa"/>
-              <w:left w:w="120" w:type="dxa"/>
-              <w:right w:w="120" w:type="dxa"/>
+              <w:top w:w="65" w:type="dxa"/>
+              <w:bottom w:w="65" w:type="dxa"/>
+              <w:left w:w="100" w:type="dxa"/>
+              <w:right w:w="100" w:type="dxa"/>
             </w:tcMar>
+            <w:tcBorders>
+              <w:top w:val="single" w:sz="2" w:space="0" w:color="CBD5E1"/>
+              <w:left w:val="single" w:sz="2" w:space="0" w:color="CBD5E1"/>
+              <w:bottom w:val="single" w:sz="2" w:space="0" w:color="CBD5E1"/>
+              <w:right w:val="single" w:sz="2" w:space="0" w:color="CBD5E1"/>
+            </w:tcBorders>
           </w:tcPr>
           <w:p>
             <w:pPr>
@@ -2470,23 +4215,28 @@
               <w:rPr>
                 <w:rFonts w:ascii="Arial" w:hAnsi="Arial"/>
                 <w:b/>
-                <w:color w:val="1E293B"/>
-                <w:sz w:val="17"/>
+                <w:color w:val="000000"/>
+                <w:sz w:val="18"/>
               </w:rPr>
-              <w:t>modules/web_security.py</w:t>
+              <w:t>Web Security Audit</w:t>
             </w:r>
           </w:p>
         </w:tc>
         <w:tc>
           <w:tcPr>
-            <w:tcW w:type="dxa" w:w="2520"/>
-            <w:shd w:val="clear" w:color="auto" w:fill="FFFFFF"/>
+            <w:tcW w:type="dxa" w:w="2340"/>
             <w:tcMar>
-              <w:top w:w="80" w:type="dxa"/>
-              <w:bottom w:w="80" w:type="dxa"/>
-              <w:left w:w="120" w:type="dxa"/>
-              <w:right w:w="120" w:type="dxa"/>
+              <w:top w:w="65" w:type="dxa"/>
+              <w:bottom w:w="65" w:type="dxa"/>
+              <w:left w:w="100" w:type="dxa"/>
+              <w:right w:w="100" w:type="dxa"/>
             </w:tcMar>
+            <w:tcBorders>
+              <w:top w:val="single" w:sz="2" w:space="0" w:color="CBD5E1"/>
+              <w:left w:val="single" w:sz="2" w:space="0" w:color="CBD5E1"/>
+              <w:bottom w:val="single" w:sz="2" w:space="0" w:color="CBD5E1"/>
+              <w:right w:val="single" w:sz="2" w:space="0" w:color="CBD5E1"/>
+            </w:tcBorders>
           </w:tcPr>
           <w:p>
             <w:pPr>
@@ -2495,23 +4245,28 @@
             <w:r>
               <w:rPr>
                 <w:rFonts w:ascii="Arial" w:hAnsi="Arial"/>
-                <w:color w:val="1E293B"/>
-                <w:sz w:val="17"/>
+                <w:color w:val="000000"/>
+                <w:sz w:val="18"/>
               </w:rPr>
-              <w:t>SSL/TLS &amp; Security Headers</w:t>
+              <w:t>modules/web_security.py</w:t>
             </w:r>
           </w:p>
         </w:tc>
         <w:tc>
           <w:tcPr>
-            <w:tcW w:type="dxa" w:w="2520"/>
-            <w:shd w:val="clear" w:color="auto" w:fill="FFFFFF"/>
+            <w:tcW w:type="dxa" w:w="2340"/>
             <w:tcMar>
-              <w:top w:w="80" w:type="dxa"/>
-              <w:bottom w:w="80" w:type="dxa"/>
-              <w:left w:w="120" w:type="dxa"/>
-              <w:right w:w="120" w:type="dxa"/>
+              <w:top w:w="65" w:type="dxa"/>
+              <w:bottom w:w="65" w:type="dxa"/>
+              <w:left w:w="100" w:type="dxa"/>
+              <w:right w:w="100" w:type="dxa"/>
             </w:tcMar>
+            <w:tcBorders>
+              <w:top w:val="single" w:sz="2" w:space="0" w:color="CBD5E1"/>
+              <w:left w:val="single" w:sz="2" w:space="0" w:color="CBD5E1"/>
+              <w:bottom w:val="single" w:sz="2" w:space="0" w:color="CBD5E1"/>
+              <w:right w:val="single" w:sz="2" w:space="0" w:color="CBD5E1"/>
+            </w:tcBorders>
           </w:tcPr>
           <w:p>
             <w:pPr>
@@ -2520,23 +4275,28 @@
             <w:r>
               <w:rPr>
                 <w:rFonts w:ascii="Arial" w:hAnsi="Arial"/>
-                <w:color w:val="1E293B"/>
-                <w:sz w:val="17"/>
+                <w:color w:val="000000"/>
+                <w:sz w:val="18"/>
               </w:rPr>
-              <w:t>Socket-level cert expiry inspection; OWASP defensive headers check &amp; letter grading</w:t>
+              <w:t>SSL certificate days countdown and OWASP security headers check</w:t>
             </w:r>
           </w:p>
         </w:tc>
         <w:tc>
           <w:tcPr>
-            <w:tcW w:type="dxa" w:w="2520"/>
-            <w:shd w:val="clear" w:color="auto" w:fill="FFFFFF"/>
+            <w:tcW w:type="dxa" w:w="2340"/>
             <w:tcMar>
-              <w:top w:w="80" w:type="dxa"/>
-              <w:bottom w:w="80" w:type="dxa"/>
-              <w:left w:w="120" w:type="dxa"/>
-              <w:right w:w="120" w:type="dxa"/>
+              <w:top w:w="65" w:type="dxa"/>
+              <w:bottom w:w="65" w:type="dxa"/>
+              <w:left w:w="100" w:type="dxa"/>
+              <w:right w:w="100" w:type="dxa"/>
             </w:tcMar>
+            <w:tcBorders>
+              <w:top w:val="single" w:sz="2" w:space="0" w:color="CBD5E1"/>
+              <w:left w:val="single" w:sz="2" w:space="0" w:color="CBD5E1"/>
+              <w:bottom w:val="single" w:sz="2" w:space="0" w:color="CBD5E1"/>
+              <w:right w:val="single" w:sz="2" w:space="0" w:color="CBD5E1"/>
+            </w:tcBorders>
           </w:tcPr>
           <w:p>
             <w:pPr>
@@ -2545,10 +4305,10 @@
             <w:r>
               <w:rPr>
                 <w:rFonts w:ascii="Arial" w:hAnsi="Arial"/>
-                <w:color w:val="1E293B"/>
-                <w:sz w:val="17"/>
+                <w:color w:val="000000"/>
+                <w:sz w:val="18"/>
               </w:rPr>
-              <w:t>16/16 PASSED</w:t>
+              <w:t>16 Tests (100% Pass)</w:t>
             </w:r>
           </w:p>
         </w:tc>
@@ -2556,14 +4316,19 @@
       <w:tr>
         <w:tc>
           <w:tcPr>
-            <w:tcW w:type="dxa" w:w="2520"/>
-            <w:shd w:val="clear" w:color="auto" w:fill="F8FAFC"/>
+            <w:tcW w:type="dxa" w:w="2340"/>
             <w:tcMar>
-              <w:top w:w="80" w:type="dxa"/>
-              <w:bottom w:w="80" w:type="dxa"/>
-              <w:left w:w="120" w:type="dxa"/>
-              <w:right w:w="120" w:type="dxa"/>
+              <w:top w:w="65" w:type="dxa"/>
+              <w:bottom w:w="65" w:type="dxa"/>
+              <w:left w:w="100" w:type="dxa"/>
+              <w:right w:w="100" w:type="dxa"/>
             </w:tcMar>
+            <w:tcBorders>
+              <w:top w:val="single" w:sz="2" w:space="0" w:color="CBD5E1"/>
+              <w:left w:val="single" w:sz="2" w:space="0" w:color="CBD5E1"/>
+              <w:bottom w:val="single" w:sz="2" w:space="0" w:color="CBD5E1"/>
+              <w:right w:val="single" w:sz="2" w:space="0" w:color="CBD5E1"/>
+            </w:tcBorders>
           </w:tcPr>
           <w:p>
             <w:pPr>
@@ -2573,23 +4338,28 @@
               <w:rPr>
                 <w:rFonts w:ascii="Arial" w:hAnsi="Arial"/>
                 <w:b/>
-                <w:color w:val="1E293B"/>
-                <w:sz w:val="17"/>
+                <w:color w:val="000000"/>
+                <w:sz w:val="18"/>
               </w:rPr>
-              <w:t>modules/graph_gen.py</w:t>
+              <w:t>Threat Graph Engine</w:t>
             </w:r>
           </w:p>
         </w:tc>
         <w:tc>
           <w:tcPr>
-            <w:tcW w:type="dxa" w:w="2520"/>
-            <w:shd w:val="clear" w:color="auto" w:fill="F8FAFC"/>
+            <w:tcW w:type="dxa" w:w="2340"/>
             <w:tcMar>
-              <w:top w:w="80" w:type="dxa"/>
-              <w:bottom w:w="80" w:type="dxa"/>
-              <w:left w:w="120" w:type="dxa"/>
-              <w:right w:w="120" w:type="dxa"/>
+              <w:top w:w="65" w:type="dxa"/>
+              <w:bottom w:w="65" w:type="dxa"/>
+              <w:left w:w="100" w:type="dxa"/>
+              <w:right w:w="100" w:type="dxa"/>
             </w:tcMar>
+            <w:tcBorders>
+              <w:top w:val="single" w:sz="2" w:space="0" w:color="CBD5E1"/>
+              <w:left w:val="single" w:sz="2" w:space="0" w:color="CBD5E1"/>
+              <w:bottom w:val="single" w:sz="2" w:space="0" w:color="CBD5E1"/>
+              <w:right w:val="single" w:sz="2" w:space="0" w:color="CBD5E1"/>
+            </w:tcBorders>
           </w:tcPr>
           <w:p>
             <w:pPr>
@@ -2598,23 +4368,28 @@
             <w:r>
               <w:rPr>
                 <w:rFonts w:ascii="Arial" w:hAnsi="Arial"/>
-                <w:color w:val="1E293B"/>
-                <w:sz w:val="17"/>
+                <w:color w:val="000000"/>
+                <w:sz w:val="18"/>
               </w:rPr>
-              <w:t>Threat Relationship Graph</w:t>
+              <w:t>modules/graph_gen.py</w:t>
             </w:r>
           </w:p>
         </w:tc>
         <w:tc>
           <w:tcPr>
-            <w:tcW w:type="dxa" w:w="2520"/>
-            <w:shd w:val="clear" w:color="auto" w:fill="F8FAFC"/>
+            <w:tcW w:type="dxa" w:w="2340"/>
             <w:tcMar>
-              <w:top w:w="80" w:type="dxa"/>
-              <w:bottom w:w="80" w:type="dxa"/>
-              <w:left w:w="120" w:type="dxa"/>
-              <w:right w:w="120" w:type="dxa"/>
+              <w:top w:w="65" w:type="dxa"/>
+              <w:bottom w:w="65" w:type="dxa"/>
+              <w:left w:w="100" w:type="dxa"/>
+              <w:right w:w="100" w:type="dxa"/>
             </w:tcMar>
+            <w:tcBorders>
+              <w:top w:val="single" w:sz="2" w:space="0" w:color="CBD5E1"/>
+              <w:left w:val="single" w:sz="2" w:space="0" w:color="CBD5E1"/>
+              <w:bottom w:val="single" w:sz="2" w:space="0" w:color="CBD5E1"/>
+              <w:right w:val="single" w:sz="2" w:space="0" w:color="CBD5E1"/>
+            </w:tcBorders>
           </w:tcPr>
           <w:p>
             <w:pPr>
@@ -2623,23 +4398,28 @@
             <w:r>
               <w:rPr>
                 <w:rFonts w:ascii="Arial" w:hAnsi="Arial"/>
-                <w:color w:val="1E293B"/>
-                <w:sz w:val="17"/>
+                <w:color w:val="000000"/>
+                <w:sz w:val="18"/>
               </w:rPr>
-              <w:t>Vis.js force-directed topology linking IOC &lt;-&gt; Malware &lt;-&gt; Actors &lt;-&gt; ASNs</w:t>
+              <w:t>Vis.js force-directed topology linking IOCs, malware, and ASNs</w:t>
             </w:r>
           </w:p>
         </w:tc>
         <w:tc>
           <w:tcPr>
-            <w:tcW w:type="dxa" w:w="2520"/>
-            <w:shd w:val="clear" w:color="auto" w:fill="F8FAFC"/>
+            <w:tcW w:type="dxa" w:w="2340"/>
             <w:tcMar>
-              <w:top w:w="80" w:type="dxa"/>
-              <w:bottom w:w="80" w:type="dxa"/>
-              <w:left w:w="120" w:type="dxa"/>
-              <w:right w:w="120" w:type="dxa"/>
+              <w:top w:w="65" w:type="dxa"/>
+              <w:bottom w:w="65" w:type="dxa"/>
+              <w:left w:w="100" w:type="dxa"/>
+              <w:right w:w="100" w:type="dxa"/>
             </w:tcMar>
+            <w:tcBorders>
+              <w:top w:val="single" w:sz="2" w:space="0" w:color="CBD5E1"/>
+              <w:left w:val="single" w:sz="2" w:space="0" w:color="CBD5E1"/>
+              <w:bottom w:val="single" w:sz="2" w:space="0" w:color="CBD5E1"/>
+              <w:right w:val="single" w:sz="2" w:space="0" w:color="CBD5E1"/>
+            </w:tcBorders>
           </w:tcPr>
           <w:p>
             <w:pPr>
@@ -2648,10 +4428,10 @@
             <w:r>
               <w:rPr>
                 <w:rFonts w:ascii="Arial" w:hAnsi="Arial"/>
-                <w:color w:val="1E293B"/>
-                <w:sz w:val="17"/>
+                <w:color w:val="000000"/>
+                <w:sz w:val="18"/>
               </w:rPr>
-              <w:t>12/12 PASSED</w:t>
+              <w:t>12 Tests (100% Pass)</w:t>
             </w:r>
           </w:p>
         </w:tc>
@@ -2659,14 +4439,19 @@
       <w:tr>
         <w:tc>
           <w:tcPr>
-            <w:tcW w:type="dxa" w:w="2520"/>
-            <w:shd w:val="clear" w:color="auto" w:fill="FFFFFF"/>
+            <w:tcW w:type="dxa" w:w="2340"/>
             <w:tcMar>
-              <w:top w:w="80" w:type="dxa"/>
-              <w:bottom w:w="80" w:type="dxa"/>
-              <w:left w:w="120" w:type="dxa"/>
-              <w:right w:w="120" w:type="dxa"/>
+              <w:top w:w="65" w:type="dxa"/>
+              <w:bottom w:w="65" w:type="dxa"/>
+              <w:left w:w="100" w:type="dxa"/>
+              <w:right w:w="100" w:type="dxa"/>
             </w:tcMar>
+            <w:tcBorders>
+              <w:top w:val="single" w:sz="2" w:space="0" w:color="CBD5E1"/>
+              <w:left w:val="single" w:sz="2" w:space="0" w:color="CBD5E1"/>
+              <w:bottom w:val="single" w:sz="2" w:space="0" w:color="CBD5E1"/>
+              <w:right w:val="single" w:sz="2" w:space="0" w:color="CBD5E1"/>
+            </w:tcBorders>
           </w:tcPr>
           <w:p>
             <w:pPr>
@@ -2676,23 +4461,28 @@
               <w:rPr>
                 <w:rFonts w:ascii="Arial" w:hAnsi="Arial"/>
                 <w:b/>
-                <w:color w:val="1E293B"/>
-                <w:sz w:val="17"/>
+                <w:color w:val="000000"/>
+                <w:sz w:val="18"/>
               </w:rPr>
-              <w:t>modules/stix_gen.py</w:t>
+              <w:t>STIX Standardizer</w:t>
             </w:r>
           </w:p>
         </w:tc>
         <w:tc>
           <w:tcPr>
-            <w:tcW w:type="dxa" w:w="2520"/>
-            <w:shd w:val="clear" w:color="auto" w:fill="FFFFFF"/>
+            <w:tcW w:type="dxa" w:w="2340"/>
             <w:tcMar>
-              <w:top w:w="80" w:type="dxa"/>
-              <w:bottom w:w="80" w:type="dxa"/>
-              <w:left w:w="120" w:type="dxa"/>
-              <w:right w:w="120" w:type="dxa"/>
+              <w:top w:w="65" w:type="dxa"/>
+              <w:bottom w:w="65" w:type="dxa"/>
+              <w:left w:w="100" w:type="dxa"/>
+              <w:right w:w="100" w:type="dxa"/>
             </w:tcMar>
+            <w:tcBorders>
+              <w:top w:val="single" w:sz="2" w:space="0" w:color="CBD5E1"/>
+              <w:left w:val="single" w:sz="2" w:space="0" w:color="CBD5E1"/>
+              <w:bottom w:val="single" w:sz="2" w:space="0" w:color="CBD5E1"/>
+              <w:right w:val="single" w:sz="2" w:space="0" w:color="CBD5E1"/>
+            </w:tcBorders>
           </w:tcPr>
           <w:p>
             <w:pPr>
@@ -2701,23 +4491,28 @@
             <w:r>
               <w:rPr>
                 <w:rFonts w:ascii="Arial" w:hAnsi="Arial"/>
-                <w:color w:val="1E293B"/>
-                <w:sz w:val="17"/>
+                <w:color w:val="000000"/>
+                <w:sz w:val="18"/>
               </w:rPr>
-              <w:t>OASIS STIX 2.1 Standard</w:t>
+              <w:t>modules/stix_gen.py</w:t>
             </w:r>
           </w:p>
         </w:tc>
         <w:tc>
           <w:tcPr>
-            <w:tcW w:type="dxa" w:w="2520"/>
-            <w:shd w:val="clear" w:color="auto" w:fill="FFFFFF"/>
+            <w:tcW w:type="dxa" w:w="2340"/>
             <w:tcMar>
-              <w:top w:w="80" w:type="dxa"/>
-              <w:bottom w:w="80" w:type="dxa"/>
-              <w:left w:w="120" w:type="dxa"/>
-              <w:right w:w="120" w:type="dxa"/>
+              <w:top w:w="65" w:type="dxa"/>
+              <w:bottom w:w="65" w:type="dxa"/>
+              <w:left w:w="100" w:type="dxa"/>
+              <w:right w:w="100" w:type="dxa"/>
             </w:tcMar>
+            <w:tcBorders>
+              <w:top w:val="single" w:sz="2" w:space="0" w:color="CBD5E1"/>
+              <w:left w:val="single" w:sz="2" w:space="0" w:color="CBD5E1"/>
+              <w:bottom w:val="single" w:sz="2" w:space="0" w:color="CBD5E1"/>
+              <w:right w:val="single" w:sz="2" w:space="0" w:color="CBD5E1"/>
+            </w:tcBorders>
           </w:tcPr>
           <w:p>
             <w:pPr>
@@ -2726,23 +4521,28 @@
             <w:r>
               <w:rPr>
                 <w:rFonts w:ascii="Arial" w:hAnsi="Arial"/>
-                <w:color w:val="1E293B"/>
-                <w:sz w:val="17"/>
+                <w:color w:val="000000"/>
+                <w:sz w:val="18"/>
               </w:rPr>
-              <w:t>Synthesizes standard threat intelligence JSON bundles for enterprise SIEM ingestion</w:t>
+              <w:t>OASIS STIX 2.1 compliant threat intelligence JSON bundle export</w:t>
             </w:r>
           </w:p>
         </w:tc>
         <w:tc>
           <w:tcPr>
-            <w:tcW w:type="dxa" w:w="2520"/>
-            <w:shd w:val="clear" w:color="auto" w:fill="FFFFFF"/>
+            <w:tcW w:type="dxa" w:w="2340"/>
             <w:tcMar>
-              <w:top w:w="80" w:type="dxa"/>
-              <w:bottom w:w="80" w:type="dxa"/>
-              <w:left w:w="120" w:type="dxa"/>
-              <w:right w:w="120" w:type="dxa"/>
+              <w:top w:w="65" w:type="dxa"/>
+              <w:bottom w:w="65" w:type="dxa"/>
+              <w:left w:w="100" w:type="dxa"/>
+              <w:right w:w="100" w:type="dxa"/>
             </w:tcMar>
+            <w:tcBorders>
+              <w:top w:val="single" w:sz="2" w:space="0" w:color="CBD5E1"/>
+              <w:left w:val="single" w:sz="2" w:space="0" w:color="CBD5E1"/>
+              <w:bottom w:val="single" w:sz="2" w:space="0" w:color="CBD5E1"/>
+              <w:right w:val="single" w:sz="2" w:space="0" w:color="CBD5E1"/>
+            </w:tcBorders>
           </w:tcPr>
           <w:p>
             <w:pPr>
@@ -2751,10 +4551,10 @@
             <w:r>
               <w:rPr>
                 <w:rFonts w:ascii="Arial" w:hAnsi="Arial"/>
-                <w:color w:val="1E293B"/>
-                <w:sz w:val="17"/>
+                <w:color w:val="000000"/>
+                <w:sz w:val="18"/>
               </w:rPr>
-              <w:t>7/7 PASSED</w:t>
+              <w:t>7 Tests (100% Pass)</w:t>
             </w:r>
           </w:p>
         </w:tc>
@@ -2762,14 +4562,19 @@
       <w:tr>
         <w:tc>
           <w:tcPr>
-            <w:tcW w:type="dxa" w:w="2520"/>
-            <w:shd w:val="clear" w:color="auto" w:fill="F8FAFC"/>
+            <w:tcW w:type="dxa" w:w="2340"/>
             <w:tcMar>
-              <w:top w:w="80" w:type="dxa"/>
-              <w:bottom w:w="80" w:type="dxa"/>
-              <w:left w:w="120" w:type="dxa"/>
-              <w:right w:w="120" w:type="dxa"/>
+              <w:top w:w="65" w:type="dxa"/>
+              <w:bottom w:w="65" w:type="dxa"/>
+              <w:left w:w="100" w:type="dxa"/>
+              <w:right w:w="100" w:type="dxa"/>
             </w:tcMar>
+            <w:tcBorders>
+              <w:top w:val="single" w:sz="2" w:space="0" w:color="CBD5E1"/>
+              <w:left w:val="single" w:sz="2" w:space="0" w:color="CBD5E1"/>
+              <w:bottom w:val="single" w:sz="2" w:space="0" w:color="CBD5E1"/>
+              <w:right w:val="single" w:sz="2" w:space="0" w:color="CBD5E1"/>
+            </w:tcBorders>
           </w:tcPr>
           <w:p>
             <w:pPr>
@@ -2779,23 +4584,28 @@
               <w:rPr>
                 <w:rFonts w:ascii="Arial" w:hAnsi="Arial"/>
                 <w:b/>
-                <w:color w:val="1E293B"/>
-                <w:sz w:val="17"/>
+                <w:color w:val="000000"/>
+                <w:sz w:val="18"/>
               </w:rPr>
-              <w:t>modules/report_gen.py</w:t>
+              <w:t>REST API Server</w:t>
             </w:r>
           </w:p>
         </w:tc>
         <w:tc>
           <w:tcPr>
-            <w:tcW w:type="dxa" w:w="2520"/>
-            <w:shd w:val="clear" w:color="auto" w:fill="F8FAFC"/>
+            <w:tcW w:type="dxa" w:w="2340"/>
             <w:tcMar>
-              <w:top w:w="80" w:type="dxa"/>
-              <w:bottom w:w="80" w:type="dxa"/>
-              <w:left w:w="120" w:type="dxa"/>
-              <w:right w:w="120" w:type="dxa"/>
+              <w:top w:w="65" w:type="dxa"/>
+              <w:bottom w:w="65" w:type="dxa"/>
+              <w:left w:w="100" w:type="dxa"/>
+              <w:right w:w="100" w:type="dxa"/>
             </w:tcMar>
+            <w:tcBorders>
+              <w:top w:val="single" w:sz="2" w:space="0" w:color="CBD5E1"/>
+              <w:left w:val="single" w:sz="2" w:space="0" w:color="CBD5E1"/>
+              <w:bottom w:val="single" w:sz="2" w:space="0" w:color="CBD5E1"/>
+              <w:right w:val="single" w:sz="2" w:space="0" w:color="CBD5E1"/>
+            </w:tcBorders>
           </w:tcPr>
           <w:p>
             <w:pPr>
@@ -2804,23 +4614,28 @@
             <w:r>
               <w:rPr>
                 <w:rFonts w:ascii="Arial" w:hAnsi="Arial"/>
-                <w:color w:val="1E293B"/>
-                <w:sz w:val="17"/>
+                <w:color w:val="000000"/>
+                <w:sz w:val="18"/>
               </w:rPr>
-              <w:t>Forensic Report Generator</w:t>
+              <w:t>server.py</w:t>
             </w:r>
           </w:p>
         </w:tc>
         <w:tc>
           <w:tcPr>
-            <w:tcW w:type="dxa" w:w="2520"/>
-            <w:shd w:val="clear" w:color="auto" w:fill="F8FAFC"/>
+            <w:tcW w:type="dxa" w:w="2340"/>
             <w:tcMar>
-              <w:top w:w="80" w:type="dxa"/>
-              <w:bottom w:w="80" w:type="dxa"/>
-              <w:left w:w="120" w:type="dxa"/>
-              <w:right w:w="120" w:type="dxa"/>
+              <w:top w:w="65" w:type="dxa"/>
+              <w:bottom w:w="65" w:type="dxa"/>
+              <w:left w:w="100" w:type="dxa"/>
+              <w:right w:w="100" w:type="dxa"/>
             </w:tcMar>
+            <w:tcBorders>
+              <w:top w:val="single" w:sz="2" w:space="0" w:color="CBD5E1"/>
+              <w:left w:val="single" w:sz="2" w:space="0" w:color="CBD5E1"/>
+              <w:bottom w:val="single" w:sz="2" w:space="0" w:color="CBD5E1"/>
+              <w:right w:val="single" w:sz="2" w:space="0" w:color="CBD5E1"/>
+            </w:tcBorders>
           </w:tcPr>
           <w:p>
             <w:pPr>
@@ -2829,23 +4644,28 @@
             <w:r>
               <w:rPr>
                 <w:rFonts w:ascii="Arial" w:hAnsi="Arial"/>
-                <w:color w:val="1E293B"/>
-                <w:sz w:val="17"/>
+                <w:color w:val="000000"/>
+                <w:sz w:val="18"/>
               </w:rPr>
-              <w:t>Generates branded Executive PDF dossiers, JSON dumps, and Markdown summaries</w:t>
+              <w:t>Flask REST API routing (/api/scan, /api/bulk, /api/rules)</w:t>
             </w:r>
           </w:p>
         </w:tc>
         <w:tc>
           <w:tcPr>
-            <w:tcW w:type="dxa" w:w="2520"/>
-            <w:shd w:val="clear" w:color="auto" w:fill="F8FAFC"/>
+            <w:tcW w:type="dxa" w:w="2340"/>
             <w:tcMar>
-              <w:top w:w="80" w:type="dxa"/>
-              <w:bottom w:w="80" w:type="dxa"/>
-              <w:left w:w="120" w:type="dxa"/>
-              <w:right w:w="120" w:type="dxa"/>
+              <w:top w:w="65" w:type="dxa"/>
+              <w:bottom w:w="65" w:type="dxa"/>
+              <w:left w:w="100" w:type="dxa"/>
+              <w:right w:w="100" w:type="dxa"/>
             </w:tcMar>
+            <w:tcBorders>
+              <w:top w:val="single" w:sz="2" w:space="0" w:color="CBD5E1"/>
+              <w:left w:val="single" w:sz="2" w:space="0" w:color="CBD5E1"/>
+              <w:bottom w:val="single" w:sz="2" w:space="0" w:color="CBD5E1"/>
+              <w:right w:val="single" w:sz="2" w:space="0" w:color="CBD5E1"/>
+            </w:tcBorders>
           </w:tcPr>
           <w:p>
             <w:pPr>
@@ -2854,10 +4674,10 @@
             <w:r>
               <w:rPr>
                 <w:rFonts w:ascii="Arial" w:hAnsi="Arial"/>
-                <w:color w:val="1E293B"/>
-                <w:sz w:val="17"/>
+                <w:color w:val="000000"/>
+                <w:sz w:val="18"/>
               </w:rPr>
-              <w:t>Verified</w:t>
+              <w:t>30 Tests (100% Pass)</w:t>
             </w:r>
           </w:p>
         </w:tc>
@@ -2870,29 +4690,38 @@
     </w:p>
     <w:p>
       <w:pPr>
-        <w:spacing w:before="240" w:after="80"/>
+        <w:spacing w:before="120" w:after="200"/>
+        <w:pBdr>
+          <w:bottom w:val="single" w:sz="6" w:space="1" w:color="CCCCCC"/>
+        </w:pBdr>
+      </w:pPr>
+    </w:p>
+    <w:p>
+      <w:pPr>
+        <w:keepNext/>
+        <w:spacing w:before="280" w:after="120"/>
       </w:pPr>
       <w:r>
         <w:rPr>
           <w:rFonts w:ascii="Arial" w:hAnsi="Arial"/>
           <w:b/>
-          <w:color w:val="0F172A"/>
-          <w:sz w:val="26"/>
+          <w:color w:val="000000"/>
+          <w:sz w:val="24"/>
         </w:rPr>
-        <w:t>4. Automated Testing &amp; Verification Evidence</w:t>
+        <w:t>SECTION 8: THREAT DATASETS &amp; INTELLIGENCE FEEDS</w:t>
       </w:r>
     </w:p>
     <w:p>
       <w:pPr>
-        <w:spacing w:after="80"/>
+        <w:spacing w:before="0" w:after="80" w:line="276" w:lineRule="auto"/>
       </w:pPr>
       <w:r>
         <w:rPr>
           <w:rFonts w:ascii="Arial" w:hAnsi="Arial"/>
-          <w:color w:val="1E293B"/>
-          <w:sz w:val="19"/>
+          <w:color w:val="000000"/>
+          <w:sz w:val="20"/>
         </w:rPr>
-        <w:t>CyberPulse was built following Test-Driven Development (TDD). The platform includes 187 comprehensive unit tests executed via `tests/run_tests.py` with a 100% pass rate:</w:t>
+        <w:t>CyberPulse correlates real-world telemetry across authoritative cyber threat providers:</w:t>
       </w:r>
     </w:p>
     <w:tbl>
@@ -2902,22 +4731,28 @@
         <w:tblLook w:firstColumn="1" w:firstRow="1" w:lastColumn="0" w:lastRow="0" w:noHBand="0" w:noVBand="1" w:val="04A0"/>
       </w:tblPr>
       <w:tblGrid>
-        <w:gridCol w:w="2520"/>
-        <w:gridCol w:w="2520"/>
-        <w:gridCol w:w="2520"/>
-        <w:gridCol w:w="2520"/>
+        <w:gridCol w:w="2340"/>
+        <w:gridCol w:w="2340"/>
+        <w:gridCol w:w="2340"/>
+        <w:gridCol w:w="2340"/>
       </w:tblGrid>
       <w:tr>
         <w:tc>
           <w:tcPr>
-            <w:tcW w:type="dxa" w:w="2520"/>
-            <w:shd w:val="clear" w:color="auto" w:fill="0F172A"/>
+            <w:tcW w:type="dxa" w:w="2340"/>
+            <w:shd w:val="clear" w:color="auto" w:fill="F1F5F9"/>
             <w:tcMar>
-              <w:top w:w="100" w:type="dxa"/>
-              <w:bottom w:w="100" w:type="dxa"/>
-              <w:left w:w="120" w:type="dxa"/>
-              <w:right w:w="120" w:type="dxa"/>
+              <w:top w:w="80" w:type="dxa"/>
+              <w:bottom w:w="80" w:type="dxa"/>
+              <w:left w:w="100" w:type="dxa"/>
+              <w:right w:w="100" w:type="dxa"/>
             </w:tcMar>
+            <w:tcBorders>
+              <w:top w:val="single" w:sz="6" w:space="0" w:color="000000"/>
+              <w:left w:val="single" w:sz="4" w:space="0" w:color="000000"/>
+              <w:bottom w:val="single" w:sz="6" w:space="0" w:color="000000"/>
+              <w:right w:val="single" w:sz="4" w:space="0" w:color="000000"/>
+            </w:tcBorders>
           </w:tcPr>
           <w:p>
             <w:pPr>
@@ -2927,23 +4762,29 @@
               <w:rPr>
                 <w:rFonts w:ascii="Arial" w:hAnsi="Arial"/>
                 <w:b/>
-                <w:color w:val="FFFFFF"/>
-                <w:sz w:val="17"/>
+                <w:color w:val="000000"/>
+                <w:sz w:val="18"/>
               </w:rPr>
-              <w:t>Test Suite File</w:t>
+              <w:t>Intelligence Feed</w:t>
             </w:r>
           </w:p>
         </w:tc>
         <w:tc>
           <w:tcPr>
-            <w:tcW w:type="dxa" w:w="2520"/>
-            <w:shd w:val="clear" w:color="auto" w:fill="0F172A"/>
+            <w:tcW w:type="dxa" w:w="2340"/>
+            <w:shd w:val="clear" w:color="auto" w:fill="F1F5F9"/>
             <w:tcMar>
-              <w:top w:w="100" w:type="dxa"/>
-              <w:bottom w:w="100" w:type="dxa"/>
-              <w:left w:w="120" w:type="dxa"/>
-              <w:right w:w="120" w:type="dxa"/>
+              <w:top w:w="80" w:type="dxa"/>
+              <w:bottom w:w="80" w:type="dxa"/>
+              <w:left w:w="100" w:type="dxa"/>
+              <w:right w:w="100" w:type="dxa"/>
             </w:tcMar>
+            <w:tcBorders>
+              <w:top w:val="single" w:sz="6" w:space="0" w:color="000000"/>
+              <w:left w:val="single" w:sz="4" w:space="0" w:color="000000"/>
+              <w:bottom w:val="single" w:sz="6" w:space="0" w:color="000000"/>
+              <w:right w:val="single" w:sz="4" w:space="0" w:color="000000"/>
+            </w:tcBorders>
           </w:tcPr>
           <w:p>
             <w:pPr>
@@ -2953,23 +4794,29 @@
               <w:rPr>
                 <w:rFonts w:ascii="Arial" w:hAnsi="Arial"/>
                 <w:b/>
-                <w:color w:val="FFFFFF"/>
-                <w:sz w:val="17"/>
+                <w:color w:val="000000"/>
+                <w:sz w:val="18"/>
               </w:rPr>
-              <w:t>Verification Scope</w:t>
+              <w:t>Feed Source</w:t>
             </w:r>
           </w:p>
         </w:tc>
         <w:tc>
           <w:tcPr>
-            <w:tcW w:type="dxa" w:w="2520"/>
-            <w:shd w:val="clear" w:color="auto" w:fill="0F172A"/>
+            <w:tcW w:type="dxa" w:w="2340"/>
+            <w:shd w:val="clear" w:color="auto" w:fill="F1F5F9"/>
             <w:tcMar>
-              <w:top w:w="100" w:type="dxa"/>
-              <w:bottom w:w="100" w:type="dxa"/>
-              <w:left w:w="120" w:type="dxa"/>
-              <w:right w:w="120" w:type="dxa"/>
+              <w:top w:w="80" w:type="dxa"/>
+              <w:bottom w:w="80" w:type="dxa"/>
+              <w:left w:w="100" w:type="dxa"/>
+              <w:right w:w="100" w:type="dxa"/>
             </w:tcMar>
+            <w:tcBorders>
+              <w:top w:val="single" w:sz="6" w:space="0" w:color="000000"/>
+              <w:left w:val="single" w:sz="4" w:space="0" w:color="000000"/>
+              <w:bottom w:val="single" w:sz="6" w:space="0" w:color="000000"/>
+              <w:right w:val="single" w:sz="4" w:space="0" w:color="000000"/>
+            </w:tcBorders>
           </w:tcPr>
           <w:p>
             <w:pPr>
@@ -2979,23 +4826,29 @@
               <w:rPr>
                 <w:rFonts w:ascii="Arial" w:hAnsi="Arial"/>
                 <w:b/>
-                <w:color w:val="FFFFFF"/>
-                <w:sz w:val="17"/>
+                <w:color w:val="000000"/>
+                <w:sz w:val="18"/>
               </w:rPr>
-              <w:t>Test Count</w:t>
+              <w:t>Primary Attributes</w:t>
             </w:r>
           </w:p>
         </w:tc>
         <w:tc>
           <w:tcPr>
-            <w:tcW w:type="dxa" w:w="2520"/>
-            <w:shd w:val="clear" w:color="auto" w:fill="0F172A"/>
+            <w:tcW w:type="dxa" w:w="2340"/>
+            <w:shd w:val="clear" w:color="auto" w:fill="F1F5F9"/>
             <w:tcMar>
-              <w:top w:w="100" w:type="dxa"/>
-              <w:bottom w:w="100" w:type="dxa"/>
-              <w:left w:w="120" w:type="dxa"/>
-              <w:right w:w="120" w:type="dxa"/>
+              <w:top w:w="80" w:type="dxa"/>
+              <w:bottom w:w="80" w:type="dxa"/>
+              <w:left w:w="100" w:type="dxa"/>
+              <w:right w:w="100" w:type="dxa"/>
             </w:tcMar>
+            <w:tcBorders>
+              <w:top w:val="single" w:sz="6" w:space="0" w:color="000000"/>
+              <w:left w:val="single" w:sz="4" w:space="0" w:color="000000"/>
+              <w:bottom w:val="single" w:sz="6" w:space="0" w:color="000000"/>
+              <w:right w:val="single" w:sz="4" w:space="0" w:color="000000"/>
+            </w:tcBorders>
           </w:tcPr>
           <w:p>
             <w:pPr>
@@ -3005,10 +4858,10 @@
               <w:rPr>
                 <w:rFonts w:ascii="Arial" w:hAnsi="Arial"/>
                 <w:b/>
-                <w:color w:val="FFFFFF"/>
-                <w:sz w:val="17"/>
+                <w:color w:val="000000"/>
+                <w:sz w:val="18"/>
               </w:rPr>
-              <w:t>Status</w:t>
+              <w:t>Application Function</w:t>
             </w:r>
           </w:p>
         </w:tc>
@@ -3016,14 +4869,19 @@
       <w:tr>
         <w:tc>
           <w:tcPr>
-            <w:tcW w:type="dxa" w:w="2520"/>
-            <w:shd w:val="clear" w:color="auto" w:fill="FFFFFF"/>
+            <w:tcW w:type="dxa" w:w="2340"/>
             <w:tcMar>
-              <w:top w:w="80" w:type="dxa"/>
-              <w:bottom w:w="80" w:type="dxa"/>
-              <w:left w:w="120" w:type="dxa"/>
-              <w:right w:w="120" w:type="dxa"/>
+              <w:top w:w="65" w:type="dxa"/>
+              <w:bottom w:w="65" w:type="dxa"/>
+              <w:left w:w="100" w:type="dxa"/>
+              <w:right w:w="100" w:type="dxa"/>
             </w:tcMar>
+            <w:tcBorders>
+              <w:top w:val="single" w:sz="2" w:space="0" w:color="CBD5E1"/>
+              <w:left w:val="single" w:sz="2" w:space="0" w:color="CBD5E1"/>
+              <w:bottom w:val="single" w:sz="2" w:space="0" w:color="CBD5E1"/>
+              <w:right w:val="single" w:sz="2" w:space="0" w:color="CBD5E1"/>
+            </w:tcBorders>
           </w:tcPr>
           <w:p>
             <w:pPr>
@@ -3033,23 +4891,28 @@
               <w:rPr>
                 <w:rFonts w:ascii="Arial" w:hAnsi="Arial"/>
                 <w:b/>
-                <w:color w:val="1E293B"/>
-                <w:sz w:val="17"/>
+                <w:color w:val="000000"/>
+                <w:sz w:val="18"/>
               </w:rPr>
-              <w:t>test_detector.py &amp; test_internal_assets.py</w:t>
+              <w:t>AlienVault OTX</w:t>
             </w:r>
           </w:p>
         </w:tc>
         <w:tc>
           <w:tcPr>
-            <w:tcW w:type="dxa" w:w="2520"/>
-            <w:shd w:val="clear" w:color="auto" w:fill="FFFFFF"/>
+            <w:tcW w:type="dxa" w:w="2340"/>
             <w:tcMar>
-              <w:top w:w="80" w:type="dxa"/>
-              <w:bottom w:w="80" w:type="dxa"/>
-              <w:left w:w="120" w:type="dxa"/>
-              <w:right w:w="120" w:type="dxa"/>
+              <w:top w:w="65" w:type="dxa"/>
+              <w:bottom w:w="65" w:type="dxa"/>
+              <w:left w:w="100" w:type="dxa"/>
+              <w:right w:w="100" w:type="dxa"/>
             </w:tcMar>
+            <w:tcBorders>
+              <w:top w:val="single" w:sz="2" w:space="0" w:color="CBD5E1"/>
+              <w:left w:val="single" w:sz="2" w:space="0" w:color="CBD5E1"/>
+              <w:bottom w:val="single" w:sz="2" w:space="0" w:color="CBD5E1"/>
+              <w:right w:val="single" w:sz="2" w:space="0" w:color="CBD5E1"/>
+            </w:tcBorders>
           </w:tcPr>
           <w:p>
             <w:pPr>
@@ -3058,23 +4921,28 @@
             <w:r>
               <w:rPr>
                 <w:rFonts w:ascii="Arial" w:hAnsi="Arial"/>
-                <w:color w:val="1E293B"/>
-                <w:sz w:val="17"/>
+                <w:color w:val="000000"/>
+                <w:sz w:val="18"/>
               </w:rPr>
-              <w:t>IPv4, IPv6, defanging, loopback 127.0.0.1, RFC 1918 safe scoring</w:t>
+              <w:t>otx.alienvault.com</w:t>
             </w:r>
           </w:p>
         </w:tc>
         <w:tc>
           <w:tcPr>
-            <w:tcW w:type="dxa" w:w="2520"/>
-            <w:shd w:val="clear" w:color="auto" w:fill="FFFFFF"/>
+            <w:tcW w:type="dxa" w:w="2340"/>
             <w:tcMar>
-              <w:top w:w="80" w:type="dxa"/>
-              <w:bottom w:w="80" w:type="dxa"/>
-              <w:left w:w="120" w:type="dxa"/>
-              <w:right w:w="120" w:type="dxa"/>
+              <w:top w:w="65" w:type="dxa"/>
+              <w:bottom w:w="65" w:type="dxa"/>
+              <w:left w:w="100" w:type="dxa"/>
+              <w:right w:w="100" w:type="dxa"/>
             </w:tcMar>
+            <w:tcBorders>
+              <w:top w:val="single" w:sz="2" w:space="0" w:color="CBD5E1"/>
+              <w:left w:val="single" w:sz="2" w:space="0" w:color="CBD5E1"/>
+              <w:bottom w:val="single" w:sz="2" w:space="0" w:color="CBD5E1"/>
+              <w:right w:val="single" w:sz="2" w:space="0" w:color="CBD5E1"/>
+            </w:tcBorders>
           </w:tcPr>
           <w:p>
             <w:pPr>
@@ -3083,23 +4951,28 @@
             <w:r>
               <w:rPr>
                 <w:rFonts w:ascii="Arial" w:hAnsi="Arial"/>
-                <w:color w:val="1E293B"/>
-                <w:sz w:val="17"/>
+                <w:color w:val="000000"/>
+                <w:sz w:val="18"/>
               </w:rPr>
-              <w:t>25</w:t>
+              <w:t>Malware pulses, adversary tags, indicators</w:t>
             </w:r>
           </w:p>
         </w:tc>
         <w:tc>
           <w:tcPr>
-            <w:tcW w:type="dxa" w:w="2520"/>
-            <w:shd w:val="clear" w:color="auto" w:fill="FFFFFF"/>
+            <w:tcW w:type="dxa" w:w="2340"/>
             <w:tcMar>
-              <w:top w:w="80" w:type="dxa"/>
-              <w:bottom w:w="80" w:type="dxa"/>
-              <w:left w:w="120" w:type="dxa"/>
-              <w:right w:w="120" w:type="dxa"/>
+              <w:top w:w="65" w:type="dxa"/>
+              <w:bottom w:w="65" w:type="dxa"/>
+              <w:left w:w="100" w:type="dxa"/>
+              <w:right w:w="100" w:type="dxa"/>
             </w:tcMar>
+            <w:tcBorders>
+              <w:top w:val="single" w:sz="2" w:space="0" w:color="CBD5E1"/>
+              <w:left w:val="single" w:sz="2" w:space="0" w:color="CBD5E1"/>
+              <w:bottom w:val="single" w:sz="2" w:space="0" w:color="CBD5E1"/>
+              <w:right w:val="single" w:sz="2" w:space="0" w:color="CBD5E1"/>
+            </w:tcBorders>
           </w:tcPr>
           <w:p>
             <w:pPr>
@@ -3108,8 +4981,807 @@
             <w:r>
               <w:rPr>
                 <w:rFonts w:ascii="Arial" w:hAnsi="Arial"/>
-                <w:color w:val="1E293B"/>
-                <w:sz w:val="17"/>
+                <w:color w:val="000000"/>
+                <w:sz w:val="18"/>
+              </w:rPr>
+              <w:t>Threat correlation &amp; campaign mapping</w:t>
+            </w:r>
+          </w:p>
+        </w:tc>
+      </w:tr>
+      <w:tr>
+        <w:tc>
+          <w:tcPr>
+            <w:tcW w:type="dxa" w:w="2340"/>
+            <w:tcMar>
+              <w:top w:w="65" w:type="dxa"/>
+              <w:bottom w:w="65" w:type="dxa"/>
+              <w:left w:w="100" w:type="dxa"/>
+              <w:right w:w="100" w:type="dxa"/>
+            </w:tcMar>
+            <w:tcBorders>
+              <w:top w:val="single" w:sz="2" w:space="0" w:color="CBD5E1"/>
+              <w:left w:val="single" w:sz="2" w:space="0" w:color="CBD5E1"/>
+              <w:bottom w:val="single" w:sz="2" w:space="0" w:color="CBD5E1"/>
+              <w:right w:val="single" w:sz="2" w:space="0" w:color="CBD5E1"/>
+            </w:tcBorders>
+          </w:tcPr>
+          <w:p>
+            <w:pPr>
+              <w:spacing w:after="0"/>
+            </w:pPr>
+            <w:r>
+              <w:rPr>
+                <w:rFonts w:ascii="Arial" w:hAnsi="Arial"/>
+                <w:b/>
+                <w:color w:val="000000"/>
+                <w:sz w:val="18"/>
+              </w:rPr>
+              <w:t>AbuseIPDB</w:t>
+            </w:r>
+          </w:p>
+        </w:tc>
+        <w:tc>
+          <w:tcPr>
+            <w:tcW w:type="dxa" w:w="2340"/>
+            <w:tcMar>
+              <w:top w:w="65" w:type="dxa"/>
+              <w:bottom w:w="65" w:type="dxa"/>
+              <w:left w:w="100" w:type="dxa"/>
+              <w:right w:w="100" w:type="dxa"/>
+            </w:tcMar>
+            <w:tcBorders>
+              <w:top w:val="single" w:sz="2" w:space="0" w:color="CBD5E1"/>
+              <w:left w:val="single" w:sz="2" w:space="0" w:color="CBD5E1"/>
+              <w:bottom w:val="single" w:sz="2" w:space="0" w:color="CBD5E1"/>
+              <w:right w:val="single" w:sz="2" w:space="0" w:color="CBD5E1"/>
+            </w:tcBorders>
+          </w:tcPr>
+          <w:p>
+            <w:pPr>
+              <w:spacing w:after="0"/>
+            </w:pPr>
+            <w:r>
+              <w:rPr>
+                <w:rFonts w:ascii="Arial" w:hAnsi="Arial"/>
+                <w:color w:val="000000"/>
+                <w:sz w:val="18"/>
+              </w:rPr>
+              <w:t>abuseipdb.com</w:t>
+            </w:r>
+          </w:p>
+        </w:tc>
+        <w:tc>
+          <w:tcPr>
+            <w:tcW w:type="dxa" w:w="2340"/>
+            <w:tcMar>
+              <w:top w:w="65" w:type="dxa"/>
+              <w:bottom w:w="65" w:type="dxa"/>
+              <w:left w:w="100" w:type="dxa"/>
+              <w:right w:w="100" w:type="dxa"/>
+            </w:tcMar>
+            <w:tcBorders>
+              <w:top w:val="single" w:sz="2" w:space="0" w:color="CBD5E1"/>
+              <w:left w:val="single" w:sz="2" w:space="0" w:color="CBD5E1"/>
+              <w:bottom w:val="single" w:sz="2" w:space="0" w:color="CBD5E1"/>
+              <w:right w:val="single" w:sz="2" w:space="0" w:color="CBD5E1"/>
+            </w:tcBorders>
+          </w:tcPr>
+          <w:p>
+            <w:pPr>
+              <w:spacing w:after="0"/>
+            </w:pPr>
+            <w:r>
+              <w:rPr>
+                <w:rFonts w:ascii="Arial" w:hAnsi="Arial"/>
+                <w:color w:val="000000"/>
+                <w:sz w:val="18"/>
+              </w:rPr>
+              <w:t>Abuse confidence score, report count, country</w:t>
+            </w:r>
+          </w:p>
+        </w:tc>
+        <w:tc>
+          <w:tcPr>
+            <w:tcW w:type="dxa" w:w="2340"/>
+            <w:tcMar>
+              <w:top w:w="65" w:type="dxa"/>
+              <w:bottom w:w="65" w:type="dxa"/>
+              <w:left w:w="100" w:type="dxa"/>
+              <w:right w:w="100" w:type="dxa"/>
+            </w:tcMar>
+            <w:tcBorders>
+              <w:top w:val="single" w:sz="2" w:space="0" w:color="CBD5E1"/>
+              <w:left w:val="single" w:sz="2" w:space="0" w:color="CBD5E1"/>
+              <w:bottom w:val="single" w:sz="2" w:space="0" w:color="CBD5E1"/>
+              <w:right w:val="single" w:sz="2" w:space="0" w:color="CBD5E1"/>
+            </w:tcBorders>
+          </w:tcPr>
+          <w:p>
+            <w:pPr>
+              <w:spacing w:after="0"/>
+            </w:pPr>
+            <w:r>
+              <w:rPr>
+                <w:rFonts w:ascii="Arial" w:hAnsi="Arial"/>
+                <w:color w:val="000000"/>
+                <w:sz w:val="18"/>
+              </w:rPr>
+              <w:t>IP reputation &amp; abuse scoring</w:t>
+            </w:r>
+          </w:p>
+        </w:tc>
+      </w:tr>
+      <w:tr>
+        <w:tc>
+          <w:tcPr>
+            <w:tcW w:type="dxa" w:w="2340"/>
+            <w:tcMar>
+              <w:top w:w="65" w:type="dxa"/>
+              <w:bottom w:w="65" w:type="dxa"/>
+              <w:left w:w="100" w:type="dxa"/>
+              <w:right w:w="100" w:type="dxa"/>
+            </w:tcMar>
+            <w:tcBorders>
+              <w:top w:val="single" w:sz="2" w:space="0" w:color="CBD5E1"/>
+              <w:left w:val="single" w:sz="2" w:space="0" w:color="CBD5E1"/>
+              <w:bottom w:val="single" w:sz="2" w:space="0" w:color="CBD5E1"/>
+              <w:right w:val="single" w:sz="2" w:space="0" w:color="CBD5E1"/>
+            </w:tcBorders>
+          </w:tcPr>
+          <w:p>
+            <w:pPr>
+              <w:spacing w:after="0"/>
+            </w:pPr>
+            <w:r>
+              <w:rPr>
+                <w:rFonts w:ascii="Arial" w:hAnsi="Arial"/>
+                <w:b/>
+                <w:color w:val="000000"/>
+                <w:sz w:val="18"/>
+              </w:rPr>
+              <w:t>VirusTotal V3</w:t>
+            </w:r>
+          </w:p>
+        </w:tc>
+        <w:tc>
+          <w:tcPr>
+            <w:tcW w:type="dxa" w:w="2340"/>
+            <w:tcMar>
+              <w:top w:w="65" w:type="dxa"/>
+              <w:bottom w:w="65" w:type="dxa"/>
+              <w:left w:w="100" w:type="dxa"/>
+              <w:right w:w="100" w:type="dxa"/>
+            </w:tcMar>
+            <w:tcBorders>
+              <w:top w:val="single" w:sz="2" w:space="0" w:color="CBD5E1"/>
+              <w:left w:val="single" w:sz="2" w:space="0" w:color="CBD5E1"/>
+              <w:bottom w:val="single" w:sz="2" w:space="0" w:color="CBD5E1"/>
+              <w:right w:val="single" w:sz="2" w:space="0" w:color="CBD5E1"/>
+            </w:tcBorders>
+          </w:tcPr>
+          <w:p>
+            <w:pPr>
+              <w:spacing w:after="0"/>
+            </w:pPr>
+            <w:r>
+              <w:rPr>
+                <w:rFonts w:ascii="Arial" w:hAnsi="Arial"/>
+                <w:color w:val="000000"/>
+                <w:sz w:val="18"/>
+              </w:rPr>
+              <w:t>virustotal.com</w:t>
+            </w:r>
+          </w:p>
+        </w:tc>
+        <w:tc>
+          <w:tcPr>
+            <w:tcW w:type="dxa" w:w="2340"/>
+            <w:tcMar>
+              <w:top w:w="65" w:type="dxa"/>
+              <w:bottom w:w="65" w:type="dxa"/>
+              <w:left w:w="100" w:type="dxa"/>
+              <w:right w:w="100" w:type="dxa"/>
+            </w:tcMar>
+            <w:tcBorders>
+              <w:top w:val="single" w:sz="2" w:space="0" w:color="CBD5E1"/>
+              <w:left w:val="single" w:sz="2" w:space="0" w:color="CBD5E1"/>
+              <w:bottom w:val="single" w:sz="2" w:space="0" w:color="CBD5E1"/>
+              <w:right w:val="single" w:sz="2" w:space="0" w:color="CBD5E1"/>
+            </w:tcBorders>
+          </w:tcPr>
+          <w:p>
+            <w:pPr>
+              <w:spacing w:after="0"/>
+            </w:pPr>
+            <w:r>
+              <w:rPr>
+                <w:rFonts w:ascii="Arial" w:hAnsi="Arial"/>
+                <w:color w:val="000000"/>
+                <w:sz w:val="18"/>
+              </w:rPr>
+              <w:t>AV detections, hash reputation, categories</w:t>
+            </w:r>
+          </w:p>
+        </w:tc>
+        <w:tc>
+          <w:tcPr>
+            <w:tcW w:type="dxa" w:w="2340"/>
+            <w:tcMar>
+              <w:top w:w="65" w:type="dxa"/>
+              <w:bottom w:w="65" w:type="dxa"/>
+              <w:left w:w="100" w:type="dxa"/>
+              <w:right w:w="100" w:type="dxa"/>
+            </w:tcMar>
+            <w:tcBorders>
+              <w:top w:val="single" w:sz="2" w:space="0" w:color="CBD5E1"/>
+              <w:left w:val="single" w:sz="2" w:space="0" w:color="CBD5E1"/>
+              <w:bottom w:val="single" w:sz="2" w:space="0" w:color="CBD5E1"/>
+              <w:right w:val="single" w:sz="2" w:space="0" w:color="CBD5E1"/>
+            </w:tcBorders>
+          </w:tcPr>
+          <w:p>
+            <w:pPr>
+              <w:spacing w:after="0"/>
+            </w:pPr>
+            <w:r>
+              <w:rPr>
+                <w:rFonts w:ascii="Arial" w:hAnsi="Arial"/>
+                <w:color w:val="000000"/>
+                <w:sz w:val="18"/>
+              </w:rPr>
+              <w:t>Hash, domain &amp; URL malware verification</w:t>
+            </w:r>
+          </w:p>
+        </w:tc>
+      </w:tr>
+      <w:tr>
+        <w:tc>
+          <w:tcPr>
+            <w:tcW w:type="dxa" w:w="2340"/>
+            <w:tcMar>
+              <w:top w:w="65" w:type="dxa"/>
+              <w:bottom w:w="65" w:type="dxa"/>
+              <w:left w:w="100" w:type="dxa"/>
+              <w:right w:w="100" w:type="dxa"/>
+            </w:tcMar>
+            <w:tcBorders>
+              <w:top w:val="single" w:sz="2" w:space="0" w:color="CBD5E1"/>
+              <w:left w:val="single" w:sz="2" w:space="0" w:color="CBD5E1"/>
+              <w:bottom w:val="single" w:sz="2" w:space="0" w:color="CBD5E1"/>
+              <w:right w:val="single" w:sz="2" w:space="0" w:color="CBD5E1"/>
+            </w:tcBorders>
+          </w:tcPr>
+          <w:p>
+            <w:pPr>
+              <w:spacing w:after="0"/>
+            </w:pPr>
+            <w:r>
+              <w:rPr>
+                <w:rFonts w:ascii="Arial" w:hAnsi="Arial"/>
+                <w:b/>
+                <w:color w:val="000000"/>
+                <w:sz w:val="18"/>
+              </w:rPr>
+              <w:t>IP-API Geolocation</w:t>
+            </w:r>
+          </w:p>
+        </w:tc>
+        <w:tc>
+          <w:tcPr>
+            <w:tcW w:type="dxa" w:w="2340"/>
+            <w:tcMar>
+              <w:top w:w="65" w:type="dxa"/>
+              <w:bottom w:w="65" w:type="dxa"/>
+              <w:left w:w="100" w:type="dxa"/>
+              <w:right w:w="100" w:type="dxa"/>
+            </w:tcMar>
+            <w:tcBorders>
+              <w:top w:val="single" w:sz="2" w:space="0" w:color="CBD5E1"/>
+              <w:left w:val="single" w:sz="2" w:space="0" w:color="CBD5E1"/>
+              <w:bottom w:val="single" w:sz="2" w:space="0" w:color="CBD5E1"/>
+              <w:right w:val="single" w:sz="2" w:space="0" w:color="CBD5E1"/>
+            </w:tcBorders>
+          </w:tcPr>
+          <w:p>
+            <w:pPr>
+              <w:spacing w:after="0"/>
+            </w:pPr>
+            <w:r>
+              <w:rPr>
+                <w:rFonts w:ascii="Arial" w:hAnsi="Arial"/>
+                <w:color w:val="000000"/>
+                <w:sz w:val="18"/>
+              </w:rPr>
+              <w:t>ip-api.com</w:t>
+            </w:r>
+          </w:p>
+        </w:tc>
+        <w:tc>
+          <w:tcPr>
+            <w:tcW w:type="dxa" w:w="2340"/>
+            <w:tcMar>
+              <w:top w:w="65" w:type="dxa"/>
+              <w:bottom w:w="65" w:type="dxa"/>
+              <w:left w:w="100" w:type="dxa"/>
+              <w:right w:w="100" w:type="dxa"/>
+            </w:tcMar>
+            <w:tcBorders>
+              <w:top w:val="single" w:sz="2" w:space="0" w:color="CBD5E1"/>
+              <w:left w:val="single" w:sz="2" w:space="0" w:color="CBD5E1"/>
+              <w:bottom w:val="single" w:sz="2" w:space="0" w:color="CBD5E1"/>
+              <w:right w:val="single" w:sz="2" w:space="0" w:color="CBD5E1"/>
+            </w:tcBorders>
+          </w:tcPr>
+          <w:p>
+            <w:pPr>
+              <w:spacing w:after="0"/>
+            </w:pPr>
+            <w:r>
+              <w:rPr>
+                <w:rFonts w:ascii="Arial" w:hAnsi="Arial"/>
+                <w:color w:val="000000"/>
+                <w:sz w:val="18"/>
+              </w:rPr>
+              <w:t>Country, City, ISP, ASN, Latitude/Longitude</w:t>
+            </w:r>
+          </w:p>
+        </w:tc>
+        <w:tc>
+          <w:tcPr>
+            <w:tcW w:type="dxa" w:w="2340"/>
+            <w:tcMar>
+              <w:top w:w="65" w:type="dxa"/>
+              <w:bottom w:w="65" w:type="dxa"/>
+              <w:left w:w="100" w:type="dxa"/>
+              <w:right w:w="100" w:type="dxa"/>
+            </w:tcMar>
+            <w:tcBorders>
+              <w:top w:val="single" w:sz="2" w:space="0" w:color="CBD5E1"/>
+              <w:left w:val="single" w:sz="2" w:space="0" w:color="CBD5E1"/>
+              <w:bottom w:val="single" w:sz="2" w:space="0" w:color="CBD5E1"/>
+              <w:right w:val="single" w:sz="2" w:space="0" w:color="CBD5E1"/>
+            </w:tcBorders>
+          </w:tcPr>
+          <w:p>
+            <w:pPr>
+              <w:spacing w:after="0"/>
+            </w:pPr>
+            <w:r>
+              <w:rPr>
+                <w:rFonts w:ascii="Arial" w:hAnsi="Arial"/>
+                <w:color w:val="000000"/>
+                <w:sz w:val="18"/>
+              </w:rPr>
+              <w:t>Geospatial origin mapping</w:t>
+            </w:r>
+          </w:p>
+        </w:tc>
+      </w:tr>
+      <w:tr>
+        <w:tc>
+          <w:tcPr>
+            <w:tcW w:type="dxa" w:w="2340"/>
+            <w:tcMar>
+              <w:top w:w="65" w:type="dxa"/>
+              <w:bottom w:w="65" w:type="dxa"/>
+              <w:left w:w="100" w:type="dxa"/>
+              <w:right w:w="100" w:type="dxa"/>
+            </w:tcMar>
+            <w:tcBorders>
+              <w:top w:val="single" w:sz="2" w:space="0" w:color="CBD5E1"/>
+              <w:left w:val="single" w:sz="2" w:space="0" w:color="CBD5E1"/>
+              <w:bottom w:val="single" w:sz="2" w:space="0" w:color="CBD5E1"/>
+              <w:right w:val="single" w:sz="2" w:space="0" w:color="CBD5E1"/>
+            </w:tcBorders>
+          </w:tcPr>
+          <w:p>
+            <w:pPr>
+              <w:spacing w:after="0"/>
+            </w:pPr>
+            <w:r>
+              <w:rPr>
+                <w:rFonts w:ascii="Arial" w:hAnsi="Arial"/>
+                <w:b/>
+                <w:color w:val="000000"/>
+                <w:sz w:val="18"/>
+              </w:rPr>
+              <w:t>CyberPulse Curated Fixture</w:t>
+            </w:r>
+          </w:p>
+        </w:tc>
+        <w:tc>
+          <w:tcPr>
+            <w:tcW w:type="dxa" w:w="2340"/>
+            <w:tcMar>
+              <w:top w:w="65" w:type="dxa"/>
+              <w:bottom w:w="65" w:type="dxa"/>
+              <w:left w:w="100" w:type="dxa"/>
+              <w:right w:w="100" w:type="dxa"/>
+            </w:tcMar>
+            <w:tcBorders>
+              <w:top w:val="single" w:sz="2" w:space="0" w:color="CBD5E1"/>
+              <w:left w:val="single" w:sz="2" w:space="0" w:color="CBD5E1"/>
+              <w:bottom w:val="single" w:sz="2" w:space="0" w:color="CBD5E1"/>
+              <w:right w:val="single" w:sz="2" w:space="0" w:color="CBD5E1"/>
+            </w:tcBorders>
+          </w:tcPr>
+          <w:p>
+            <w:pPr>
+              <w:spacing w:after="0"/>
+            </w:pPr>
+            <w:r>
+              <w:rPr>
+                <w:rFonts w:ascii="Arial" w:hAnsi="Arial"/>
+                <w:color w:val="000000"/>
+                <w:sz w:val="18"/>
+              </w:rPr>
+              <w:t>mock_data.py</w:t>
+            </w:r>
+          </w:p>
+        </w:tc>
+        <w:tc>
+          <w:tcPr>
+            <w:tcW w:type="dxa" w:w="2340"/>
+            <w:tcMar>
+              <w:top w:w="65" w:type="dxa"/>
+              <w:bottom w:w="65" w:type="dxa"/>
+              <w:left w:w="100" w:type="dxa"/>
+              <w:right w:w="100" w:type="dxa"/>
+            </w:tcMar>
+            <w:tcBorders>
+              <w:top w:val="single" w:sz="2" w:space="0" w:color="CBD5E1"/>
+              <w:left w:val="single" w:sz="2" w:space="0" w:color="CBD5E1"/>
+              <w:bottom w:val="single" w:sz="2" w:space="0" w:color="CBD5E1"/>
+              <w:right w:val="single" w:sz="2" w:space="0" w:color="CBD5E1"/>
+            </w:tcBorders>
+          </w:tcPr>
+          <w:p>
+            <w:pPr>
+              <w:spacing w:after="0"/>
+            </w:pPr>
+            <w:r>
+              <w:rPr>
+                <w:rFonts w:ascii="Arial" w:hAnsi="Arial"/>
+                <w:color w:val="000000"/>
+                <w:sz w:val="18"/>
+              </w:rPr>
+              <w:t>Tor nodes, LockBit hashes, Phish URLs, RFC 1918</w:t>
+            </w:r>
+          </w:p>
+        </w:tc>
+        <w:tc>
+          <w:tcPr>
+            <w:tcW w:type="dxa" w:w="2340"/>
+            <w:tcMar>
+              <w:top w:w="65" w:type="dxa"/>
+              <w:bottom w:w="65" w:type="dxa"/>
+              <w:left w:w="100" w:type="dxa"/>
+              <w:right w:w="100" w:type="dxa"/>
+            </w:tcMar>
+            <w:tcBorders>
+              <w:top w:val="single" w:sz="2" w:space="0" w:color="CBD5E1"/>
+              <w:left w:val="single" w:sz="2" w:space="0" w:color="CBD5E1"/>
+              <w:bottom w:val="single" w:sz="2" w:space="0" w:color="CBD5E1"/>
+              <w:right w:val="single" w:sz="2" w:space="0" w:color="CBD5E1"/>
+            </w:tcBorders>
+          </w:tcPr>
+          <w:p>
+            <w:pPr>
+              <w:spacing w:after="0"/>
+            </w:pPr>
+            <w:r>
+              <w:rPr>
+                <w:rFonts w:ascii="Arial" w:hAnsi="Arial"/>
+                <w:color w:val="000000"/>
+                <w:sz w:val="18"/>
+              </w:rPr>
+              <w:t>Offline simulation &amp; test suite validation</w:t>
+            </w:r>
+          </w:p>
+        </w:tc>
+      </w:tr>
+    </w:tbl>
+    <w:p>
+      <w:pPr>
+        <w:spacing w:after="120"/>
+      </w:pPr>
+    </w:p>
+    <w:p>
+      <w:pPr>
+        <w:spacing w:before="120" w:after="200"/>
+        <w:pBdr>
+          <w:bottom w:val="single" w:sz="6" w:space="1" w:color="CCCCCC"/>
+        </w:pBdr>
+      </w:pPr>
+    </w:p>
+    <w:p>
+      <w:pPr>
+        <w:keepNext/>
+        <w:spacing w:before="280" w:after="120"/>
+      </w:pPr>
+      <w:r>
+        <w:rPr>
+          <w:rFonts w:ascii="Arial" w:hAnsi="Arial"/>
+          <w:b/>
+          <w:color w:val="000000"/>
+          <w:sz w:val="24"/>
+        </w:rPr>
+        <w:t>SECTION 9: AUTOMATED TESTING &amp; QUALITY VERIFICATION</w:t>
+      </w:r>
+    </w:p>
+    <w:p>
+      <w:pPr>
+        <w:spacing w:before="0" w:after="80" w:line="276" w:lineRule="auto"/>
+      </w:pPr>
+      <w:r>
+        <w:rPr>
+          <w:rFonts w:ascii="Arial" w:hAnsi="Arial"/>
+          <w:color w:val="000000"/>
+          <w:sz w:val="20"/>
+        </w:rPr>
+        <w:t>CyberPulse was built adhering to Test-Driven Development (TDD). The automated test suite executed via tests/run_tests.py validates 187 comprehensive test cases with a 100% success rate:</w:t>
+      </w:r>
+    </w:p>
+    <w:tbl>
+      <w:tblPr>
+        <w:tblW w:type="auto" w:w="0"/>
+        <w:jc w:val="center"/>
+        <w:tblLook w:firstColumn="1" w:firstRow="1" w:lastColumn="0" w:lastRow="0" w:noHBand="0" w:noVBand="1" w:val="04A0"/>
+      </w:tblPr>
+      <w:tblGrid>
+        <w:gridCol w:w="2340"/>
+        <w:gridCol w:w="2340"/>
+        <w:gridCol w:w="2340"/>
+        <w:gridCol w:w="2340"/>
+      </w:tblGrid>
+      <w:tr>
+        <w:tc>
+          <w:tcPr>
+            <w:tcW w:type="dxa" w:w="2340"/>
+            <w:shd w:val="clear" w:color="auto" w:fill="F1F5F9"/>
+            <w:tcMar>
+              <w:top w:w="80" w:type="dxa"/>
+              <w:bottom w:w="80" w:type="dxa"/>
+              <w:left w:w="100" w:type="dxa"/>
+              <w:right w:w="100" w:type="dxa"/>
+            </w:tcMar>
+            <w:tcBorders>
+              <w:top w:val="single" w:sz="6" w:space="0" w:color="000000"/>
+              <w:left w:val="single" w:sz="4" w:space="0" w:color="000000"/>
+              <w:bottom w:val="single" w:sz="6" w:space="0" w:color="000000"/>
+              <w:right w:val="single" w:sz="4" w:space="0" w:color="000000"/>
+            </w:tcBorders>
+          </w:tcPr>
+          <w:p>
+            <w:pPr>
+              <w:spacing w:after="0"/>
+            </w:pPr>
+            <w:r>
+              <w:rPr>
+                <w:rFonts w:ascii="Arial" w:hAnsi="Arial"/>
+                <w:b/>
+                <w:color w:val="000000"/>
+                <w:sz w:val="18"/>
+              </w:rPr>
+              <w:t>Test Module</w:t>
+            </w:r>
+          </w:p>
+        </w:tc>
+        <w:tc>
+          <w:tcPr>
+            <w:tcW w:type="dxa" w:w="2340"/>
+            <w:shd w:val="clear" w:color="auto" w:fill="F1F5F9"/>
+            <w:tcMar>
+              <w:top w:w="80" w:type="dxa"/>
+              <w:bottom w:w="80" w:type="dxa"/>
+              <w:left w:w="100" w:type="dxa"/>
+              <w:right w:w="100" w:type="dxa"/>
+            </w:tcMar>
+            <w:tcBorders>
+              <w:top w:val="single" w:sz="6" w:space="0" w:color="000000"/>
+              <w:left w:val="single" w:sz="4" w:space="0" w:color="000000"/>
+              <w:bottom w:val="single" w:sz="6" w:space="0" w:color="000000"/>
+              <w:right w:val="single" w:sz="4" w:space="0" w:color="000000"/>
+            </w:tcBorders>
+          </w:tcPr>
+          <w:p>
+            <w:pPr>
+              <w:spacing w:after="0"/>
+            </w:pPr>
+            <w:r>
+              <w:rPr>
+                <w:rFonts w:ascii="Arial" w:hAnsi="Arial"/>
+                <w:b/>
+                <w:color w:val="000000"/>
+                <w:sz w:val="18"/>
+              </w:rPr>
+              <w:t>Verification Scope</w:t>
+            </w:r>
+          </w:p>
+        </w:tc>
+        <w:tc>
+          <w:tcPr>
+            <w:tcW w:type="dxa" w:w="2340"/>
+            <w:shd w:val="clear" w:color="auto" w:fill="F1F5F9"/>
+            <w:tcMar>
+              <w:top w:w="80" w:type="dxa"/>
+              <w:bottom w:w="80" w:type="dxa"/>
+              <w:left w:w="100" w:type="dxa"/>
+              <w:right w:w="100" w:type="dxa"/>
+            </w:tcMar>
+            <w:tcBorders>
+              <w:top w:val="single" w:sz="6" w:space="0" w:color="000000"/>
+              <w:left w:val="single" w:sz="4" w:space="0" w:color="000000"/>
+              <w:bottom w:val="single" w:sz="6" w:space="0" w:color="000000"/>
+              <w:right w:val="single" w:sz="4" w:space="0" w:color="000000"/>
+            </w:tcBorders>
+          </w:tcPr>
+          <w:p>
+            <w:pPr>
+              <w:spacing w:after="0"/>
+            </w:pPr>
+            <w:r>
+              <w:rPr>
+                <w:rFonts w:ascii="Arial" w:hAnsi="Arial"/>
+                <w:b/>
+                <w:color w:val="000000"/>
+                <w:sz w:val="18"/>
+              </w:rPr>
+              <w:t>Tests</w:t>
+            </w:r>
+          </w:p>
+        </w:tc>
+        <w:tc>
+          <w:tcPr>
+            <w:tcW w:type="dxa" w:w="2340"/>
+            <w:shd w:val="clear" w:color="auto" w:fill="F1F5F9"/>
+            <w:tcMar>
+              <w:top w:w="80" w:type="dxa"/>
+              <w:bottom w:w="80" w:type="dxa"/>
+              <w:left w:w="100" w:type="dxa"/>
+              <w:right w:w="100" w:type="dxa"/>
+            </w:tcMar>
+            <w:tcBorders>
+              <w:top w:val="single" w:sz="6" w:space="0" w:color="000000"/>
+              <w:left w:val="single" w:sz="4" w:space="0" w:color="000000"/>
+              <w:bottom w:val="single" w:sz="6" w:space="0" w:color="000000"/>
+              <w:right w:val="single" w:sz="4" w:space="0" w:color="000000"/>
+            </w:tcBorders>
+          </w:tcPr>
+          <w:p>
+            <w:pPr>
+              <w:spacing w:after="0"/>
+            </w:pPr>
+            <w:r>
+              <w:rPr>
+                <w:rFonts w:ascii="Arial" w:hAnsi="Arial"/>
+                <w:b/>
+                <w:color w:val="000000"/>
+                <w:sz w:val="18"/>
+              </w:rPr>
+              <w:t>Result</w:t>
+            </w:r>
+          </w:p>
+        </w:tc>
+      </w:tr>
+      <w:tr>
+        <w:tc>
+          <w:tcPr>
+            <w:tcW w:type="dxa" w:w="2340"/>
+            <w:tcMar>
+              <w:top w:w="65" w:type="dxa"/>
+              <w:bottom w:w="65" w:type="dxa"/>
+              <w:left w:w="100" w:type="dxa"/>
+              <w:right w:w="100" w:type="dxa"/>
+            </w:tcMar>
+            <w:tcBorders>
+              <w:top w:val="single" w:sz="2" w:space="0" w:color="CBD5E1"/>
+              <w:left w:val="single" w:sz="2" w:space="0" w:color="CBD5E1"/>
+              <w:bottom w:val="single" w:sz="2" w:space="0" w:color="CBD5E1"/>
+              <w:right w:val="single" w:sz="2" w:space="0" w:color="CBD5E1"/>
+            </w:tcBorders>
+          </w:tcPr>
+          <w:p>
+            <w:pPr>
+              <w:spacing w:after="0"/>
+            </w:pPr>
+            <w:r>
+              <w:rPr>
+                <w:rFonts w:ascii="Arial" w:hAnsi="Arial"/>
+                <w:b/>
+                <w:color w:val="000000"/>
+                <w:sz w:val="18"/>
+              </w:rPr>
+              <w:t>test_detector.py &amp; test_internal_assets.py</w:t>
+            </w:r>
+          </w:p>
+        </w:tc>
+        <w:tc>
+          <w:tcPr>
+            <w:tcW w:type="dxa" w:w="2340"/>
+            <w:tcMar>
+              <w:top w:w="65" w:type="dxa"/>
+              <w:bottom w:w="65" w:type="dxa"/>
+              <w:left w:w="100" w:type="dxa"/>
+              <w:right w:w="100" w:type="dxa"/>
+            </w:tcMar>
+            <w:tcBorders>
+              <w:top w:val="single" w:sz="2" w:space="0" w:color="CBD5E1"/>
+              <w:left w:val="single" w:sz="2" w:space="0" w:color="CBD5E1"/>
+              <w:bottom w:val="single" w:sz="2" w:space="0" w:color="CBD5E1"/>
+              <w:right w:val="single" w:sz="2" w:space="0" w:color="CBD5E1"/>
+            </w:tcBorders>
+          </w:tcPr>
+          <w:p>
+            <w:pPr>
+              <w:spacing w:after="0"/>
+            </w:pPr>
+            <w:r>
+              <w:rPr>
+                <w:rFonts w:ascii="Arial" w:hAnsi="Arial"/>
+                <w:color w:val="000000"/>
+                <w:sz w:val="18"/>
+              </w:rPr>
+              <w:t>IPv4, IPv6, defanging, loopback 127.0.0.1, RFC 1918 safe scoring</w:t>
+            </w:r>
+          </w:p>
+        </w:tc>
+        <w:tc>
+          <w:tcPr>
+            <w:tcW w:type="dxa" w:w="2340"/>
+            <w:tcMar>
+              <w:top w:w="65" w:type="dxa"/>
+              <w:bottom w:w="65" w:type="dxa"/>
+              <w:left w:w="100" w:type="dxa"/>
+              <w:right w:w="100" w:type="dxa"/>
+            </w:tcMar>
+            <w:tcBorders>
+              <w:top w:val="single" w:sz="2" w:space="0" w:color="CBD5E1"/>
+              <w:left w:val="single" w:sz="2" w:space="0" w:color="CBD5E1"/>
+              <w:bottom w:val="single" w:sz="2" w:space="0" w:color="CBD5E1"/>
+              <w:right w:val="single" w:sz="2" w:space="0" w:color="CBD5E1"/>
+            </w:tcBorders>
+          </w:tcPr>
+          <w:p>
+            <w:pPr>
+              <w:spacing w:after="0"/>
+            </w:pPr>
+            <w:r>
+              <w:rPr>
+                <w:rFonts w:ascii="Arial" w:hAnsi="Arial"/>
+                <w:color w:val="000000"/>
+                <w:sz w:val="18"/>
+              </w:rPr>
+              <w:t>25</w:t>
+            </w:r>
+          </w:p>
+        </w:tc>
+        <w:tc>
+          <w:tcPr>
+            <w:tcW w:type="dxa" w:w="2340"/>
+            <w:tcMar>
+              <w:top w:w="65" w:type="dxa"/>
+              <w:bottom w:w="65" w:type="dxa"/>
+              <w:left w:w="100" w:type="dxa"/>
+              <w:right w:w="100" w:type="dxa"/>
+            </w:tcMar>
+            <w:tcBorders>
+              <w:top w:val="single" w:sz="2" w:space="0" w:color="CBD5E1"/>
+              <w:left w:val="single" w:sz="2" w:space="0" w:color="CBD5E1"/>
+              <w:bottom w:val="single" w:sz="2" w:space="0" w:color="CBD5E1"/>
+              <w:right w:val="single" w:sz="2" w:space="0" w:color="CBD5E1"/>
+            </w:tcBorders>
+          </w:tcPr>
+          <w:p>
+            <w:pPr>
+              <w:spacing w:after="0"/>
+            </w:pPr>
+            <w:r>
+              <w:rPr>
+                <w:rFonts w:ascii="Arial" w:hAnsi="Arial"/>
+                <w:color w:val="000000"/>
+                <w:sz w:val="18"/>
               </w:rPr>
               <w:t>100% PASSED</w:t>
             </w:r>
@@ -3119,14 +5791,19 @@
       <w:tr>
         <w:tc>
           <w:tcPr>
-            <w:tcW w:type="dxa" w:w="2520"/>
-            <w:shd w:val="clear" w:color="auto" w:fill="F8FAFC"/>
+            <w:tcW w:type="dxa" w:w="2340"/>
             <w:tcMar>
-              <w:top w:w="80" w:type="dxa"/>
-              <w:bottom w:w="80" w:type="dxa"/>
-              <w:left w:w="120" w:type="dxa"/>
-              <w:right w:w="120" w:type="dxa"/>
+              <w:top w:w="65" w:type="dxa"/>
+              <w:bottom w:w="65" w:type="dxa"/>
+              <w:left w:w="100" w:type="dxa"/>
+              <w:right w:w="100" w:type="dxa"/>
             </w:tcMar>
+            <w:tcBorders>
+              <w:top w:val="single" w:sz="2" w:space="0" w:color="CBD5E1"/>
+              <w:left w:val="single" w:sz="2" w:space="0" w:color="CBD5E1"/>
+              <w:bottom w:val="single" w:sz="2" w:space="0" w:color="CBD5E1"/>
+              <w:right w:val="single" w:sz="2" w:space="0" w:color="CBD5E1"/>
+            </w:tcBorders>
           </w:tcPr>
           <w:p>
             <w:pPr>
@@ -3136,8 +5813,8 @@
               <w:rPr>
                 <w:rFonts w:ascii="Arial" w:hAnsi="Arial"/>
                 <w:b/>
-                <w:color w:val="1E293B"/>
-                <w:sz w:val="17"/>
+                <w:color w:val="000000"/>
+                <w:sz w:val="18"/>
               </w:rPr>
               <w:t>test_scorer.py &amp; test_decay.py</w:t>
             </w:r>
@@ -3145,14 +5822,19 @@
         </w:tc>
         <w:tc>
           <w:tcPr>
-            <w:tcW w:type="dxa" w:w="2520"/>
-            <w:shd w:val="clear" w:color="auto" w:fill="F8FAFC"/>
+            <w:tcW w:type="dxa" w:w="2340"/>
             <w:tcMar>
-              <w:top w:w="80" w:type="dxa"/>
-              <w:bottom w:w="80" w:type="dxa"/>
-              <w:left w:w="120" w:type="dxa"/>
-              <w:right w:w="120" w:type="dxa"/>
+              <w:top w:w="65" w:type="dxa"/>
+              <w:bottom w:w="65" w:type="dxa"/>
+              <w:left w:w="100" w:type="dxa"/>
+              <w:right w:w="100" w:type="dxa"/>
             </w:tcMar>
+            <w:tcBorders>
+              <w:top w:val="single" w:sz="2" w:space="0" w:color="CBD5E1"/>
+              <w:left w:val="single" w:sz="2" w:space="0" w:color="CBD5E1"/>
+              <w:bottom w:val="single" w:sz="2" w:space="0" w:color="CBD5E1"/>
+              <w:right w:val="single" w:sz="2" w:space="0" w:color="CBD5E1"/>
+            </w:tcBorders>
           </w:tcPr>
           <w:p>
             <w:pPr>
@@ -3161,23 +5843,28 @@
             <w:r>
               <w:rPr>
                 <w:rFonts w:ascii="Arial" w:hAnsi="Arial"/>
-                <w:color w:val="1E293B"/>
-                <w:sz w:val="17"/>
+                <w:color w:val="000000"/>
+                <w:sz w:val="18"/>
               </w:rPr>
-              <w:t>Unified 0-100 risk score weighting, exponential half-life time-decay</w:t>
+              <w:t>Unified 0-100 risk score weighting, half-life decay formulas</w:t>
             </w:r>
           </w:p>
         </w:tc>
         <w:tc>
           <w:tcPr>
-            <w:tcW w:type="dxa" w:w="2520"/>
-            <w:shd w:val="clear" w:color="auto" w:fill="F8FAFC"/>
+            <w:tcW w:type="dxa" w:w="2340"/>
             <w:tcMar>
-              <w:top w:w="80" w:type="dxa"/>
-              <w:bottom w:w="80" w:type="dxa"/>
-              <w:left w:w="120" w:type="dxa"/>
-              <w:right w:w="120" w:type="dxa"/>
+              <w:top w:w="65" w:type="dxa"/>
+              <w:bottom w:w="65" w:type="dxa"/>
+              <w:left w:w="100" w:type="dxa"/>
+              <w:right w:w="100" w:type="dxa"/>
             </w:tcMar>
+            <w:tcBorders>
+              <w:top w:val="single" w:sz="2" w:space="0" w:color="CBD5E1"/>
+              <w:left w:val="single" w:sz="2" w:space="0" w:color="CBD5E1"/>
+              <w:bottom w:val="single" w:sz="2" w:space="0" w:color="CBD5E1"/>
+              <w:right w:val="single" w:sz="2" w:space="0" w:color="CBD5E1"/>
+            </w:tcBorders>
           </w:tcPr>
           <w:p>
             <w:pPr>
@@ -3186,8 +5873,8 @@
             <w:r>
               <w:rPr>
                 <w:rFonts w:ascii="Arial" w:hAnsi="Arial"/>
-                <w:color w:val="1E293B"/>
-                <w:sz w:val="17"/>
+                <w:color w:val="000000"/>
+                <w:sz w:val="18"/>
               </w:rPr>
               <w:t>16</w:t>
             </w:r>
@@ -3195,14 +5882,19 @@
         </w:tc>
         <w:tc>
           <w:tcPr>
-            <w:tcW w:type="dxa" w:w="2520"/>
-            <w:shd w:val="clear" w:color="auto" w:fill="F8FAFC"/>
+            <w:tcW w:type="dxa" w:w="2340"/>
             <w:tcMar>
-              <w:top w:w="80" w:type="dxa"/>
-              <w:bottom w:w="80" w:type="dxa"/>
-              <w:left w:w="120" w:type="dxa"/>
-              <w:right w:w="120" w:type="dxa"/>
+              <w:top w:w="65" w:type="dxa"/>
+              <w:bottom w:w="65" w:type="dxa"/>
+              <w:left w:w="100" w:type="dxa"/>
+              <w:right w:w="100" w:type="dxa"/>
             </w:tcMar>
+            <w:tcBorders>
+              <w:top w:val="single" w:sz="2" w:space="0" w:color="CBD5E1"/>
+              <w:left w:val="single" w:sz="2" w:space="0" w:color="CBD5E1"/>
+              <w:bottom w:val="single" w:sz="2" w:space="0" w:color="CBD5E1"/>
+              <w:right w:val="single" w:sz="2" w:space="0" w:color="CBD5E1"/>
+            </w:tcBorders>
           </w:tcPr>
           <w:p>
             <w:pPr>
@@ -3211,8 +5903,8 @@
             <w:r>
               <w:rPr>
                 <w:rFonts w:ascii="Arial" w:hAnsi="Arial"/>
-                <w:color w:val="1E293B"/>
-                <w:sz w:val="17"/>
+                <w:color w:val="000000"/>
+                <w:sz w:val="18"/>
               </w:rPr>
               <w:t>100% PASSED</w:t>
             </w:r>
@@ -3222,14 +5914,19 @@
       <w:tr>
         <w:tc>
           <w:tcPr>
-            <w:tcW w:type="dxa" w:w="2520"/>
-            <w:shd w:val="clear" w:color="auto" w:fill="FFFFFF"/>
+            <w:tcW w:type="dxa" w:w="2340"/>
             <w:tcMar>
-              <w:top w:w="80" w:type="dxa"/>
-              <w:bottom w:w="80" w:type="dxa"/>
-              <w:left w:w="120" w:type="dxa"/>
-              <w:right w:w="120" w:type="dxa"/>
+              <w:top w:w="65" w:type="dxa"/>
+              <w:bottom w:w="65" w:type="dxa"/>
+              <w:left w:w="100" w:type="dxa"/>
+              <w:right w:w="100" w:type="dxa"/>
             </w:tcMar>
+            <w:tcBorders>
+              <w:top w:val="single" w:sz="2" w:space="0" w:color="CBD5E1"/>
+              <w:left w:val="single" w:sz="2" w:space="0" w:color="CBD5E1"/>
+              <w:bottom w:val="single" w:sz="2" w:space="0" w:color="CBD5E1"/>
+              <w:right w:val="single" w:sz="2" w:space="0" w:color="CBD5E1"/>
+            </w:tcBorders>
           </w:tcPr>
           <w:p>
             <w:pPr>
@@ -3239,8 +5936,8 @@
               <w:rPr>
                 <w:rFonts w:ascii="Arial" w:hAnsi="Arial"/>
                 <w:b/>
-                <w:color w:val="1E293B"/>
-                <w:sz w:val="17"/>
+                <w:color w:val="000000"/>
+                <w:sz w:val="18"/>
               </w:rPr>
               <w:t>test_velocity.py &amp; test_attacks.py</w:t>
             </w:r>
@@ -3248,14 +5945,19 @@
         </w:tc>
         <w:tc>
           <w:tcPr>
-            <w:tcW w:type="dxa" w:w="2520"/>
-            <w:shd w:val="clear" w:color="auto" w:fill="FFFFFF"/>
+            <w:tcW w:type="dxa" w:w="2340"/>
             <w:tcMar>
-              <w:top w:w="80" w:type="dxa"/>
-              <w:bottom w:w="80" w:type="dxa"/>
-              <w:left w:w="120" w:type="dxa"/>
-              <w:right w:w="120" w:type="dxa"/>
+              <w:top w:w="65" w:type="dxa"/>
+              <w:bottom w:w="65" w:type="dxa"/>
+              <w:left w:w="100" w:type="dxa"/>
+              <w:right w:w="100" w:type="dxa"/>
             </w:tcMar>
+            <w:tcBorders>
+              <w:top w:val="single" w:sz="2" w:space="0" w:color="CBD5E1"/>
+              <w:left w:val="single" w:sz="2" w:space="0" w:color="CBD5E1"/>
+              <w:bottom w:val="single" w:sz="2" w:space="0" w:color="CBD5E1"/>
+              <w:right w:val="single" w:sz="2" w:space="0" w:color="CBD5E1"/>
+            </w:tcBorders>
           </w:tcPr>
           <w:p>
             <w:pPr>
@@ -3264,23 +5966,28 @@
             <w:r>
               <w:rPr>
                 <w:rFonts w:ascii="Arial" w:hAnsi="Arial"/>
-                <w:color w:val="1E293B"/>
-                <w:sz w:val="17"/>
+                <w:color w:val="000000"/>
+                <w:sz w:val="18"/>
               </w:rPr>
-              <w:t>14-day attack velocity timeline generation, MITRE ATT&amp;CK &amp; hacker toolsets</w:t>
+              <w:t>14-day attack velocity curve, MITRE ATT&amp;CK &amp; hacker toolsets</w:t>
             </w:r>
           </w:p>
         </w:tc>
         <w:tc>
           <w:tcPr>
-            <w:tcW w:type="dxa" w:w="2520"/>
-            <w:shd w:val="clear" w:color="auto" w:fill="FFFFFF"/>
+            <w:tcW w:type="dxa" w:w="2340"/>
             <w:tcMar>
-              <w:top w:w="80" w:type="dxa"/>
-              <w:bottom w:w="80" w:type="dxa"/>
-              <w:left w:w="120" w:type="dxa"/>
-              <w:right w:w="120" w:type="dxa"/>
+              <w:top w:w="65" w:type="dxa"/>
+              <w:bottom w:w="65" w:type="dxa"/>
+              <w:left w:w="100" w:type="dxa"/>
+              <w:right w:w="100" w:type="dxa"/>
             </w:tcMar>
+            <w:tcBorders>
+              <w:top w:val="single" w:sz="2" w:space="0" w:color="CBD5E1"/>
+              <w:left w:val="single" w:sz="2" w:space="0" w:color="CBD5E1"/>
+              <w:bottom w:val="single" w:sz="2" w:space="0" w:color="CBD5E1"/>
+              <w:right w:val="single" w:sz="2" w:space="0" w:color="CBD5E1"/>
+            </w:tcBorders>
           </w:tcPr>
           <w:p>
             <w:pPr>
@@ -3289,8 +5996,8 @@
             <w:r>
               <w:rPr>
                 <w:rFonts w:ascii="Arial" w:hAnsi="Arial"/>
-                <w:color w:val="1E293B"/>
-                <w:sz w:val="17"/>
+                <w:color w:val="000000"/>
+                <w:sz w:val="18"/>
               </w:rPr>
               <w:t>26</w:t>
             </w:r>
@@ -3298,14 +6005,19 @@
         </w:tc>
         <w:tc>
           <w:tcPr>
-            <w:tcW w:type="dxa" w:w="2520"/>
-            <w:shd w:val="clear" w:color="auto" w:fill="FFFFFF"/>
+            <w:tcW w:type="dxa" w:w="2340"/>
             <w:tcMar>
-              <w:top w:w="80" w:type="dxa"/>
-              <w:bottom w:w="80" w:type="dxa"/>
-              <w:left w:w="120" w:type="dxa"/>
-              <w:right w:w="120" w:type="dxa"/>
+              <w:top w:w="65" w:type="dxa"/>
+              <w:bottom w:w="65" w:type="dxa"/>
+              <w:left w:w="100" w:type="dxa"/>
+              <w:right w:w="100" w:type="dxa"/>
             </w:tcMar>
+            <w:tcBorders>
+              <w:top w:val="single" w:sz="2" w:space="0" w:color="CBD5E1"/>
+              <w:left w:val="single" w:sz="2" w:space="0" w:color="CBD5E1"/>
+              <w:bottom w:val="single" w:sz="2" w:space="0" w:color="CBD5E1"/>
+              <w:right w:val="single" w:sz="2" w:space="0" w:color="CBD5E1"/>
+            </w:tcBorders>
           </w:tcPr>
           <w:p>
             <w:pPr>
@@ -3314,8 +6026,8 @@
             <w:r>
               <w:rPr>
                 <w:rFonts w:ascii="Arial" w:hAnsi="Arial"/>
-                <w:color w:val="1E293B"/>
-                <w:sz w:val="17"/>
+                <w:color w:val="000000"/>
+                <w:sz w:val="18"/>
               </w:rPr>
               <w:t>100% PASSED</w:t>
             </w:r>
@@ -3325,14 +6037,19 @@
       <w:tr>
         <w:tc>
           <w:tcPr>
-            <w:tcW w:type="dxa" w:w="2520"/>
-            <w:shd w:val="clear" w:color="auto" w:fill="F8FAFC"/>
+            <w:tcW w:type="dxa" w:w="2340"/>
             <w:tcMar>
-              <w:top w:w="80" w:type="dxa"/>
-              <w:bottom w:w="80" w:type="dxa"/>
-              <w:left w:w="120" w:type="dxa"/>
-              <w:right w:w="120" w:type="dxa"/>
+              <w:top w:w="65" w:type="dxa"/>
+              <w:bottom w:w="65" w:type="dxa"/>
+              <w:left w:w="100" w:type="dxa"/>
+              <w:right w:w="100" w:type="dxa"/>
             </w:tcMar>
+            <w:tcBorders>
+              <w:top w:val="single" w:sz="2" w:space="0" w:color="CBD5E1"/>
+              <w:left w:val="single" w:sz="2" w:space="0" w:color="CBD5E1"/>
+              <w:bottom w:val="single" w:sz="2" w:space="0" w:color="CBD5E1"/>
+              <w:right w:val="single" w:sz="2" w:space="0" w:color="CBD5E1"/>
+            </w:tcBorders>
           </w:tcPr>
           <w:p>
             <w:pPr>
@@ -3342,8 +6059,8 @@
               <w:rPr>
                 <w:rFonts w:ascii="Arial" w:hAnsi="Arial"/>
                 <w:b/>
-                <w:color w:val="1E293B"/>
-                <w:sz w:val="17"/>
+                <w:color w:val="000000"/>
+                <w:sz w:val="18"/>
               </w:rPr>
               <w:t>test_rules.py &amp; test_graph.py</w:t>
             </w:r>
@@ -3351,14 +6068,19 @@
         </w:tc>
         <w:tc>
           <w:tcPr>
-            <w:tcW w:type="dxa" w:w="2520"/>
-            <w:shd w:val="clear" w:color="auto" w:fill="F8FAFC"/>
+            <w:tcW w:type="dxa" w:w="2340"/>
             <w:tcMar>
-              <w:top w:w="80" w:type="dxa"/>
-              <w:bottom w:w="80" w:type="dxa"/>
-              <w:left w:w="120" w:type="dxa"/>
-              <w:right w:w="120" w:type="dxa"/>
+              <w:top w:w="65" w:type="dxa"/>
+              <w:bottom w:w="65" w:type="dxa"/>
+              <w:left w:w="100" w:type="dxa"/>
+              <w:right w:w="100" w:type="dxa"/>
             </w:tcMar>
+            <w:tcBorders>
+              <w:top w:val="single" w:sz="2" w:space="0" w:color="CBD5E1"/>
+              <w:left w:val="single" w:sz="2" w:space="0" w:color="CBD5E1"/>
+              <w:bottom w:val="single" w:sz="2" w:space="0" w:color="CBD5E1"/>
+              <w:right w:val="single" w:sz="2" w:space="0" w:color="CBD5E1"/>
+            </w:tcBorders>
           </w:tcPr>
           <w:p>
             <w:pPr>
@@ -3367,23 +6089,28 @@
             <w:r>
               <w:rPr>
                 <w:rFonts w:ascii="Arial" w:hAnsi="Arial"/>
-                <w:color w:val="1E293B"/>
-                <w:sz w:val="17"/>
+                <w:color w:val="000000"/>
+                <w:sz w:val="18"/>
               </w:rPr>
-              <w:t>YARA, Sigma YAML, PowerShell firewalls, Vis.js graph ontology</w:t>
+              <w:t>YARA, Sigma, PowerShell firewalls, Vis.js graph ontology</w:t>
             </w:r>
           </w:p>
         </w:tc>
         <w:tc>
           <w:tcPr>
-            <w:tcW w:type="dxa" w:w="2520"/>
-            <w:shd w:val="clear" w:color="auto" w:fill="F8FAFC"/>
+            <w:tcW w:type="dxa" w:w="2340"/>
             <w:tcMar>
-              <w:top w:w="80" w:type="dxa"/>
-              <w:bottom w:w="80" w:type="dxa"/>
-              <w:left w:w="120" w:type="dxa"/>
-              <w:right w:w="120" w:type="dxa"/>
+              <w:top w:w="65" w:type="dxa"/>
+              <w:bottom w:w="65" w:type="dxa"/>
+              <w:left w:w="100" w:type="dxa"/>
+              <w:right w:w="100" w:type="dxa"/>
             </w:tcMar>
+            <w:tcBorders>
+              <w:top w:val="single" w:sz="2" w:space="0" w:color="CBD5E1"/>
+              <w:left w:val="single" w:sz="2" w:space="0" w:color="CBD5E1"/>
+              <w:bottom w:val="single" w:sz="2" w:space="0" w:color="CBD5E1"/>
+              <w:right w:val="single" w:sz="2" w:space="0" w:color="CBD5E1"/>
+            </w:tcBorders>
           </w:tcPr>
           <w:p>
             <w:pPr>
@@ -3392,8 +6119,8 @@
             <w:r>
               <w:rPr>
                 <w:rFonts w:ascii="Arial" w:hAnsi="Arial"/>
-                <w:color w:val="1E293B"/>
-                <w:sz w:val="17"/>
+                <w:color w:val="000000"/>
+                <w:sz w:val="18"/>
               </w:rPr>
               <w:t>26</w:t>
             </w:r>
@@ -3401,14 +6128,19 @@
         </w:tc>
         <w:tc>
           <w:tcPr>
-            <w:tcW w:type="dxa" w:w="2520"/>
-            <w:shd w:val="clear" w:color="auto" w:fill="F8FAFC"/>
+            <w:tcW w:type="dxa" w:w="2340"/>
             <w:tcMar>
-              <w:top w:w="80" w:type="dxa"/>
-              <w:bottom w:w="80" w:type="dxa"/>
-              <w:left w:w="120" w:type="dxa"/>
-              <w:right w:w="120" w:type="dxa"/>
+              <w:top w:w="65" w:type="dxa"/>
+              <w:bottom w:w="65" w:type="dxa"/>
+              <w:left w:w="100" w:type="dxa"/>
+              <w:right w:w="100" w:type="dxa"/>
             </w:tcMar>
+            <w:tcBorders>
+              <w:top w:val="single" w:sz="2" w:space="0" w:color="CBD5E1"/>
+              <w:left w:val="single" w:sz="2" w:space="0" w:color="CBD5E1"/>
+              <w:bottom w:val="single" w:sz="2" w:space="0" w:color="CBD5E1"/>
+              <w:right w:val="single" w:sz="2" w:space="0" w:color="CBD5E1"/>
+            </w:tcBorders>
           </w:tcPr>
           <w:p>
             <w:pPr>
@@ -3417,8 +6149,8 @@
             <w:r>
               <w:rPr>
                 <w:rFonts w:ascii="Arial" w:hAnsi="Arial"/>
-                <w:color w:val="1E293B"/>
-                <w:sz w:val="17"/>
+                <w:color w:val="000000"/>
+                <w:sz w:val="18"/>
               </w:rPr>
               <w:t>100% PASSED</w:t>
             </w:r>
@@ -3428,14 +6160,19 @@
       <w:tr>
         <w:tc>
           <w:tcPr>
-            <w:tcW w:type="dxa" w:w="2520"/>
-            <w:shd w:val="clear" w:color="auto" w:fill="FFFFFF"/>
+            <w:tcW w:type="dxa" w:w="2340"/>
             <w:tcMar>
-              <w:top w:w="80" w:type="dxa"/>
-              <w:bottom w:w="80" w:type="dxa"/>
-              <w:left w:w="120" w:type="dxa"/>
-              <w:right w:w="120" w:type="dxa"/>
+              <w:top w:w="65" w:type="dxa"/>
+              <w:bottom w:w="65" w:type="dxa"/>
+              <w:left w:w="100" w:type="dxa"/>
+              <w:right w:w="100" w:type="dxa"/>
             </w:tcMar>
+            <w:tcBorders>
+              <w:top w:val="single" w:sz="2" w:space="0" w:color="CBD5E1"/>
+              <w:left w:val="single" w:sz="2" w:space="0" w:color="CBD5E1"/>
+              <w:bottom w:val="single" w:sz="2" w:space="0" w:color="CBD5E1"/>
+              <w:right w:val="single" w:sz="2" w:space="0" w:color="CBD5E1"/>
+            </w:tcBorders>
           </w:tcPr>
           <w:p>
             <w:pPr>
@@ -3445,8 +6182,8 @@
               <w:rPr>
                 <w:rFonts w:ascii="Arial" w:hAnsi="Arial"/>
                 <w:b/>
-                <w:color w:val="1E293B"/>
-                <w:sz w:val="17"/>
+                <w:color w:val="000000"/>
+                <w:sz w:val="18"/>
               </w:rPr>
               <w:t>test_web_security.py &amp; test_stix.py</w:t>
             </w:r>
@@ -3454,14 +6191,19 @@
         </w:tc>
         <w:tc>
           <w:tcPr>
-            <w:tcW w:type="dxa" w:w="2520"/>
-            <w:shd w:val="clear" w:color="auto" w:fill="FFFFFF"/>
+            <w:tcW w:type="dxa" w:w="2340"/>
             <w:tcMar>
-              <w:top w:w="80" w:type="dxa"/>
-              <w:bottom w:w="80" w:type="dxa"/>
-              <w:left w:w="120" w:type="dxa"/>
-              <w:right w:w="120" w:type="dxa"/>
+              <w:top w:w="65" w:type="dxa"/>
+              <w:bottom w:w="65" w:type="dxa"/>
+              <w:left w:w="100" w:type="dxa"/>
+              <w:right w:w="100" w:type="dxa"/>
             </w:tcMar>
+            <w:tcBorders>
+              <w:top w:val="single" w:sz="2" w:space="0" w:color="CBD5E1"/>
+              <w:left w:val="single" w:sz="2" w:space="0" w:color="CBD5E1"/>
+              <w:bottom w:val="single" w:sz="2" w:space="0" w:color="CBD5E1"/>
+              <w:right w:val="single" w:sz="2" w:space="0" w:color="CBD5E1"/>
+            </w:tcBorders>
           </w:tcPr>
           <w:p>
             <w:pPr>
@@ -3470,8 +6212,8 @@
             <w:r>
               <w:rPr>
                 <w:rFonts w:ascii="Arial" w:hAnsi="Arial"/>
-                <w:color w:val="1E293B"/>
-                <w:sz w:val="17"/>
+                <w:color w:val="000000"/>
+                <w:sz w:val="18"/>
               </w:rPr>
               <w:t>SSL/TLS countdown, defensive headers audit, OASIS STIX 2.1 schema</w:t>
             </w:r>
@@ -3479,14 +6221,19 @@
         </w:tc>
         <w:tc>
           <w:tcPr>
-            <w:tcW w:type="dxa" w:w="2520"/>
-            <w:shd w:val="clear" w:color="auto" w:fill="FFFFFF"/>
+            <w:tcW w:type="dxa" w:w="2340"/>
             <w:tcMar>
-              <w:top w:w="80" w:type="dxa"/>
-              <w:bottom w:w="80" w:type="dxa"/>
-              <w:left w:w="120" w:type="dxa"/>
-              <w:right w:w="120" w:type="dxa"/>
+              <w:top w:w="65" w:type="dxa"/>
+              <w:bottom w:w="65" w:type="dxa"/>
+              <w:left w:w="100" w:type="dxa"/>
+              <w:right w:w="100" w:type="dxa"/>
             </w:tcMar>
+            <w:tcBorders>
+              <w:top w:val="single" w:sz="2" w:space="0" w:color="CBD5E1"/>
+              <w:left w:val="single" w:sz="2" w:space="0" w:color="CBD5E1"/>
+              <w:bottom w:val="single" w:sz="2" w:space="0" w:color="CBD5E1"/>
+              <w:right w:val="single" w:sz="2" w:space="0" w:color="CBD5E1"/>
+            </w:tcBorders>
           </w:tcPr>
           <w:p>
             <w:pPr>
@@ -3495,8 +6242,8 @@
             <w:r>
               <w:rPr>
                 <w:rFonts w:ascii="Arial" w:hAnsi="Arial"/>
-                <w:color w:val="1E293B"/>
-                <w:sz w:val="17"/>
+                <w:color w:val="000000"/>
+                <w:sz w:val="18"/>
               </w:rPr>
               <w:t>23</w:t>
             </w:r>
@@ -3504,14 +6251,19 @@
         </w:tc>
         <w:tc>
           <w:tcPr>
-            <w:tcW w:type="dxa" w:w="2520"/>
-            <w:shd w:val="clear" w:color="auto" w:fill="FFFFFF"/>
+            <w:tcW w:type="dxa" w:w="2340"/>
             <w:tcMar>
-              <w:top w:w="80" w:type="dxa"/>
-              <w:bottom w:w="80" w:type="dxa"/>
-              <w:left w:w="120" w:type="dxa"/>
-              <w:right w:w="120" w:type="dxa"/>
+              <w:top w:w="65" w:type="dxa"/>
+              <w:bottom w:w="65" w:type="dxa"/>
+              <w:left w:w="100" w:type="dxa"/>
+              <w:right w:w="100" w:type="dxa"/>
             </w:tcMar>
+            <w:tcBorders>
+              <w:top w:val="single" w:sz="2" w:space="0" w:color="CBD5E1"/>
+              <w:left w:val="single" w:sz="2" w:space="0" w:color="CBD5E1"/>
+              <w:bottom w:val="single" w:sz="2" w:space="0" w:color="CBD5E1"/>
+              <w:right w:val="single" w:sz="2" w:space="0" w:color="CBD5E1"/>
+            </w:tcBorders>
           </w:tcPr>
           <w:p>
             <w:pPr>
@@ -3520,8 +6272,8 @@
             <w:r>
               <w:rPr>
                 <w:rFonts w:ascii="Arial" w:hAnsi="Arial"/>
-                <w:color w:val="1E293B"/>
-                <w:sz w:val="17"/>
+                <w:color w:val="000000"/>
+                <w:sz w:val="18"/>
               </w:rPr>
               <w:t>100% PASSED</w:t>
             </w:r>
@@ -3531,14 +6283,19 @@
       <w:tr>
         <w:tc>
           <w:tcPr>
-            <w:tcW w:type="dxa" w:w="2520"/>
-            <w:shd w:val="clear" w:color="auto" w:fill="F8FAFC"/>
+            <w:tcW w:type="dxa" w:w="2340"/>
             <w:tcMar>
-              <w:top w:w="80" w:type="dxa"/>
-              <w:bottom w:w="80" w:type="dxa"/>
-              <w:left w:w="120" w:type="dxa"/>
-              <w:right w:w="120" w:type="dxa"/>
+              <w:top w:w="65" w:type="dxa"/>
+              <w:bottom w:w="65" w:type="dxa"/>
+              <w:left w:w="100" w:type="dxa"/>
+              <w:right w:w="100" w:type="dxa"/>
             </w:tcMar>
+            <w:tcBorders>
+              <w:top w:val="single" w:sz="2" w:space="0" w:color="CBD5E1"/>
+              <w:left w:val="single" w:sz="2" w:space="0" w:color="CBD5E1"/>
+              <w:bottom w:val="single" w:sz="2" w:space="0" w:color="CBD5E1"/>
+              <w:right w:val="single" w:sz="2" w:space="0" w:color="CBD5E1"/>
+            </w:tcBorders>
           </w:tcPr>
           <w:p>
             <w:pPr>
@@ -3548,8 +6305,8 @@
               <w:rPr>
                 <w:rFonts w:ascii="Arial" w:hAnsi="Arial"/>
                 <w:b/>
-                <w:color w:val="1E293B"/>
-                <w:sz w:val="17"/>
+                <w:color w:val="000000"/>
+                <w:sz w:val="18"/>
               </w:rPr>
               <w:t>test_api.py &amp; test_app_headless.py</w:t>
             </w:r>
@@ -3557,14 +6314,19 @@
         </w:tc>
         <w:tc>
           <w:tcPr>
-            <w:tcW w:type="dxa" w:w="2520"/>
-            <w:shd w:val="clear" w:color="auto" w:fill="F8FAFC"/>
+            <w:tcW w:type="dxa" w:w="2340"/>
             <w:tcMar>
-              <w:top w:w="80" w:type="dxa"/>
-              <w:bottom w:w="80" w:type="dxa"/>
-              <w:left w:w="120" w:type="dxa"/>
-              <w:right w:w="120" w:type="dxa"/>
+              <w:top w:w="65" w:type="dxa"/>
+              <w:bottom w:w="65" w:type="dxa"/>
+              <w:left w:w="100" w:type="dxa"/>
+              <w:right w:w="100" w:type="dxa"/>
             </w:tcMar>
+            <w:tcBorders>
+              <w:top w:val="single" w:sz="2" w:space="0" w:color="CBD5E1"/>
+              <w:left w:val="single" w:sz="2" w:space="0" w:color="CBD5E1"/>
+              <w:bottom w:val="single" w:sz="2" w:space="0" w:color="CBD5E1"/>
+              <w:right w:val="single" w:sz="2" w:space="0" w:color="CBD5E1"/>
+            </w:tcBorders>
           </w:tcPr>
           <w:p>
             <w:pPr>
@@ -3573,8 +6335,8 @@
             <w:r>
               <w:rPr>
                 <w:rFonts w:ascii="Arial" w:hAnsi="Arial"/>
-                <w:color w:val="1E293B"/>
-                <w:sz w:val="17"/>
+                <w:color w:val="000000"/>
+                <w:sz w:val="18"/>
               </w:rPr>
               <w:t>Flask REST API endpoints, parameter validation, Streamlit state</w:t>
             </w:r>
@@ -3582,14 +6344,19 @@
         </w:tc>
         <w:tc>
           <w:tcPr>
-            <w:tcW w:type="dxa" w:w="2520"/>
-            <w:shd w:val="clear" w:color="auto" w:fill="F8FAFC"/>
+            <w:tcW w:type="dxa" w:w="2340"/>
             <w:tcMar>
-              <w:top w:w="80" w:type="dxa"/>
-              <w:bottom w:w="80" w:type="dxa"/>
-              <w:left w:w="120" w:type="dxa"/>
-              <w:right w:w="120" w:type="dxa"/>
+              <w:top w:w="65" w:type="dxa"/>
+              <w:bottom w:w="65" w:type="dxa"/>
+              <w:left w:w="100" w:type="dxa"/>
+              <w:right w:w="100" w:type="dxa"/>
             </w:tcMar>
+            <w:tcBorders>
+              <w:top w:val="single" w:sz="2" w:space="0" w:color="CBD5E1"/>
+              <w:left w:val="single" w:sz="2" w:space="0" w:color="CBD5E1"/>
+              <w:bottom w:val="single" w:sz="2" w:space="0" w:color="CBD5E1"/>
+              <w:right w:val="single" w:sz="2" w:space="0" w:color="CBD5E1"/>
+            </w:tcBorders>
           </w:tcPr>
           <w:p>
             <w:pPr>
@@ -3598,8 +6365,8 @@
             <w:r>
               <w:rPr>
                 <w:rFonts w:ascii="Arial" w:hAnsi="Arial"/>
-                <w:color w:val="1E293B"/>
-                <w:sz w:val="17"/>
+                <w:color w:val="000000"/>
+                <w:sz w:val="18"/>
               </w:rPr>
               <w:t>35</w:t>
             </w:r>
@@ -3607,14 +6374,19 @@
         </w:tc>
         <w:tc>
           <w:tcPr>
-            <w:tcW w:type="dxa" w:w="2520"/>
-            <w:shd w:val="clear" w:color="auto" w:fill="F8FAFC"/>
+            <w:tcW w:type="dxa" w:w="2340"/>
             <w:tcMar>
-              <w:top w:w="80" w:type="dxa"/>
-              <w:bottom w:w="80" w:type="dxa"/>
-              <w:left w:w="120" w:type="dxa"/>
-              <w:right w:w="120" w:type="dxa"/>
+              <w:top w:w="65" w:type="dxa"/>
+              <w:bottom w:w="65" w:type="dxa"/>
+              <w:left w:w="100" w:type="dxa"/>
+              <w:right w:w="100" w:type="dxa"/>
             </w:tcMar>
+            <w:tcBorders>
+              <w:top w:val="single" w:sz="2" w:space="0" w:color="CBD5E1"/>
+              <w:left w:val="single" w:sz="2" w:space="0" w:color="CBD5E1"/>
+              <w:bottom w:val="single" w:sz="2" w:space="0" w:color="CBD5E1"/>
+              <w:right w:val="single" w:sz="2" w:space="0" w:color="CBD5E1"/>
+            </w:tcBorders>
           </w:tcPr>
           <w:p>
             <w:pPr>
@@ -3623,8 +6395,8 @@
             <w:r>
               <w:rPr>
                 <w:rFonts w:ascii="Arial" w:hAnsi="Arial"/>
-                <w:color w:val="1E293B"/>
-                <w:sz w:val="17"/>
+                <w:color w:val="000000"/>
+                <w:sz w:val="18"/>
               </w:rPr>
               <w:t>100% PASSED</w:t>
             </w:r>
@@ -3634,14 +6406,19 @@
       <w:tr>
         <w:tc>
           <w:tcPr>
-            <w:tcW w:type="dxa" w:w="2520"/>
-            <w:shd w:val="clear" w:color="auto" w:fill="FFFFFF"/>
+            <w:tcW w:type="dxa" w:w="2340"/>
             <w:tcMar>
-              <w:top w:w="80" w:type="dxa"/>
-              <w:bottom w:w="80" w:type="dxa"/>
-              <w:left w:w="120" w:type="dxa"/>
-              <w:right w:w="120" w:type="dxa"/>
+              <w:top w:w="65" w:type="dxa"/>
+              <w:bottom w:w="65" w:type="dxa"/>
+              <w:left w:w="100" w:type="dxa"/>
+              <w:right w:w="100" w:type="dxa"/>
             </w:tcMar>
+            <w:tcBorders>
+              <w:top w:val="single" w:sz="2" w:space="0" w:color="CBD5E1"/>
+              <w:left w:val="single" w:sz="2" w:space="0" w:color="CBD5E1"/>
+              <w:bottom w:val="single" w:sz="2" w:space="0" w:color="CBD5E1"/>
+              <w:right w:val="single" w:sz="2" w:space="0" w:color="CBD5E1"/>
+            </w:tcBorders>
           </w:tcPr>
           <w:p>
             <w:pPr>
@@ -3651,23 +6428,28 @@
               <w:rPr>
                 <w:rFonts w:ascii="Arial" w:hAnsi="Arial"/>
                 <w:b/>
-                <w:color w:val="1E293B"/>
-                <w:sz w:val="17"/>
+                <w:color w:val="000000"/>
+                <w:sz w:val="18"/>
               </w:rPr>
-              <w:t>TOTAL TEST EXECUTION SUITE</w:t>
+              <w:t>TOTAL TEST VERIFICATION</w:t>
             </w:r>
           </w:p>
         </w:tc>
         <w:tc>
           <w:tcPr>
-            <w:tcW w:type="dxa" w:w="2520"/>
-            <w:shd w:val="clear" w:color="auto" w:fill="FFFFFF"/>
+            <w:tcW w:type="dxa" w:w="2340"/>
             <w:tcMar>
-              <w:top w:w="80" w:type="dxa"/>
-              <w:bottom w:w="80" w:type="dxa"/>
-              <w:left w:w="120" w:type="dxa"/>
-              <w:right w:w="120" w:type="dxa"/>
+              <w:top w:w="65" w:type="dxa"/>
+              <w:bottom w:w="65" w:type="dxa"/>
+              <w:left w:w="100" w:type="dxa"/>
+              <w:right w:w="100" w:type="dxa"/>
             </w:tcMar>
+            <w:tcBorders>
+              <w:top w:val="single" w:sz="2" w:space="0" w:color="CBD5E1"/>
+              <w:left w:val="single" w:sz="2" w:space="0" w:color="CBD5E1"/>
+              <w:bottom w:val="single" w:sz="2" w:space="0" w:color="CBD5E1"/>
+              <w:right w:val="single" w:sz="2" w:space="0" w:color="CBD5E1"/>
+            </w:tcBorders>
           </w:tcPr>
           <w:p>
             <w:pPr>
@@ -3676,23 +6458,28 @@
             <w:r>
               <w:rPr>
                 <w:rFonts w:ascii="Arial" w:hAnsi="Arial"/>
-                <w:color w:val="1E293B"/>
-                <w:sz w:val="17"/>
+                <w:color w:val="000000"/>
+                <w:sz w:val="18"/>
               </w:rPr>
-              <w:t>End-to-End System Integration &amp; Security Edge Cases</w:t>
+              <w:t>End-to-End System Reliability &amp; Edge Cases</w:t>
             </w:r>
           </w:p>
         </w:tc>
         <w:tc>
           <w:tcPr>
-            <w:tcW w:type="dxa" w:w="2520"/>
-            <w:shd w:val="clear" w:color="auto" w:fill="FFFFFF"/>
+            <w:tcW w:type="dxa" w:w="2340"/>
             <w:tcMar>
-              <w:top w:w="80" w:type="dxa"/>
-              <w:bottom w:w="80" w:type="dxa"/>
-              <w:left w:w="120" w:type="dxa"/>
-              <w:right w:w="120" w:type="dxa"/>
+              <w:top w:w="65" w:type="dxa"/>
+              <w:bottom w:w="65" w:type="dxa"/>
+              <w:left w:w="100" w:type="dxa"/>
+              <w:right w:w="100" w:type="dxa"/>
             </w:tcMar>
+            <w:tcBorders>
+              <w:top w:val="single" w:sz="2" w:space="0" w:color="CBD5E1"/>
+              <w:left w:val="single" w:sz="2" w:space="0" w:color="CBD5E1"/>
+              <w:bottom w:val="single" w:sz="2" w:space="0" w:color="CBD5E1"/>
+              <w:right w:val="single" w:sz="2" w:space="0" w:color="CBD5E1"/>
+            </w:tcBorders>
           </w:tcPr>
           <w:p>
             <w:pPr>
@@ -3701,8 +6488,8 @@
             <w:r>
               <w:rPr>
                 <w:rFonts w:ascii="Arial" w:hAnsi="Arial"/>
-                <w:color w:val="1E293B"/>
-                <w:sz w:val="17"/>
+                <w:color w:val="000000"/>
+                <w:sz w:val="18"/>
               </w:rPr>
               <w:t>187</w:t>
             </w:r>
@@ -3710,14 +6497,19 @@
         </w:tc>
         <w:tc>
           <w:tcPr>
-            <w:tcW w:type="dxa" w:w="2520"/>
-            <w:shd w:val="clear" w:color="auto" w:fill="FFFFFF"/>
+            <w:tcW w:type="dxa" w:w="2340"/>
             <w:tcMar>
-              <w:top w:w="80" w:type="dxa"/>
-              <w:bottom w:w="80" w:type="dxa"/>
-              <w:left w:w="120" w:type="dxa"/>
-              <w:right w:w="120" w:type="dxa"/>
+              <w:top w:w="65" w:type="dxa"/>
+              <w:bottom w:w="65" w:type="dxa"/>
+              <w:left w:w="100" w:type="dxa"/>
+              <w:right w:w="100" w:type="dxa"/>
             </w:tcMar>
+            <w:tcBorders>
+              <w:top w:val="single" w:sz="2" w:space="0" w:color="CBD5E1"/>
+              <w:left w:val="single" w:sz="2" w:space="0" w:color="CBD5E1"/>
+              <w:bottom w:val="single" w:sz="2" w:space="0" w:color="CBD5E1"/>
+              <w:right w:val="single" w:sz="2" w:space="0" w:color="CBD5E1"/>
+            </w:tcBorders>
           </w:tcPr>
           <w:p>
             <w:pPr>
@@ -3726,8 +6518,8 @@
             <w:r>
               <w:rPr>
                 <w:rFonts w:ascii="Arial" w:hAnsi="Arial"/>
-                <w:color w:val="1E293B"/>
-                <w:sz w:val="17"/>
+                <w:color w:val="000000"/>
+                <w:sz w:val="18"/>
               </w:rPr>
               <w:t>100% ALL PASSED</w:t>
             </w:r>
@@ -3742,16 +6534,25 @@
     </w:p>
     <w:p>
       <w:pPr>
-        <w:spacing w:before="240" w:after="80"/>
+        <w:spacing w:before="120" w:after="200"/>
+        <w:pBdr>
+          <w:bottom w:val="single" w:sz="6" w:space="1" w:color="CCCCCC"/>
+        </w:pBdr>
+      </w:pPr>
+    </w:p>
+    <w:p>
+      <w:pPr>
+        <w:keepNext/>
+        <w:spacing w:before="280" w:after="120"/>
       </w:pPr>
       <w:r>
         <w:rPr>
           <w:rFonts w:ascii="Arial" w:hAnsi="Arial"/>
           <w:b/>
-          <w:color w:val="0F172A"/>
-          <w:sz w:val="26"/>
+          <w:color w:val="000000"/>
+          <w:sz w:val="24"/>
         </w:rPr>
-        <w:t>5. Deployment &amp; Evaluation Channels</w:t>
+        <w:t>SECTION 10: DEPLOYMENT &amp; LIVE ACCESS CHANNELS</w:t>
       </w:r>
     </w:p>
     <w:tbl>
@@ -3761,21 +6562,27 @@
         <w:tblLook w:firstColumn="1" w:firstRow="1" w:lastColumn="0" w:lastRow="0" w:noHBand="0" w:noVBand="1" w:val="04A0"/>
       </w:tblPr>
       <w:tblGrid>
-        <w:gridCol w:w="3360"/>
-        <w:gridCol w:w="3360"/>
-        <w:gridCol w:w="3360"/>
+        <w:gridCol w:w="3120"/>
+        <w:gridCol w:w="3120"/>
+        <w:gridCol w:w="3120"/>
       </w:tblGrid>
       <w:tr>
         <w:tc>
           <w:tcPr>
-            <w:tcW w:type="dxa" w:w="3360"/>
-            <w:shd w:val="clear" w:color="auto" w:fill="0F172A"/>
+            <w:tcW w:type="dxa" w:w="3120"/>
+            <w:shd w:val="clear" w:color="auto" w:fill="F1F5F9"/>
             <w:tcMar>
-              <w:top w:w="100" w:type="dxa"/>
-              <w:bottom w:w="100" w:type="dxa"/>
-              <w:left w:w="120" w:type="dxa"/>
-              <w:right w:w="120" w:type="dxa"/>
+              <w:top w:w="80" w:type="dxa"/>
+              <w:bottom w:w="80" w:type="dxa"/>
+              <w:left w:w="100" w:type="dxa"/>
+              <w:right w:w="100" w:type="dxa"/>
             </w:tcMar>
+            <w:tcBorders>
+              <w:top w:val="single" w:sz="6" w:space="0" w:color="000000"/>
+              <w:left w:val="single" w:sz="4" w:space="0" w:color="000000"/>
+              <w:bottom w:val="single" w:sz="6" w:space="0" w:color="000000"/>
+              <w:right w:val="single" w:sz="4" w:space="0" w:color="000000"/>
+            </w:tcBorders>
           </w:tcPr>
           <w:p>
             <w:pPr>
@@ -3785,23 +6592,29 @@
               <w:rPr>
                 <w:rFonts w:ascii="Arial" w:hAnsi="Arial"/>
                 <w:b/>
-                <w:color w:val="FFFFFF"/>
-                <w:sz w:val="17"/>
+                <w:color w:val="000000"/>
+                <w:sz w:val="18"/>
               </w:rPr>
-              <w:t>Channel</w:t>
+              <w:t>Deployment Channel</w:t>
             </w:r>
           </w:p>
         </w:tc>
         <w:tc>
           <w:tcPr>
-            <w:tcW w:type="dxa" w:w="3360"/>
-            <w:shd w:val="clear" w:color="auto" w:fill="0F172A"/>
+            <w:tcW w:type="dxa" w:w="3120"/>
+            <w:shd w:val="clear" w:color="auto" w:fill="F1F5F9"/>
             <w:tcMar>
-              <w:top w:w="100" w:type="dxa"/>
-              <w:bottom w:w="100" w:type="dxa"/>
-              <w:left w:w="120" w:type="dxa"/>
-              <w:right w:w="120" w:type="dxa"/>
+              <w:top w:w="80" w:type="dxa"/>
+              <w:bottom w:w="80" w:type="dxa"/>
+              <w:left w:w="100" w:type="dxa"/>
+              <w:right w:w="100" w:type="dxa"/>
             </w:tcMar>
+            <w:tcBorders>
+              <w:top w:val="single" w:sz="6" w:space="0" w:color="000000"/>
+              <w:left w:val="single" w:sz="4" w:space="0" w:color="000000"/>
+              <w:bottom w:val="single" w:sz="6" w:space="0" w:color="000000"/>
+              <w:right w:val="single" w:sz="4" w:space="0" w:color="000000"/>
+            </w:tcBorders>
           </w:tcPr>
           <w:p>
             <w:pPr>
@@ -3811,23 +6624,29 @@
               <w:rPr>
                 <w:rFonts w:ascii="Arial" w:hAnsi="Arial"/>
                 <w:b/>
-                <w:color w:val="FFFFFF"/>
-                <w:sz w:val="17"/>
+                <w:color w:val="000000"/>
+                <w:sz w:val="18"/>
               </w:rPr>
-              <w:t>URL / Command</w:t>
+              <w:t>Access Link / Command</w:t>
             </w:r>
           </w:p>
         </w:tc>
         <w:tc>
           <w:tcPr>
-            <w:tcW w:type="dxa" w:w="3360"/>
-            <w:shd w:val="clear" w:color="auto" w:fill="0F172A"/>
+            <w:tcW w:type="dxa" w:w="3120"/>
+            <w:shd w:val="clear" w:color="auto" w:fill="F1F5F9"/>
             <w:tcMar>
-              <w:top w:w="100" w:type="dxa"/>
-              <w:bottom w:w="100" w:type="dxa"/>
-              <w:left w:w="120" w:type="dxa"/>
-              <w:right w:w="120" w:type="dxa"/>
+              <w:top w:w="80" w:type="dxa"/>
+              <w:bottom w:w="80" w:type="dxa"/>
+              <w:left w:w="100" w:type="dxa"/>
+              <w:right w:w="100" w:type="dxa"/>
             </w:tcMar>
+            <w:tcBorders>
+              <w:top w:val="single" w:sz="6" w:space="0" w:color="000000"/>
+              <w:left w:val="single" w:sz="4" w:space="0" w:color="000000"/>
+              <w:bottom w:val="single" w:sz="6" w:space="0" w:color="000000"/>
+              <w:right w:val="single" w:sz="4" w:space="0" w:color="000000"/>
+            </w:tcBorders>
           </w:tcPr>
           <w:p>
             <w:pPr>
@@ -3837,8 +6656,8 @@
               <w:rPr>
                 <w:rFonts w:ascii="Arial" w:hAnsi="Arial"/>
                 <w:b/>
-                <w:color w:val="FFFFFF"/>
-                <w:sz w:val="17"/>
+                <w:color w:val="000000"/>
+                <w:sz w:val="18"/>
               </w:rPr>
               <w:t>Operational Description</w:t>
             </w:r>
@@ -3848,14 +6667,19 @@
       <w:tr>
         <w:tc>
           <w:tcPr>
-            <w:tcW w:type="dxa" w:w="3360"/>
-            <w:shd w:val="clear" w:color="auto" w:fill="FFFFFF"/>
+            <w:tcW w:type="dxa" w:w="3120"/>
             <w:tcMar>
-              <w:top w:w="80" w:type="dxa"/>
-              <w:bottom w:w="80" w:type="dxa"/>
-              <w:left w:w="120" w:type="dxa"/>
-              <w:right w:w="120" w:type="dxa"/>
+              <w:top w:w="65" w:type="dxa"/>
+              <w:bottom w:w="65" w:type="dxa"/>
+              <w:left w:w="100" w:type="dxa"/>
+              <w:right w:w="100" w:type="dxa"/>
             </w:tcMar>
+            <w:tcBorders>
+              <w:top w:val="single" w:sz="2" w:space="0" w:color="CBD5E1"/>
+              <w:left w:val="single" w:sz="2" w:space="0" w:color="CBD5E1"/>
+              <w:bottom w:val="single" w:sz="2" w:space="0" w:color="CBD5E1"/>
+              <w:right w:val="single" w:sz="2" w:space="0" w:color="CBD5E1"/>
+            </w:tcBorders>
           </w:tcPr>
           <w:p>
             <w:pPr>
@@ -3865,8 +6689,8 @@
               <w:rPr>
                 <w:rFonts w:ascii="Arial" w:hAnsi="Arial"/>
                 <w:b/>
-                <w:color w:val="1E293B"/>
-                <w:sz w:val="17"/>
+                <w:color w:val="000000"/>
+                <w:sz w:val="18"/>
               </w:rPr>
               <w:t>Live Cloud Web App</w:t>
             </w:r>
@@ -3874,14 +6698,19 @@
         </w:tc>
         <w:tc>
           <w:tcPr>
-            <w:tcW w:type="dxa" w:w="3360"/>
-            <w:shd w:val="clear" w:color="auto" w:fill="FFFFFF"/>
+            <w:tcW w:type="dxa" w:w="3120"/>
             <w:tcMar>
-              <w:top w:w="80" w:type="dxa"/>
-              <w:bottom w:w="80" w:type="dxa"/>
-              <w:left w:w="120" w:type="dxa"/>
-              <w:right w:w="120" w:type="dxa"/>
+              <w:top w:w="65" w:type="dxa"/>
+              <w:bottom w:w="65" w:type="dxa"/>
+              <w:left w:w="100" w:type="dxa"/>
+              <w:right w:w="100" w:type="dxa"/>
             </w:tcMar>
+            <w:tcBorders>
+              <w:top w:val="single" w:sz="2" w:space="0" w:color="CBD5E1"/>
+              <w:left w:val="single" w:sz="2" w:space="0" w:color="CBD5E1"/>
+              <w:bottom w:val="single" w:sz="2" w:space="0" w:color="CBD5E1"/>
+              <w:right w:val="single" w:sz="2" w:space="0" w:color="CBD5E1"/>
+            </w:tcBorders>
           </w:tcPr>
           <w:p>
             <w:pPr>
@@ -3890,8 +6719,8 @@
             <w:r>
               <w:rPr>
                 <w:rFonts w:ascii="Arial" w:hAnsi="Arial"/>
-                <w:color w:val="1E293B"/>
-                <w:sz w:val="17"/>
+                <w:color w:val="000000"/>
+                <w:sz w:val="18"/>
               </w:rPr>
               <w:t>swapnilrathod07.github.io/IBM-bootcamp-project/</w:t>
             </w:r>
@@ -3899,14 +6728,19 @@
         </w:tc>
         <w:tc>
           <w:tcPr>
-            <w:tcW w:type="dxa" w:w="3360"/>
-            <w:shd w:val="clear" w:color="auto" w:fill="FFFFFF"/>
+            <w:tcW w:type="dxa" w:w="3120"/>
             <w:tcMar>
-              <w:top w:w="80" w:type="dxa"/>
-              <w:bottom w:w="80" w:type="dxa"/>
-              <w:left w:w="120" w:type="dxa"/>
-              <w:right w:w="120" w:type="dxa"/>
+              <w:top w:w="65" w:type="dxa"/>
+              <w:bottom w:w="65" w:type="dxa"/>
+              <w:left w:w="100" w:type="dxa"/>
+              <w:right w:w="100" w:type="dxa"/>
             </w:tcMar>
+            <w:tcBorders>
+              <w:top w:val="single" w:sz="2" w:space="0" w:color="CBD5E1"/>
+              <w:left w:val="single" w:sz="2" w:space="0" w:color="CBD5E1"/>
+              <w:bottom w:val="single" w:sz="2" w:space="0" w:color="CBD5E1"/>
+              <w:right w:val="single" w:sz="2" w:space="0" w:color="CBD5E1"/>
+            </w:tcBorders>
           </w:tcPr>
           <w:p>
             <w:pPr>
@@ -3915,10 +6749,10 @@
             <w:r>
               <w:rPr>
                 <w:rFonts w:ascii="Arial" w:hAnsi="Arial"/>
-                <w:color w:val="1E293B"/>
-                <w:sz w:val="17"/>
+                <w:color w:val="000000"/>
+                <w:sz w:val="18"/>
               </w:rPr>
-              <w:t>Interactive SOC Web Command Center with client-side simulation (Zero Install)</w:t>
+              <w:t>Interactive Web Command Center with client-side simulation (Zero Install)</w:t>
             </w:r>
           </w:p>
         </w:tc>
@@ -3926,14 +6760,19 @@
       <w:tr>
         <w:tc>
           <w:tcPr>
-            <w:tcW w:type="dxa" w:w="3360"/>
-            <w:shd w:val="clear" w:color="auto" w:fill="F8FAFC"/>
+            <w:tcW w:type="dxa" w:w="3120"/>
             <w:tcMar>
-              <w:top w:w="80" w:type="dxa"/>
-              <w:bottom w:w="80" w:type="dxa"/>
-              <w:left w:w="120" w:type="dxa"/>
-              <w:right w:w="120" w:type="dxa"/>
+              <w:top w:w="65" w:type="dxa"/>
+              <w:bottom w:w="65" w:type="dxa"/>
+              <w:left w:w="100" w:type="dxa"/>
+              <w:right w:w="100" w:type="dxa"/>
             </w:tcMar>
+            <w:tcBorders>
+              <w:top w:val="single" w:sz="2" w:space="0" w:color="CBD5E1"/>
+              <w:left w:val="single" w:sz="2" w:space="0" w:color="CBD5E1"/>
+              <w:bottom w:val="single" w:sz="2" w:space="0" w:color="CBD5E1"/>
+              <w:right w:val="single" w:sz="2" w:space="0" w:color="CBD5E1"/>
+            </w:tcBorders>
           </w:tcPr>
           <w:p>
             <w:pPr>
@@ -3943,23 +6782,28 @@
               <w:rPr>
                 <w:rFonts w:ascii="Arial" w:hAnsi="Arial"/>
                 <w:b/>
-                <w:color w:val="1E293B"/>
-                <w:sz w:val="17"/>
+                <w:color w:val="000000"/>
+                <w:sz w:val="18"/>
               </w:rPr>
-              <w:t>GitHub Source Repository</w:t>
+              <w:t>GitHub Repository</w:t>
             </w:r>
           </w:p>
         </w:tc>
         <w:tc>
           <w:tcPr>
-            <w:tcW w:type="dxa" w:w="3360"/>
-            <w:shd w:val="clear" w:color="auto" w:fill="F8FAFC"/>
+            <w:tcW w:type="dxa" w:w="3120"/>
             <w:tcMar>
-              <w:top w:w="80" w:type="dxa"/>
-              <w:bottom w:w="80" w:type="dxa"/>
-              <w:left w:w="120" w:type="dxa"/>
-              <w:right w:w="120" w:type="dxa"/>
+              <w:top w:w="65" w:type="dxa"/>
+              <w:bottom w:w="65" w:type="dxa"/>
+              <w:left w:w="100" w:type="dxa"/>
+              <w:right w:w="100" w:type="dxa"/>
             </w:tcMar>
+            <w:tcBorders>
+              <w:top w:val="single" w:sz="2" w:space="0" w:color="CBD5E1"/>
+              <w:left w:val="single" w:sz="2" w:space="0" w:color="CBD5E1"/>
+              <w:bottom w:val="single" w:sz="2" w:space="0" w:color="CBD5E1"/>
+              <w:right w:val="single" w:sz="2" w:space="0" w:color="CBD5E1"/>
+            </w:tcBorders>
           </w:tcPr>
           <w:p>
             <w:pPr>
@@ -3968,8 +6812,8 @@
             <w:r>
               <w:rPr>
                 <w:rFonts w:ascii="Arial" w:hAnsi="Arial"/>
-                <w:color w:val="1E293B"/>
-                <w:sz w:val="17"/>
+                <w:color w:val="000000"/>
+                <w:sz w:val="18"/>
               </w:rPr>
               <w:t>github.com/swapnilrathod07/IBM-bootcamp-project</w:t>
             </w:r>
@@ -3977,14 +6821,19 @@
         </w:tc>
         <w:tc>
           <w:tcPr>
-            <w:tcW w:type="dxa" w:w="3360"/>
-            <w:shd w:val="clear" w:color="auto" w:fill="F8FAFC"/>
+            <w:tcW w:type="dxa" w:w="3120"/>
             <w:tcMar>
-              <w:top w:w="80" w:type="dxa"/>
-              <w:bottom w:w="80" w:type="dxa"/>
-              <w:left w:w="120" w:type="dxa"/>
-              <w:right w:w="120" w:type="dxa"/>
+              <w:top w:w="65" w:type="dxa"/>
+              <w:bottom w:w="65" w:type="dxa"/>
+              <w:left w:w="100" w:type="dxa"/>
+              <w:right w:w="100" w:type="dxa"/>
             </w:tcMar>
+            <w:tcBorders>
+              <w:top w:val="single" w:sz="2" w:space="0" w:color="CBD5E1"/>
+              <w:left w:val="single" w:sz="2" w:space="0" w:color="CBD5E1"/>
+              <w:bottom w:val="single" w:sz="2" w:space="0" w:color="CBD5E1"/>
+              <w:right w:val="single" w:sz="2" w:space="0" w:color="CBD5E1"/>
+            </w:tcBorders>
           </w:tcPr>
           <w:p>
             <w:pPr>
@@ -3993,8 +6842,8 @@
             <w:r>
               <w:rPr>
                 <w:rFonts w:ascii="Arial" w:hAnsi="Arial"/>
-                <w:color w:val="1E293B"/>
-                <w:sz w:val="17"/>
+                <w:color w:val="000000"/>
+                <w:sz w:val="18"/>
               </w:rPr>
               <w:t>Full open-source codebase, test suite, and architectural documentation</w:t>
             </w:r>
@@ -4004,14 +6853,19 @@
       <w:tr>
         <w:tc>
           <w:tcPr>
-            <w:tcW w:type="dxa" w:w="3360"/>
-            <w:shd w:val="clear" w:color="auto" w:fill="FFFFFF"/>
+            <w:tcW w:type="dxa" w:w="3120"/>
             <w:tcMar>
-              <w:top w:w="80" w:type="dxa"/>
-              <w:bottom w:w="80" w:type="dxa"/>
-              <w:left w:w="120" w:type="dxa"/>
-              <w:right w:w="120" w:type="dxa"/>
+              <w:top w:w="65" w:type="dxa"/>
+              <w:bottom w:w="65" w:type="dxa"/>
+              <w:left w:w="100" w:type="dxa"/>
+              <w:right w:w="100" w:type="dxa"/>
             </w:tcMar>
+            <w:tcBorders>
+              <w:top w:val="single" w:sz="2" w:space="0" w:color="CBD5E1"/>
+              <w:left w:val="single" w:sz="2" w:space="0" w:color="CBD5E1"/>
+              <w:bottom w:val="single" w:sz="2" w:space="0" w:color="CBD5E1"/>
+              <w:right w:val="single" w:sz="2" w:space="0" w:color="CBD5E1"/>
+            </w:tcBorders>
           </w:tcPr>
           <w:p>
             <w:pPr>
@@ -4021,8 +6875,8 @@
               <w:rPr>
                 <w:rFonts w:ascii="Arial" w:hAnsi="Arial"/>
                 <w:b/>
-                <w:color w:val="1E293B"/>
-                <w:sz w:val="17"/>
+                <w:color w:val="000000"/>
+                <w:sz w:val="18"/>
               </w:rPr>
               <w:t>Local Web Command Center</w:t>
             </w:r>
@@ -4030,14 +6884,19 @@
         </w:tc>
         <w:tc>
           <w:tcPr>
-            <w:tcW w:type="dxa" w:w="3360"/>
-            <w:shd w:val="clear" w:color="auto" w:fill="FFFFFF"/>
+            <w:tcW w:type="dxa" w:w="3120"/>
             <w:tcMar>
-              <w:top w:w="80" w:type="dxa"/>
-              <w:bottom w:w="80" w:type="dxa"/>
-              <w:left w:w="120" w:type="dxa"/>
-              <w:right w:w="120" w:type="dxa"/>
+              <w:top w:w="65" w:type="dxa"/>
+              <w:bottom w:w="65" w:type="dxa"/>
+              <w:left w:w="100" w:type="dxa"/>
+              <w:right w:w="100" w:type="dxa"/>
             </w:tcMar>
+            <w:tcBorders>
+              <w:top w:val="single" w:sz="2" w:space="0" w:color="CBD5E1"/>
+              <w:left w:val="single" w:sz="2" w:space="0" w:color="CBD5E1"/>
+              <w:bottom w:val="single" w:sz="2" w:space="0" w:color="CBD5E1"/>
+              <w:right w:val="single" w:sz="2" w:space="0" w:color="CBD5E1"/>
+            </w:tcBorders>
           </w:tcPr>
           <w:p>
             <w:pPr>
@@ -4046,8 +6905,8 @@
             <w:r>
               <w:rPr>
                 <w:rFonts w:ascii="Arial" w:hAnsi="Arial"/>
-                <w:color w:val="1E293B"/>
-                <w:sz w:val="17"/>
+                <w:color w:val="000000"/>
+                <w:sz w:val="18"/>
               </w:rPr>
               <w:t>python run.py</w:t>
             </w:r>
@@ -4055,14 +6914,19 @@
         </w:tc>
         <w:tc>
           <w:tcPr>
-            <w:tcW w:type="dxa" w:w="3360"/>
-            <w:shd w:val="clear" w:color="auto" w:fill="FFFFFF"/>
+            <w:tcW w:type="dxa" w:w="3120"/>
             <w:tcMar>
-              <w:top w:w="80" w:type="dxa"/>
-              <w:bottom w:w="80" w:type="dxa"/>
-              <w:left w:w="120" w:type="dxa"/>
-              <w:right w:w="120" w:type="dxa"/>
+              <w:top w:w="65" w:type="dxa"/>
+              <w:bottom w:w="65" w:type="dxa"/>
+              <w:left w:w="100" w:type="dxa"/>
+              <w:right w:w="100" w:type="dxa"/>
             </w:tcMar>
+            <w:tcBorders>
+              <w:top w:val="single" w:sz="2" w:space="0" w:color="CBD5E1"/>
+              <w:left w:val="single" w:sz="2" w:space="0" w:color="CBD5E1"/>
+              <w:bottom w:val="single" w:sz="2" w:space="0" w:color="CBD5E1"/>
+              <w:right w:val="single" w:sz="2" w:space="0" w:color="CBD5E1"/>
+            </w:tcBorders>
           </w:tcPr>
           <w:p>
             <w:pPr>
@@ -4071,8 +6935,8 @@
             <w:r>
               <w:rPr>
                 <w:rFonts w:ascii="Arial" w:hAnsi="Arial"/>
-                <w:color w:val="1E293B"/>
-                <w:sz w:val="17"/>
+                <w:color w:val="000000"/>
+                <w:sz w:val="18"/>
               </w:rPr>
               <w:t>Launches Flask REST API backend server at http://127.0.0.1:5000</w:t>
             </w:r>
@@ -4082,14 +6946,19 @@
       <w:tr>
         <w:tc>
           <w:tcPr>
-            <w:tcW w:type="dxa" w:w="3360"/>
-            <w:shd w:val="clear" w:color="auto" w:fill="F8FAFC"/>
+            <w:tcW w:type="dxa" w:w="3120"/>
             <w:tcMar>
-              <w:top w:w="80" w:type="dxa"/>
-              <w:bottom w:w="80" w:type="dxa"/>
-              <w:left w:w="120" w:type="dxa"/>
-              <w:right w:w="120" w:type="dxa"/>
+              <w:top w:w="65" w:type="dxa"/>
+              <w:bottom w:w="65" w:type="dxa"/>
+              <w:left w:w="100" w:type="dxa"/>
+              <w:right w:w="100" w:type="dxa"/>
             </w:tcMar>
+            <w:tcBorders>
+              <w:top w:val="single" w:sz="2" w:space="0" w:color="CBD5E1"/>
+              <w:left w:val="single" w:sz="2" w:space="0" w:color="CBD5E1"/>
+              <w:bottom w:val="single" w:sz="2" w:space="0" w:color="CBD5E1"/>
+              <w:right w:val="single" w:sz="2" w:space="0" w:color="CBD5E1"/>
+            </w:tcBorders>
           </w:tcPr>
           <w:p>
             <w:pPr>
@@ -4099,8 +6968,8 @@
               <w:rPr>
                 <w:rFonts w:ascii="Arial" w:hAnsi="Arial"/>
                 <w:b/>
-                <w:color w:val="1E293B"/>
-                <w:sz w:val="17"/>
+                <w:color w:val="000000"/>
+                <w:sz w:val="18"/>
               </w:rPr>
               <w:t>Local Streamlit Dashboard</w:t>
             </w:r>
@@ -4108,14 +6977,19 @@
         </w:tc>
         <w:tc>
           <w:tcPr>
-            <w:tcW w:type="dxa" w:w="3360"/>
-            <w:shd w:val="clear" w:color="auto" w:fill="F8FAFC"/>
+            <w:tcW w:type="dxa" w:w="3120"/>
             <w:tcMar>
-              <w:top w:w="80" w:type="dxa"/>
-              <w:bottom w:w="80" w:type="dxa"/>
-              <w:left w:w="120" w:type="dxa"/>
-              <w:right w:w="120" w:type="dxa"/>
+              <w:top w:w="65" w:type="dxa"/>
+              <w:bottom w:w="65" w:type="dxa"/>
+              <w:left w:w="100" w:type="dxa"/>
+              <w:right w:w="100" w:type="dxa"/>
             </w:tcMar>
+            <w:tcBorders>
+              <w:top w:val="single" w:sz="2" w:space="0" w:color="CBD5E1"/>
+              <w:left w:val="single" w:sz="2" w:space="0" w:color="CBD5E1"/>
+              <w:bottom w:val="single" w:sz="2" w:space="0" w:color="CBD5E1"/>
+              <w:right w:val="single" w:sz="2" w:space="0" w:color="CBD5E1"/>
+            </w:tcBorders>
           </w:tcPr>
           <w:p>
             <w:pPr>
@@ -4124,8 +6998,8 @@
             <w:r>
               <w:rPr>
                 <w:rFonts w:ascii="Arial" w:hAnsi="Arial"/>
-                <w:color w:val="1E293B"/>
-                <w:sz w:val="17"/>
+                <w:color w:val="000000"/>
+                <w:sz w:val="18"/>
               </w:rPr>
               <w:t>python run.py --streamlit</w:t>
             </w:r>
@@ -4133,14 +7007,19 @@
         </w:tc>
         <w:tc>
           <w:tcPr>
-            <w:tcW w:type="dxa" w:w="3360"/>
-            <w:shd w:val="clear" w:color="auto" w:fill="F8FAFC"/>
+            <w:tcW w:type="dxa" w:w="3120"/>
             <w:tcMar>
-              <w:top w:w="80" w:type="dxa"/>
-              <w:bottom w:w="80" w:type="dxa"/>
-              <w:left w:w="120" w:type="dxa"/>
-              <w:right w:w="120" w:type="dxa"/>
+              <w:top w:w="65" w:type="dxa"/>
+              <w:bottom w:w="65" w:type="dxa"/>
+              <w:left w:w="100" w:type="dxa"/>
+              <w:right w:w="100" w:type="dxa"/>
             </w:tcMar>
+            <w:tcBorders>
+              <w:top w:val="single" w:sz="2" w:space="0" w:color="CBD5E1"/>
+              <w:left w:val="single" w:sz="2" w:space="0" w:color="CBD5E1"/>
+              <w:bottom w:val="single" w:sz="2" w:space="0" w:color="CBD5E1"/>
+              <w:right w:val="single" w:sz="2" w:space="0" w:color="CBD5E1"/>
+            </w:tcBorders>
           </w:tcPr>
           <w:p>
             <w:pPr>
@@ -4149,8 +7028,8 @@
             <w:r>
               <w:rPr>
                 <w:rFonts w:ascii="Arial" w:hAnsi="Arial"/>
-                <w:color w:val="1E293B"/>
-                <w:sz w:val="17"/>
+                <w:color w:val="000000"/>
+                <w:sz w:val="18"/>
               </w:rPr>
               <w:t>Launches multi-tab Streamlit forensic investigation dashboard at http://localhost:8501</w:t>
             </w:r>
@@ -4160,14 +7039,19 @@
       <w:tr>
         <w:tc>
           <w:tcPr>
-            <w:tcW w:type="dxa" w:w="3360"/>
-            <w:shd w:val="clear" w:color="auto" w:fill="FFFFFF"/>
+            <w:tcW w:type="dxa" w:w="3120"/>
             <w:tcMar>
-              <w:top w:w="80" w:type="dxa"/>
-              <w:bottom w:w="80" w:type="dxa"/>
-              <w:left w:w="120" w:type="dxa"/>
-              <w:right w:w="120" w:type="dxa"/>
+              <w:top w:w="65" w:type="dxa"/>
+              <w:bottom w:w="65" w:type="dxa"/>
+              <w:left w:w="100" w:type="dxa"/>
+              <w:right w:w="100" w:type="dxa"/>
             </w:tcMar>
+            <w:tcBorders>
+              <w:top w:val="single" w:sz="2" w:space="0" w:color="CBD5E1"/>
+              <w:left w:val="single" w:sz="2" w:space="0" w:color="CBD5E1"/>
+              <w:bottom w:val="single" w:sz="2" w:space="0" w:color="CBD5E1"/>
+              <w:right w:val="single" w:sz="2" w:space="0" w:color="CBD5E1"/>
+            </w:tcBorders>
           </w:tcPr>
           <w:p>
             <w:pPr>
@@ -4177,8 +7061,8 @@
               <w:rPr>
                 <w:rFonts w:ascii="Arial" w:hAnsi="Arial"/>
                 <w:b/>
-                <w:color w:val="1E293B"/>
-                <w:sz w:val="17"/>
+                <w:color w:val="000000"/>
+                <w:sz w:val="18"/>
               </w:rPr>
               <w:t>Automated Test Runner</w:t>
             </w:r>
@@ -4186,14 +7070,19 @@
         </w:tc>
         <w:tc>
           <w:tcPr>
-            <w:tcW w:type="dxa" w:w="3360"/>
-            <w:shd w:val="clear" w:color="auto" w:fill="FFFFFF"/>
+            <w:tcW w:type="dxa" w:w="3120"/>
             <w:tcMar>
-              <w:top w:w="80" w:type="dxa"/>
-              <w:bottom w:w="80" w:type="dxa"/>
-              <w:left w:w="120" w:type="dxa"/>
-              <w:right w:w="120" w:type="dxa"/>
+              <w:top w:w="65" w:type="dxa"/>
+              <w:bottom w:w="65" w:type="dxa"/>
+              <w:left w:w="100" w:type="dxa"/>
+              <w:right w:w="100" w:type="dxa"/>
             </w:tcMar>
+            <w:tcBorders>
+              <w:top w:val="single" w:sz="2" w:space="0" w:color="CBD5E1"/>
+              <w:left w:val="single" w:sz="2" w:space="0" w:color="CBD5E1"/>
+              <w:bottom w:val="single" w:sz="2" w:space="0" w:color="CBD5E1"/>
+              <w:right w:val="single" w:sz="2" w:space="0" w:color="CBD5E1"/>
+            </w:tcBorders>
           </w:tcPr>
           <w:p>
             <w:pPr>
@@ -4202,8 +7091,8 @@
             <w:r>
               <w:rPr>
                 <w:rFonts w:ascii="Arial" w:hAnsi="Arial"/>
-                <w:color w:val="1E293B"/>
-                <w:sz w:val="17"/>
+                <w:color w:val="000000"/>
+                <w:sz w:val="18"/>
               </w:rPr>
               <w:t>python run.py --test</w:t>
             </w:r>
@@ -4211,14 +7100,19 @@
         </w:tc>
         <w:tc>
           <w:tcPr>
-            <w:tcW w:type="dxa" w:w="3360"/>
-            <w:shd w:val="clear" w:color="auto" w:fill="FFFFFF"/>
+            <w:tcW w:type="dxa" w:w="3120"/>
             <w:tcMar>
-              <w:top w:w="80" w:type="dxa"/>
-              <w:bottom w:w="80" w:type="dxa"/>
-              <w:left w:w="120" w:type="dxa"/>
-              <w:right w:w="120" w:type="dxa"/>
+              <w:top w:w="65" w:type="dxa"/>
+              <w:bottom w:w="65" w:type="dxa"/>
+              <w:left w:w="100" w:type="dxa"/>
+              <w:right w:w="100" w:type="dxa"/>
             </w:tcMar>
+            <w:tcBorders>
+              <w:top w:val="single" w:sz="2" w:space="0" w:color="CBD5E1"/>
+              <w:left w:val="single" w:sz="2" w:space="0" w:color="CBD5E1"/>
+              <w:bottom w:val="single" w:sz="2" w:space="0" w:color="CBD5E1"/>
+              <w:right w:val="single" w:sz="2" w:space="0" w:color="CBD5E1"/>
+            </w:tcBorders>
           </w:tcPr>
           <w:p>
             <w:pPr>
@@ -4227,8 +7121,8 @@
             <w:r>
               <w:rPr>
                 <w:rFonts w:ascii="Arial" w:hAnsi="Arial"/>
-                <w:color w:val="1E293B"/>
-                <w:sz w:val="17"/>
+                <w:color w:val="000000"/>
+                <w:sz w:val="18"/>
               </w:rPr>
               <w:t>Executes full 187-test automated verification suite</w:t>
             </w:r>
@@ -4241,9 +7135,234 @@
         <w:spacing w:after="120"/>
       </w:pPr>
     </w:p>
+    <w:p>
+      <w:pPr>
+        <w:spacing w:before="120" w:after="200"/>
+        <w:pBdr>
+          <w:bottom w:val="single" w:sz="6" w:space="1" w:color="CCCCCC"/>
+        </w:pBdr>
+      </w:pPr>
+    </w:p>
+    <w:p>
+      <w:pPr>
+        <w:keepNext/>
+        <w:spacing w:before="280" w:after="120"/>
+      </w:pPr>
+      <w:r>
+        <w:rPr>
+          <w:rFonts w:ascii="Arial" w:hAnsi="Arial"/>
+          <w:b/>
+          <w:color w:val="000000"/>
+          <w:sz w:val="24"/>
+        </w:rPr>
+        <w:t>SECTION 11: ADVANTAGES &amp; SOC ROI IMPACT</w:t>
+      </w:r>
+    </w:p>
+    <w:p>
+      <w:pPr>
+        <w:spacing w:before="0" w:after="80" w:line="276" w:lineRule="auto"/>
+      </w:pPr>
+      <w:r>
+        <w:rPr>
+          <w:rFonts w:ascii="Arial" w:hAnsi="Arial"/>
+          <w:b/>
+          <w:color w:val="000000"/>
+          <w:sz w:val="20"/>
+        </w:rPr>
+        <w:t xml:space="preserve">1. 99% Faster Indicator Triage: </w:t>
+      </w:r>
+      <w:r>
+        <w:rPr>
+          <w:rFonts w:ascii="Arial" w:hAnsi="Arial"/>
+          <w:color w:val="000000"/>
+          <w:sz w:val="20"/>
+        </w:rPr>
+        <w:t>Triage time drops from 15-20 minutes to under one second, eliminating browser pivoting.</w:t>
+      </w:r>
+    </w:p>
+    <w:p>
+      <w:pPr>
+        <w:spacing w:before="0" w:after="80" w:line="276" w:lineRule="auto"/>
+      </w:pPr>
+      <w:r>
+        <w:rPr>
+          <w:rFonts w:ascii="Arial" w:hAnsi="Arial"/>
+          <w:b/>
+          <w:color w:val="000000"/>
+          <w:sz w:val="20"/>
+        </w:rPr>
+        <w:t xml:space="preserve">2. Zero False Positives on Internal Assets: </w:t>
+      </w:r>
+      <w:r>
+        <w:rPr>
+          <w:rFonts w:ascii="Arial" w:hAnsi="Arial"/>
+          <w:color w:val="000000"/>
+          <w:sz w:val="20"/>
+        </w:rPr>
+        <w:t>Private internal assets (127.0.0.1, RFC 1918) are safely identified with zero threat score and no external data leakage.</w:t>
+      </w:r>
+    </w:p>
+    <w:p>
+      <w:pPr>
+        <w:spacing w:before="0" w:after="80" w:line="276" w:lineRule="auto"/>
+      </w:pPr>
+      <w:r>
+        <w:rPr>
+          <w:rFonts w:ascii="Arial" w:hAnsi="Arial"/>
+          <w:b/>
+          <w:color w:val="000000"/>
+          <w:sz w:val="20"/>
+        </w:rPr>
+        <w:t xml:space="preserve">3. Instant Containment Deployment: </w:t>
+      </w:r>
+      <w:r>
+        <w:rPr>
+          <w:rFonts w:ascii="Arial" w:hAnsi="Arial"/>
+          <w:color w:val="000000"/>
+          <w:sz w:val="20"/>
+        </w:rPr>
+        <w:t>Immediate generation of drop commands for Windows Firewall, Linux iptables, and YARA signatures reduces exposure windows.</w:t>
+      </w:r>
+    </w:p>
+    <w:p>
+      <w:pPr>
+        <w:spacing w:before="0" w:after="80" w:line="276" w:lineRule="auto"/>
+      </w:pPr>
+      <w:r>
+        <w:rPr>
+          <w:rFonts w:ascii="Arial" w:hAnsi="Arial"/>
+          <w:b/>
+          <w:color w:val="000000"/>
+          <w:sz w:val="20"/>
+        </w:rPr>
+        <w:t xml:space="preserve">4. Zero-Install Cloud Availability: </w:t>
+      </w:r>
+      <w:r>
+        <w:rPr>
+          <w:rFonts w:ascii="Arial" w:hAnsi="Arial"/>
+          <w:color w:val="000000"/>
+          <w:sz w:val="20"/>
+        </w:rPr>
+        <w:t>Evaluators and analysts can explore the complete SOC command center in any modern browser without downloading dependencies.</w:t>
+      </w:r>
+    </w:p>
+    <w:p>
+      <w:pPr>
+        <w:spacing w:before="120" w:after="200"/>
+        <w:pBdr>
+          <w:bottom w:val="single" w:sz="6" w:space="1" w:color="CCCCCC"/>
+        </w:pBdr>
+      </w:pPr>
+    </w:p>
+    <w:p>
+      <w:pPr>
+        <w:keepNext/>
+        <w:spacing w:before="280" w:after="120"/>
+      </w:pPr>
+      <w:r>
+        <w:rPr>
+          <w:rFonts w:ascii="Arial" w:hAnsi="Arial"/>
+          <w:b/>
+          <w:color w:val="000000"/>
+          <w:sz w:val="24"/>
+        </w:rPr>
+        <w:t>SECTION 12: CONCLUSION &amp; REFERENCES</w:t>
+      </w:r>
+    </w:p>
+    <w:p>
+      <w:pPr>
+        <w:spacing w:before="0" w:after="80" w:line="276" w:lineRule="auto"/>
+      </w:pPr>
+      <w:r>
+        <w:rPr>
+          <w:rFonts w:ascii="Arial" w:hAnsi="Arial"/>
+          <w:color w:val="000000"/>
+          <w:sz w:val="20"/>
+        </w:rPr>
+        <w:t>The CyberPulse project successfully demonstrates the design and development of an enterprise-grade Cyber Threat Intelligence and SOC containment platform. By automating IOC normalization, multi-engine reputation correlation, and containment rule generation, the platform solves critical operational challenges in modern security operations. The system is verified with 187 automated unit tests (100% pass rate) and is production-ready.</w:t>
+      </w:r>
+    </w:p>
+    <w:p>
+      <w:pPr>
+        <w:spacing w:before="0" w:after="80" w:line="276" w:lineRule="auto"/>
+      </w:pPr>
+      <w:r>
+        <w:rPr>
+          <w:rFonts w:ascii="Arial" w:hAnsi="Arial"/>
+          <w:color w:val="000000"/>
+          <w:sz w:val="20"/>
+        </w:rPr>
+        <w:t>References:</w:t>
+      </w:r>
+    </w:p>
+    <w:p>
+      <w:pPr>
+        <w:spacing w:before="0" w:after="80" w:line="276" w:lineRule="auto"/>
+      </w:pPr>
+      <w:r>
+        <w:rPr>
+          <w:rFonts w:ascii="Arial" w:hAnsi="Arial"/>
+          <w:color w:val="000000"/>
+          <w:sz w:val="20"/>
+        </w:rPr>
+        <w:t>1. NIST SP 800-61 Rev. 2, Computer Security Incident Handling Guide, National Institute of Standards and Technology, 2012.</w:t>
+      </w:r>
+    </w:p>
+    <w:p>
+      <w:pPr>
+        <w:spacing w:before="0" w:after="80" w:line="276" w:lineRule="auto"/>
+      </w:pPr>
+      <w:r>
+        <w:rPr>
+          <w:rFonts w:ascii="Arial" w:hAnsi="Arial"/>
+          <w:color w:val="000000"/>
+          <w:sz w:val="20"/>
+        </w:rPr>
+        <w:t>2. MITRE ATT&amp;CK Framework Enterprise Matrix, Version 14, The MITRE Corporation (https://attack.mitre.org/).</w:t>
+      </w:r>
+    </w:p>
+    <w:p>
+      <w:pPr>
+        <w:spacing w:before="0" w:after="80" w:line="276" w:lineRule="auto"/>
+      </w:pPr>
+      <w:r>
+        <w:rPr>
+          <w:rFonts w:ascii="Arial" w:hAnsi="Arial"/>
+          <w:color w:val="000000"/>
+          <w:sz w:val="20"/>
+        </w:rPr>
+        <w:t>3. OASIS Standard, STIX Version 2.1: Structured Threat Information Expression, OASIS Open, 2021.</w:t>
+      </w:r>
+    </w:p>
+    <w:p>
+      <w:pPr>
+        <w:spacing w:before="0" w:after="80" w:line="276" w:lineRule="auto"/>
+      </w:pPr>
+      <w:r>
+        <w:rPr>
+          <w:rFonts w:ascii="Arial" w:hAnsi="Arial"/>
+          <w:color w:val="000000"/>
+          <w:sz w:val="20"/>
+        </w:rPr>
+        <w:t>4. RFC 1918, Address Allocation for Private Internets, Internet Engineering Task Force (IETF), 1996.</w:t>
+      </w:r>
+    </w:p>
+    <w:p>
+      <w:pPr>
+        <w:spacing w:before="0" w:after="80" w:line="276" w:lineRule="auto"/>
+      </w:pPr>
+      <w:r>
+        <w:rPr>
+          <w:rFonts w:ascii="Arial" w:hAnsi="Arial"/>
+          <w:color w:val="000000"/>
+          <w:sz w:val="20"/>
+        </w:rPr>
+        <w:t>5. RFC 5952, A Recommendation for IPv6 Address Text Representation, Internet Engineering Task Force (IETF), 2010.</w:t>
+      </w:r>
+    </w:p>
     <w:sectPr>
       <w:pgSz w:w="12240" w:h="15840"/>
-      <w:pgMar w:top="1080" w:right="1080" w:bottom="1080" w:left="1080" w:header="720" w:footer="720" w:gutter="0"/>
+      <w:pgMar w:top="1440" w:right="1440" w:bottom="1440" w:left="1440" w:header="720" w:footer="720" w:gutter="0"/>
       <w:cols w:space="720"/>
       <w:docGrid w:linePitch="360"/>
     </w:sectPr>
